--- a/PDC_2026.docx
+++ b/PDC_2026.docx
@@ -2,26 +2,6 @@
 <file path=word/document.xml><?xml version="1.0" encoding="utf-8"?>
 <w:document xmlns:wpc="http://schemas.microsoft.com/office/word/2010/wordprocessingCanvas" xmlns:cx="http://schemas.microsoft.com/office/drawing/2014/chartex" xmlns:cx1="http://schemas.microsoft.com/office/drawing/2015/9/8/chartex" xmlns:cx2="http://schemas.microsoft.com/office/drawing/2015/10/21/chartex" xmlns:cx3="http://schemas.microsoft.com/office/drawing/2016/5/9/chartex" xmlns:cx4="http://schemas.microsoft.com/office/drawing/2016/5/10/chartex" xmlns:cx5="http://schemas.microsoft.com/office/drawing/2016/5/11/chartex" xmlns:cx6="http://schemas.microsoft.com/office/drawing/2016/5/12/chartex" xmlns:cx7="http://schemas.microsoft.com/office/drawing/2016/5/13/chartex" xmlns:cx8="http://schemas.microsoft.com/office/drawing/2016/5/14/chartex" xmlns:mc="http://schemas.openxmlformats.org/markup-compatibility/2006" xmlns:aink="http://schemas.microsoft.com/office/drawing/2016/ink" xmlns:am3d="http://schemas.microsoft.com/office/drawing/2017/model3d" xmlns:o="urn:schemas-microsoft-com:office:office" xmlns:oel="http://schemas.microsoft.com/office/2019/extlst" xmlns:r="http://schemas.openxmlformats.org/officeDocument/2006/relationships" xmlns:m="http://schemas.openxmlformats.org/officeDocument/2006/math" xmlns:v="urn:schemas-microsoft-com:vml" xmlns:wp14="http://schemas.microsoft.com/office/word/2010/wordprocessingDrawing" xmlns:wp="http://schemas.openxmlformats.org/drawingml/2006/wordprocessingDrawing" xmlns:w10="urn:schemas-microsoft-com:office:word" xmlns:w="http://schemas.openxmlformats.org/wordprocessingml/2006/main" xmlns:w14="http://schemas.microsoft.com/office/word/2010/wordml" xmlns:w15="http://schemas.microsoft.com/office/word/2012/wordml" xmlns:w16cex="http://schemas.microsoft.com/office/word/2018/wordml/cex" xmlns:w16cid="http://schemas.microsoft.com/office/word/2016/wordml/cid" xmlns:w16="http://schemas.microsoft.com/office/word/2018/wordml" xmlns:w16du="http://schemas.microsoft.com/office/word/2023/wordml/word16du" xmlns:w16sdtdh="http://schemas.microsoft.com/office/word/2020/wordml/sdtdatahash" xmlns:w16sdtfl="http://schemas.microsoft.com/office/word/2024/wordml/sdtformatlock" xmlns:w16se="http://schemas.microsoft.com/office/word/2015/wordml/symex" xmlns:wpg="http://schemas.microsoft.com/office/word/2010/wordprocessingGroup" xmlns:wpi="http://schemas.microsoft.com/office/word/2010/wordprocessingInk" xmlns:wne="http://schemas.microsoft.com/office/word/2006/wordml" xmlns:wps="http://schemas.microsoft.com/office/word/2010/wordprocessingShape" mc:Ignorable="w14 w15 w16se w16cid w16 w16cex w16sdtdh w16sdtfl w16du wp14">
   <w:body>
-    <w:p>
-      <w:pPr>
-        <w:spacing w:after="160" w:line="259" w:lineRule="auto"/>
-        <w:rPr>
-          <w:rFonts w:cstheme="minorHAnsi"/>
-          <w:bCs/>
-          <w:iCs/>
-        </w:rPr>
-      </w:pPr>
-      <w:r>
-        <w:rPr>
-          <w:rFonts w:ascii="Berlin Sans FB" w:hAnsi="Berlin Sans FB"/>
-          <w:b/>
-          <w:bCs/>
-          <w:sz w:val="36"/>
-          <w:szCs w:val="36"/>
-        </w:rPr>
-        <w:t>DIAGNÓSTICO 2026</w:t>
-      </w:r>
-    </w:p>
     <w:tbl>
       <w:tblPr>
         <w:tblW w:w="13466" w:type="dxa"/>
@@ -34,915 +14,7 @@
           <w:insideH w:val="thinThickSmallGap" w:sz="18" w:space="0" w:color="002060"/>
           <w:insideV w:val="thinThickSmallGap" w:sz="18" w:space="0" w:color="002060"/>
         </w:tblBorders>
-        <w:tblCellMar>
-          <w:left w:w="70" w:type="dxa"/>
-          <w:right w:w="70" w:type="dxa"/>
-        </w:tblCellMar>
-        <w:tblLook w:val="04A0" w:firstRow="1" w:lastRow="0" w:firstColumn="1" w:lastColumn="0" w:noHBand="0" w:noVBand="1"/>
-      </w:tblPr>
-      <w:tblGrid>
-        <w:gridCol w:w="1668"/>
-        <w:gridCol w:w="1843"/>
-        <w:gridCol w:w="3397"/>
-        <w:gridCol w:w="1518"/>
-        <w:gridCol w:w="1253"/>
-        <w:gridCol w:w="636"/>
-        <w:gridCol w:w="3151"/>
-      </w:tblGrid>
-      <w:tr>
-        <w:trPr>
-          <w:trHeight w:val="557"/>
-        </w:trPr>
-        <w:tc>
-          <w:tcPr>
-            <w:tcW w:w="3511" w:type="dxa"/>
-            <w:gridSpan w:val="2"/>
-            <w:vAlign w:val="center"/>
-          </w:tcPr>
-          <w:p>
-            <w:pPr>
-              <w:jc w:val="center"/>
-              <w:outlineLvl w:val="0"/>
-              <w:rPr>
-                <w:rFonts w:ascii="Arial Narrow" w:hAnsi="Arial Narrow" w:cs="Calibri"/>
-                <w:b/>
-                <w:bCs/>
-                <w:color w:val="000000"/>
-              </w:rPr>
-            </w:pPr>
-            <w:r>
-              <w:rPr>
-                <w:rFonts w:ascii="Arial Narrow" w:hAnsi="Arial Narrow" w:cs="Calibri"/>
-                <w:b/>
-                <w:bCs/>
-                <w:color w:val="000000"/>
-              </w:rPr>
-              <w:t>GRADO DE ESCOLARIDAD:</w:t>
-            </w:r>
-          </w:p>
-        </w:tc>
-        <w:tc>
-          <w:tcPr>
-            <w:tcW w:w="4915" w:type="dxa"/>
-            <w:gridSpan w:val="2"/>
-            <w:vAlign w:val="center"/>
-          </w:tcPr>
-          <w:p>
-            <w:pPr>
-              <w:jc w:val="center"/>
-              <w:outlineLvl w:val="0"/>
-              <w:rPr>
-                <w:rFonts w:ascii="Arial Narrow" w:hAnsi="Arial Narrow" w:cs="Calibri"/>
-                <w:b/>
-                <w:bCs/>
-                <w:color w:val="000000"/>
-              </w:rPr>
-            </w:pPr>
-            <w:r>
-              <w:rPr>
-                <w:rFonts w:ascii="Arial Narrow" w:hAnsi="Arial Narrow" w:cs="Calibri"/>
-                <w:b/>
-                <w:bCs/>
-                <w:color w:val="000000"/>
-              </w:rPr>
-              <w:t>4</w:t>
-            </w:r>
-          </w:p>
-        </w:tc>
-        <w:tc>
-          <w:tcPr>
-            <w:tcW w:w="1253" w:type="dxa"/>
-            <w:vAlign w:val="center"/>
-          </w:tcPr>
-          <w:p>
-            <w:pPr>
-              <w:jc w:val="center"/>
-              <w:outlineLvl w:val="0"/>
-              <w:rPr>
-                <w:rFonts w:ascii="Arial Narrow" w:hAnsi="Arial Narrow" w:cs="Calibri"/>
-                <w:b/>
-                <w:bCs/>
-                <w:color w:val="000000"/>
-              </w:rPr>
-            </w:pPr>
-            <w:r>
-              <w:rPr>
-                <w:rFonts w:ascii="Arial Narrow" w:hAnsi="Arial Narrow" w:cs="Calibri"/>
-                <w:b/>
-                <w:bCs/>
-                <w:color w:val="000000"/>
-              </w:rPr>
-              <w:t>PARALELOS</w:t>
-            </w:r>
-          </w:p>
-        </w:tc>
-        <w:tc>
-          <w:tcPr>
-            <w:tcW w:w="3787" w:type="dxa"/>
-            <w:gridSpan w:val="2"/>
-            <w:vAlign w:val="center"/>
-          </w:tcPr>
-          <w:p>
-            <w:pPr>
-              <w:jc w:val="center"/>
-              <w:outlineLvl w:val="0"/>
-              <w:rPr>
-                <w:rFonts w:ascii="Arial Narrow" w:hAnsi="Arial Narrow" w:cs="Calibri"/>
-                <w:b/>
-                <w:bCs/>
-                <w:color w:val="000000"/>
-              </w:rPr>
-            </w:pPr>
-            <w:r>
-              <w:rPr>
-                <w:rFonts w:ascii="Arial Narrow" w:hAnsi="Arial Narrow" w:cs="Calibri"/>
-                <w:b/>
-                <w:bCs/>
-                <w:color w:val="000000"/>
-              </w:rPr>
-              <w:t>A, B, C y D</w:t>
-            </w:r>
-          </w:p>
-        </w:tc>
-      </w:tr>
-      <w:tr>
-        <w:trPr>
-          <w:trHeight w:val="557"/>
-        </w:trPr>
-        <w:tc>
-          <w:tcPr>
-            <w:tcW w:w="1668" w:type="dxa"/>
-            <w:vAlign w:val="center"/>
-            <w:hideMark/>
-          </w:tcPr>
-          <w:p>
-            <w:pPr>
-              <w:jc w:val="center"/>
-              <w:outlineLvl w:val="0"/>
-              <w:rPr>
-                <w:rFonts w:ascii="Arial Narrow" w:hAnsi="Arial Narrow" w:cs="Calibri"/>
-                <w:b/>
-                <w:bCs/>
-                <w:color w:val="000000"/>
-              </w:rPr>
-            </w:pPr>
-            <w:r>
-              <w:rPr>
-                <w:rFonts w:ascii="Arial Narrow" w:hAnsi="Arial Narrow" w:cs="Calibri"/>
-                <w:b/>
-                <w:bCs/>
-                <w:color w:val="000000"/>
-              </w:rPr>
-              <w:t>Instrumento de diagnóstico</w:t>
-            </w:r>
-          </w:p>
-        </w:tc>
-        <w:tc>
-          <w:tcPr>
-            <w:tcW w:w="1843" w:type="dxa"/>
-            <w:vAlign w:val="center"/>
-            <w:hideMark/>
-          </w:tcPr>
-          <w:p>
-            <w:pPr>
-              <w:jc w:val="center"/>
-              <w:outlineLvl w:val="0"/>
-              <w:rPr>
-                <w:rFonts w:ascii="Arial Narrow" w:hAnsi="Arial Narrow" w:cs="Calibri"/>
-                <w:b/>
-                <w:bCs/>
-                <w:color w:val="000000"/>
-              </w:rPr>
-            </w:pPr>
-            <w:r>
-              <w:rPr>
-                <w:rFonts w:ascii="Arial Narrow" w:hAnsi="Arial Narrow" w:cs="Calibri"/>
-                <w:b/>
-                <w:bCs/>
-                <w:color w:val="000000"/>
-              </w:rPr>
-              <w:t>Contenidos</w:t>
-            </w:r>
-          </w:p>
-        </w:tc>
-        <w:tc>
-          <w:tcPr>
-            <w:tcW w:w="3397" w:type="dxa"/>
-            <w:vAlign w:val="center"/>
-            <w:hideMark/>
-          </w:tcPr>
-          <w:p>
-            <w:pPr>
-              <w:jc w:val="center"/>
-              <w:outlineLvl w:val="0"/>
-              <w:rPr>
-                <w:rFonts w:ascii="Arial Narrow" w:hAnsi="Arial Narrow" w:cs="Calibri"/>
-                <w:b/>
-                <w:bCs/>
-                <w:color w:val="000000"/>
-              </w:rPr>
-            </w:pPr>
-            <w:r>
-              <w:rPr>
-                <w:rFonts w:ascii="Arial Narrow" w:hAnsi="Arial Narrow" w:cs="Calibri"/>
-                <w:b/>
-                <w:bCs/>
-                <w:color w:val="000000"/>
-              </w:rPr>
-              <w:t xml:space="preserve">Aspectos positivos que se deben fortalecer  </w:t>
-            </w:r>
-            <w:r>
-              <w:rPr>
-                <w:rFonts w:ascii="Arial Narrow" w:hAnsi="Arial Narrow" w:cs="Calibri"/>
-                <w:b/>
-                <w:bCs/>
-                <w:color w:val="000000"/>
-              </w:rPr>
-              <w:t xml:space="preserve"> </w:t>
-            </w:r>
-          </w:p>
-        </w:tc>
-        <w:tc>
-          <w:tcPr>
-            <w:tcW w:w="3407" w:type="dxa"/>
-            <w:gridSpan w:val="3"/>
-            <w:vAlign w:val="center"/>
-            <w:hideMark/>
-          </w:tcPr>
-          <w:p>
-            <w:pPr>
-              <w:jc w:val="center"/>
-              <w:outlineLvl w:val="0"/>
-              <w:rPr>
-                <w:rFonts w:ascii="Arial Narrow" w:hAnsi="Arial Narrow" w:cs="Calibri"/>
-                <w:b/>
-                <w:bCs/>
-                <w:color w:val="000000"/>
-              </w:rPr>
-            </w:pPr>
-            <w:r>
-              <w:rPr>
-                <w:rFonts w:ascii="Arial Narrow" w:hAnsi="Arial Narrow" w:cs="Calibri"/>
-                <w:b/>
-                <w:bCs/>
-                <w:color w:val="000000"/>
-              </w:rPr>
-              <w:t xml:space="preserve">Aspectos negativos que se deben cambiar   </w:t>
-            </w:r>
-            <w:r>
-              <w:rPr>
-                <w:rFonts w:ascii="Arial Narrow" w:hAnsi="Arial Narrow" w:cs="Calibri"/>
-                <w:b/>
-                <w:bCs/>
-                <w:color w:val="000000"/>
-              </w:rPr>
-              <w:t xml:space="preserve"> </w:t>
-            </w:r>
-          </w:p>
-        </w:tc>
-        <w:tc>
-          <w:tcPr>
-            <w:tcW w:w="3151" w:type="dxa"/>
-            <w:vAlign w:val="center"/>
-            <w:hideMark/>
-          </w:tcPr>
-          <w:p>
-            <w:pPr>
-              <w:jc w:val="center"/>
-              <w:outlineLvl w:val="0"/>
-              <w:rPr>
-                <w:rFonts w:ascii="Arial Narrow" w:hAnsi="Arial Narrow" w:cs="Calibri"/>
-                <w:b/>
-                <w:bCs/>
-                <w:color w:val="000000"/>
-              </w:rPr>
-            </w:pPr>
-            <w:r>
-              <w:rPr>
-                <w:rFonts w:ascii="Arial Narrow" w:hAnsi="Arial Narrow" w:cs="Calibri"/>
-                <w:b/>
-                <w:bCs/>
-                <w:color w:val="000000"/>
-              </w:rPr>
-              <w:t>Estrategias a utilizar</w:t>
-            </w:r>
-            <w:r>
-              <w:rPr>
-                <w:rFonts w:ascii="Arial Narrow" w:hAnsi="Arial Narrow" w:cs="Calibri"/>
-                <w:b/>
-                <w:bCs/>
-                <w:color w:val="000000"/>
-              </w:rPr>
-              <w:t xml:space="preserve"> </w:t>
-            </w:r>
-          </w:p>
-        </w:tc>
-      </w:tr>
-      <w:tr>
-        <w:trPr>
-          <w:trHeight w:val="1203"/>
-        </w:trPr>
-        <w:tc>
-          <w:tcPr>
-            <w:tcW w:w="1668" w:type="dxa"/>
-            <w:vMerge w:val="restart"/>
-            <w:vAlign w:val="center"/>
-          </w:tcPr>
-          <w:p>
-            <w:pPr>
-              <w:jc w:val="center"/>
-              <w:outlineLvl w:val="0"/>
-              <w:rPr>
-                <w:rFonts w:ascii="Arial Narrow" w:hAnsi="Arial Narrow" w:cs="Calibri"/>
-                <w:color w:val="000000"/>
-              </w:rPr>
-            </w:pPr>
-            <w:r>
-              <w:rPr>
-                <w:rFonts w:ascii="Arial Narrow" w:hAnsi="Arial Narrow" w:cs="Calibri"/>
-                <w:color w:val="000000"/>
-              </w:rPr>
-              <w:t>Adjuntar el documento o instrumento de evaluación diagnóstica</w:t>
-            </w:r>
-          </w:p>
-        </w:tc>
-        <w:tc>
-          <w:tcPr>
-            <w:tcW w:w="1843" w:type="dxa"/>
-            <w:vAlign w:val="center"/>
-          </w:tcPr>
-          <w:p>
-            <w:pPr>
-              <w:outlineLvl w:val="0"/>
-              <w:rPr>
-                <w:rFonts w:ascii="Arial Narrow" w:hAnsi="Arial Narrow" w:cs="Calibri"/>
-                <w:b/>
-                <w:bCs/>
-                <w:i/>
-                <w:color w:val="000000"/>
-              </w:rPr>
-            </w:pPr>
-            <w:r>
-              <w:rPr>
-                <w:rFonts w:ascii="Arial Narrow" w:hAnsi="Arial Narrow" w:cs="Calibri"/>
-                <w:b/>
-                <w:bCs/>
-                <w:i/>
-                <w:color w:val="000000"/>
-              </w:rPr>
-              <w:t>Matriz productiva del país.</w:t>
-            </w:r>
-          </w:p>
-          <w:p>
-            <w:pPr>
-              <w:outlineLvl w:val="0"/>
-              <w:rPr>
-                <w:rFonts w:ascii="Arial Narrow" w:hAnsi="Arial Narrow" w:cs="Calibri"/>
-                <w:b/>
-                <w:bCs/>
-                <w:i/>
-                <w:color w:val="000000"/>
-              </w:rPr>
-            </w:pPr>
-            <w:r>
-              <w:rPr>
-                <w:rFonts w:ascii="Arial Narrow" w:hAnsi="Arial Narrow" w:cs="Calibri"/>
-                <w:b/>
-                <w:bCs/>
-                <w:i/>
-                <w:color w:val="000000"/>
-              </w:rPr>
-              <w:t>Investigación comunitaria.</w:t>
-            </w:r>
-          </w:p>
-        </w:tc>
-        <w:tc>
-          <w:tcPr>
-            <w:tcW w:w="3397" w:type="dxa"/>
-            <w:vAlign w:val="center"/>
-          </w:tcPr>
-          <w:p>
-            <w:pPr>
-              <w:jc w:val="both"/>
-              <w:outlineLvl w:val="0"/>
-              <w:rPr>
-                <w:rFonts w:ascii="Arial Narrow" w:hAnsi="Arial Narrow" w:cs="Calibri"/>
-                <w:bCs/>
-                <w:color w:val="000000"/>
-              </w:rPr>
-            </w:pPr>
-            <w:r>
-              <w:rPr>
-                <w:rFonts w:ascii="Arial Narrow" w:hAnsi="Arial Narrow" w:cs="Calibri"/>
-                <w:bCs/>
-                <w:color w:val="000000"/>
-              </w:rPr>
-              <w:t>Conocimiento de la fuente de generación de recursos económicos del país.</w:t>
-            </w:r>
-          </w:p>
-          <w:p>
-            <w:pPr>
-              <w:jc w:val="both"/>
-              <w:outlineLvl w:val="0"/>
-              <w:rPr>
-                <w:rFonts w:ascii="Arial Narrow" w:hAnsi="Arial Narrow" w:cs="Calibri"/>
-                <w:bCs/>
-                <w:color w:val="000000"/>
-              </w:rPr>
-            </w:pPr>
-          </w:p>
-        </w:tc>
-        <w:tc>
-          <w:tcPr>
-            <w:tcW w:w="3407" w:type="dxa"/>
-            <w:gridSpan w:val="3"/>
-            <w:vAlign w:val="center"/>
-          </w:tcPr>
-          <w:p>
-            <w:pPr>
-              <w:jc w:val="center"/>
-              <w:outlineLvl w:val="0"/>
-              <w:rPr>
-                <w:rFonts w:ascii="Arial Narrow" w:hAnsi="Arial Narrow" w:cs="Calibri"/>
-                <w:color w:val="000000"/>
-              </w:rPr>
-            </w:pPr>
-            <w:r>
-              <w:rPr>
-                <w:rFonts w:ascii="Arial Narrow" w:hAnsi="Arial Narrow" w:cs="Calibri"/>
-                <w:color w:val="000000"/>
-              </w:rPr>
-              <w:t>Falta de conocimientos técnicos de estos sectores productivos y su funcionamiento</w:t>
-            </w:r>
-          </w:p>
-        </w:tc>
-        <w:tc>
-          <w:tcPr>
-            <w:tcW w:w="3151" w:type="dxa"/>
-            <w:vMerge w:val="restart"/>
-            <w:vAlign w:val="center"/>
-          </w:tcPr>
-          <w:p>
-            <w:pPr>
-              <w:outlineLvl w:val="0"/>
-              <w:rPr>
-                <w:rFonts w:ascii="Arial Narrow" w:hAnsi="Arial Narrow" w:cs="Calibri"/>
-                <w:bCs/>
-                <w:color w:val="000000"/>
-              </w:rPr>
-            </w:pPr>
-            <w:r>
-              <w:rPr>
-                <w:rFonts w:ascii="Arial Narrow" w:hAnsi="Arial Narrow" w:cs="Calibri"/>
-                <w:bCs/>
-                <w:color w:val="000000"/>
-              </w:rPr>
-              <w:t>Evaluación de conocimientos previos.</w:t>
-            </w:r>
-          </w:p>
-        </w:tc>
-      </w:tr>
-      <w:tr>
-        <w:trPr>
-          <w:trHeight w:val="434"/>
-        </w:trPr>
-        <w:tc>
-          <w:tcPr>
-            <w:tcW w:w="1668" w:type="dxa"/>
-            <w:vMerge/>
-            <w:vAlign w:val="center"/>
-          </w:tcPr>
-          <w:p>
-            <w:pPr>
-              <w:outlineLvl w:val="0"/>
-              <w:rPr>
-                <w:rFonts w:ascii="Arial Narrow" w:hAnsi="Arial Narrow" w:cs="Calibri"/>
-                <w:color w:val="000000"/>
-              </w:rPr>
-            </w:pPr>
-          </w:p>
-        </w:tc>
-        <w:tc>
-          <w:tcPr>
-            <w:tcW w:w="8647" w:type="dxa"/>
-            <w:gridSpan w:val="5"/>
-            <w:vAlign w:val="center"/>
-          </w:tcPr>
-          <w:p>
-            <w:pPr>
-              <w:outlineLvl w:val="0"/>
-              <w:rPr>
-                <w:rFonts w:ascii="Arial Narrow" w:hAnsi="Arial Narrow" w:cs="Calibri"/>
-                <w:b/>
-                <w:color w:val="000000"/>
-              </w:rPr>
-            </w:pPr>
-            <w:r>
-              <w:rPr>
-                <w:rFonts w:ascii="Arial Narrow" w:hAnsi="Arial Narrow" w:cs="Calibri"/>
-                <w:b/>
-                <w:color w:val="000000"/>
-              </w:rPr>
-              <w:t>Casos de dificultades de aprendizaje detectados</w:t>
-            </w:r>
-            <w:r>
-              <w:rPr>
-                <w:rFonts w:ascii="Arial Narrow" w:hAnsi="Arial Narrow" w:cs="Calibri"/>
-                <w:b/>
-                <w:color w:val="000000"/>
-              </w:rPr>
-              <w:t>:</w:t>
-            </w:r>
-          </w:p>
-          <w:p>
-            <w:pPr>
-              <w:jc w:val="center"/>
-              <w:outlineLvl w:val="0"/>
-              <w:rPr>
-                <w:rFonts w:ascii="Arial Narrow" w:hAnsi="Arial Narrow" w:cs="Calibri"/>
-                <w:color w:val="000000"/>
-              </w:rPr>
-            </w:pPr>
-          </w:p>
-        </w:tc>
-        <w:tc>
-          <w:tcPr>
-            <w:tcW w:w="3151" w:type="dxa"/>
-            <w:vMerge/>
-            <w:vAlign w:val="center"/>
-          </w:tcPr>
-          <w:p>
-            <w:pPr>
-              <w:outlineLvl w:val="0"/>
-              <w:rPr>
-                <w:rFonts w:ascii="Arial Narrow" w:hAnsi="Arial Narrow" w:cs="Calibri"/>
-                <w:b/>
-                <w:bCs/>
-                <w:color w:val="000000"/>
-              </w:rPr>
-            </w:pPr>
-          </w:p>
-        </w:tc>
-      </w:tr>
-      <w:tr>
-        <w:trPr>
-          <w:trHeight w:val="434"/>
-        </w:trPr>
-        <w:tc>
-          <w:tcPr>
-            <w:tcW w:w="13466" w:type="dxa"/>
-            <w:gridSpan w:val="7"/>
-            <w:vAlign w:val="center"/>
-          </w:tcPr>
-          <w:p>
-            <w:pPr>
-              <w:jc w:val="center"/>
-              <w:outlineLvl w:val="0"/>
-              <w:rPr>
-                <w:rFonts w:ascii="Arial Narrow" w:hAnsi="Arial Narrow" w:cs="Calibri"/>
-                <w:b/>
-                <w:bCs/>
-                <w:color w:val="000000"/>
-              </w:rPr>
-            </w:pPr>
-            <w:r>
-              <w:rPr>
-                <w:rFonts w:ascii="Arial Narrow" w:hAnsi="Arial Narrow" w:cs="Calibri"/>
-                <w:b/>
-                <w:bCs/>
-                <w:color w:val="000000"/>
-              </w:rPr>
-              <w:t>CASOS DE TRASTORNOS DE APRENDIZAJE (</w:t>
-            </w:r>
-            <w:r>
-              <w:rPr>
-                <w:rFonts w:ascii="Arial Narrow" w:hAnsi="Arial Narrow" w:cs="Arial"/>
-                <w:b/>
-                <w:szCs w:val="16"/>
-              </w:rPr>
-              <w:t>Discapacidad</w:t>
-            </w:r>
-            <w:r>
-              <w:rPr>
-                <w:rFonts w:ascii="Arial Narrow" w:hAnsi="Arial Narrow" w:cs="Arial"/>
-                <w:b/>
-                <w:szCs w:val="16"/>
-              </w:rPr>
-              <w:t>/talento extraordinario</w:t>
-            </w:r>
-            <w:r>
-              <w:rPr>
-                <w:rFonts w:ascii="Arial Narrow" w:hAnsi="Arial Narrow" w:cs="Arial"/>
-                <w:b/>
-                <w:szCs w:val="16"/>
-              </w:rPr>
-              <w:t>/TDH/TEA y otros</w:t>
-            </w:r>
-            <w:r>
-              <w:rPr>
-                <w:rFonts w:ascii="Arial Narrow" w:hAnsi="Arial Narrow" w:cs="Arial"/>
-                <w:b/>
-                <w:szCs w:val="16"/>
-              </w:rPr>
-              <w:t>)</w:t>
-            </w:r>
-          </w:p>
-        </w:tc>
-      </w:tr>
-      <w:tr>
-        <w:trPr>
-          <w:trHeight w:val="434"/>
-        </w:trPr>
-        <w:tc>
-          <w:tcPr>
-            <w:tcW w:w="3511" w:type="dxa"/>
-            <w:gridSpan w:val="2"/>
-            <w:vAlign w:val="center"/>
-          </w:tcPr>
-          <w:p>
-            <w:pPr>
-              <w:jc w:val="center"/>
-              <w:outlineLvl w:val="0"/>
-              <w:rPr>
-                <w:rFonts w:ascii="Arial Narrow" w:hAnsi="Arial Narrow" w:cs="Calibri"/>
-                <w:b/>
-                <w:bCs/>
-                <w:color w:val="000000"/>
-              </w:rPr>
-            </w:pPr>
-            <w:r>
-              <w:rPr>
-                <w:rFonts w:ascii="Arial Narrow" w:hAnsi="Arial Narrow" w:cs="Calibri"/>
-                <w:b/>
-                <w:bCs/>
-                <w:color w:val="000000"/>
-              </w:rPr>
-              <w:t>Describir los casos e identificar estudiantes</w:t>
-            </w:r>
-          </w:p>
-        </w:tc>
-        <w:tc>
-          <w:tcPr>
-            <w:tcW w:w="3397" w:type="dxa"/>
-            <w:vAlign w:val="center"/>
-          </w:tcPr>
-          <w:p>
-            <w:pPr>
-              <w:jc w:val="center"/>
-              <w:outlineLvl w:val="0"/>
-              <w:rPr>
-                <w:rFonts w:ascii="Arial Narrow" w:hAnsi="Arial Narrow" w:cs="Calibri"/>
-                <w:b/>
-                <w:color w:val="000000"/>
-              </w:rPr>
-            </w:pPr>
-            <w:r>
-              <w:rPr>
-                <w:rFonts w:ascii="Arial Narrow" w:hAnsi="Arial Narrow" w:cs="Calibri"/>
-                <w:b/>
-                <w:bCs/>
-                <w:color w:val="000000"/>
-              </w:rPr>
-              <w:t>Aspectos positivos que se deben fortalecer</w:t>
-            </w:r>
-          </w:p>
-        </w:tc>
-        <w:tc>
-          <w:tcPr>
-            <w:tcW w:w="3407" w:type="dxa"/>
-            <w:gridSpan w:val="3"/>
-            <w:vAlign w:val="center"/>
-          </w:tcPr>
-          <w:p>
-            <w:pPr>
-              <w:outlineLvl w:val="0"/>
-              <w:rPr>
-                <w:rFonts w:ascii="Arial Narrow" w:hAnsi="Arial Narrow" w:cs="Calibri"/>
-                <w:b/>
-                <w:color w:val="000000"/>
-              </w:rPr>
-            </w:pPr>
-            <w:r>
-              <w:rPr>
-                <w:rFonts w:ascii="Arial Narrow" w:hAnsi="Arial Narrow" w:cs="Calibri"/>
-                <w:b/>
-                <w:bCs/>
-                <w:color w:val="000000"/>
-              </w:rPr>
-              <w:t xml:space="preserve">Aspectos negativos que se deben cambiar   </w:t>
-            </w:r>
-            <w:r>
-              <w:rPr>
-                <w:rFonts w:ascii="Arial Narrow" w:hAnsi="Arial Narrow" w:cs="Calibri"/>
-                <w:b/>
-                <w:bCs/>
-                <w:color w:val="000000"/>
-              </w:rPr>
-              <w:t xml:space="preserve"> </w:t>
-            </w:r>
-          </w:p>
-        </w:tc>
-        <w:tc>
-          <w:tcPr>
-            <w:tcW w:w="3151" w:type="dxa"/>
-            <w:vAlign w:val="center"/>
-          </w:tcPr>
-          <w:p>
-            <w:pPr>
-              <w:outlineLvl w:val="0"/>
-              <w:rPr>
-                <w:rFonts w:ascii="Arial Narrow" w:hAnsi="Arial Narrow" w:cs="Calibri"/>
-                <w:b/>
-                <w:bCs/>
-                <w:color w:val="000000"/>
-              </w:rPr>
-            </w:pPr>
-            <w:r>
-              <w:rPr>
-                <w:rFonts w:ascii="Arial Narrow" w:hAnsi="Arial Narrow" w:cs="Calibri"/>
-                <w:b/>
-                <w:bCs/>
-                <w:color w:val="000000"/>
-              </w:rPr>
-              <w:t>Estrategias a utilizar</w:t>
-            </w:r>
-          </w:p>
-        </w:tc>
-      </w:tr>
-      <w:tr>
-        <w:trPr>
-          <w:trHeight w:val="434"/>
-        </w:trPr>
-        <w:tc>
-          <w:tcPr>
-            <w:tcW w:w="3511" w:type="dxa"/>
-            <w:gridSpan w:val="2"/>
-            <w:vAlign w:val="center"/>
-          </w:tcPr>
-          <w:p>
-            <w:pPr>
-              <w:outlineLvl w:val="0"/>
-              <w:rPr>
-                <w:rFonts w:ascii="Arial Narrow" w:hAnsi="Arial Narrow" w:cs="Calibri"/>
-                <w:color w:val="000000"/>
-              </w:rPr>
-            </w:pPr>
-          </w:p>
-        </w:tc>
-        <w:tc>
-          <w:tcPr>
-            <w:tcW w:w="3397" w:type="dxa"/>
-            <w:vAlign w:val="center"/>
-          </w:tcPr>
-          <w:p>
-            <w:pPr>
-              <w:outlineLvl w:val="0"/>
-              <w:rPr>
-                <w:rFonts w:ascii="Arial Narrow" w:hAnsi="Arial Narrow" w:cs="Calibri"/>
-                <w:b/>
-                <w:color w:val="000000"/>
-              </w:rPr>
-            </w:pPr>
-          </w:p>
-        </w:tc>
-        <w:tc>
-          <w:tcPr>
-            <w:tcW w:w="3407" w:type="dxa"/>
-            <w:gridSpan w:val="3"/>
-            <w:vAlign w:val="center"/>
-          </w:tcPr>
-          <w:p>
-            <w:pPr>
-              <w:outlineLvl w:val="0"/>
-              <w:rPr>
-                <w:rFonts w:ascii="Arial Narrow" w:hAnsi="Arial Narrow" w:cs="Calibri"/>
-                <w:b/>
-                <w:color w:val="000000"/>
-              </w:rPr>
-            </w:pPr>
-          </w:p>
-        </w:tc>
-        <w:tc>
-          <w:tcPr>
-            <w:tcW w:w="3151" w:type="dxa"/>
-            <w:vAlign w:val="center"/>
-          </w:tcPr>
-          <w:p>
-            <w:pPr>
-              <w:outlineLvl w:val="0"/>
-              <w:rPr>
-                <w:rFonts w:ascii="Arial Narrow" w:hAnsi="Arial Narrow" w:cs="Calibri"/>
-                <w:b/>
-                <w:bCs/>
-                <w:color w:val="000000"/>
-              </w:rPr>
-            </w:pPr>
-          </w:p>
-        </w:tc>
-      </w:tr>
-      <w:tr>
-        <w:trPr>
-          <w:trHeight w:val="434"/>
-        </w:trPr>
-        <w:tc>
-          <w:tcPr>
-            <w:tcW w:w="3511" w:type="dxa"/>
-            <w:gridSpan w:val="2"/>
-            <w:vAlign w:val="center"/>
-          </w:tcPr>
-          <w:p>
-            <w:pPr>
-              <w:outlineLvl w:val="0"/>
-              <w:rPr>
-                <w:rFonts w:ascii="Arial Narrow" w:hAnsi="Arial Narrow" w:cs="Calibri"/>
-                <w:color w:val="000000"/>
-              </w:rPr>
-            </w:pPr>
-          </w:p>
-        </w:tc>
-        <w:tc>
-          <w:tcPr>
-            <w:tcW w:w="3397" w:type="dxa"/>
-            <w:vAlign w:val="center"/>
-          </w:tcPr>
-          <w:p>
-            <w:pPr>
-              <w:outlineLvl w:val="0"/>
-              <w:rPr>
-                <w:rFonts w:ascii="Arial Narrow" w:hAnsi="Arial Narrow" w:cs="Calibri"/>
-                <w:b/>
-                <w:color w:val="000000"/>
-              </w:rPr>
-            </w:pPr>
-          </w:p>
-        </w:tc>
-        <w:tc>
-          <w:tcPr>
-            <w:tcW w:w="3407" w:type="dxa"/>
-            <w:gridSpan w:val="3"/>
-            <w:vAlign w:val="center"/>
-          </w:tcPr>
-          <w:p>
-            <w:pPr>
-              <w:outlineLvl w:val="0"/>
-              <w:rPr>
-                <w:rFonts w:ascii="Arial Narrow" w:hAnsi="Arial Narrow" w:cs="Calibri"/>
-                <w:b/>
-                <w:color w:val="000000"/>
-              </w:rPr>
-            </w:pPr>
-          </w:p>
-        </w:tc>
-        <w:tc>
-          <w:tcPr>
-            <w:tcW w:w="3151" w:type="dxa"/>
-            <w:vAlign w:val="center"/>
-          </w:tcPr>
-          <w:p>
-            <w:pPr>
-              <w:outlineLvl w:val="0"/>
-              <w:rPr>
-                <w:rFonts w:ascii="Arial Narrow" w:hAnsi="Arial Narrow" w:cs="Calibri"/>
-                <w:b/>
-                <w:bCs/>
-                <w:color w:val="000000"/>
-              </w:rPr>
-            </w:pPr>
-          </w:p>
-        </w:tc>
-      </w:tr>
-    </w:tbl>
-    <w:p>
-      <w:pPr>
-        <w:spacing w:after="160" w:line="259" w:lineRule="auto"/>
-        <w:outlineLvl w:val="0"/>
-        <w:rPr>
-          <w:rFonts w:cstheme="minorHAnsi"/>
-          <w:bCs/>
-          <w:iCs/>
-        </w:rPr>
-      </w:pPr>
-      <w:r>
-        <w:rPr>
-          <w:rFonts w:cstheme="minorHAnsi"/>
-          <w:bCs/>
-          <w:iCs/>
-        </w:rPr>
-        <w:br w:type="page"/>
-      </w:r>
-    </w:p>
-    <w:tbl>
-      <w:tblPr>
-        <w:tblW w:w="13466" w:type="dxa"/>
-        <w:tblInd w:w="137" w:type="dxa"/>
-        <w:tblBorders>
-          <w:top w:val="thinThickSmallGap" w:sz="18" w:space="0" w:color="002060"/>
-          <w:left w:val="thinThickSmallGap" w:sz="18" w:space="0" w:color="002060"/>
-          <w:bottom w:val="thinThickSmallGap" w:sz="18" w:space="0" w:color="002060"/>
-          <w:right w:val="thinThickSmallGap" w:sz="18" w:space="0" w:color="002060"/>
-          <w:insideH w:val="thinThickSmallGap" w:sz="18" w:space="0" w:color="002060"/>
-          <w:insideV w:val="thinThickSmallGap" w:sz="18" w:space="0" w:color="002060"/>
-        </w:tblBorders>
+        <w:tblLayout w:type="fixed"/>
         <w:tblCellMar>
           <w:left w:w="70" w:type="dxa"/>
           <w:right w:w="70" w:type="dxa"/>
@@ -951,12 +23,12 @@
       </w:tblPr>
       <w:tblGrid>
         <w:gridCol w:w="1380"/>
-        <w:gridCol w:w="1706"/>
+        <w:gridCol w:w="1139"/>
+        <w:gridCol w:w="3969"/>
         <w:gridCol w:w="2976"/>
-        <w:gridCol w:w="2364"/>
-        <w:gridCol w:w="1253"/>
-        <w:gridCol w:w="1051"/>
-        <w:gridCol w:w="2736"/>
+        <w:gridCol w:w="215"/>
+        <w:gridCol w:w="352"/>
+        <w:gridCol w:w="3435"/>
       </w:tblGrid>
       <w:tr>
         <w:trPr>
@@ -964,7 +36,7 @@
         </w:trPr>
         <w:tc>
           <w:tcPr>
-            <w:tcW w:w="3086" w:type="dxa"/>
+            <w:tcW w:w="2519" w:type="dxa"/>
             <w:gridSpan w:val="2"/>
             <w:vAlign w:val="center"/>
           </w:tcPr>
@@ -986,14 +58,13 @@
                 <w:bCs/>
                 <w:color w:val="000000"/>
               </w:rPr>
-              <w:lastRenderedPageBreak/>
-              <w:t>GRADO DE ESCOLARIDAD:</w:t>
-            </w:r>
-          </w:p>
-        </w:tc>
-        <w:tc>
-          <w:tcPr>
-            <w:tcW w:w="5340" w:type="dxa"/>
+              <w:t>GRADO DE ESCOLAR:</w:t>
+            </w:r>
+          </w:p>
+        </w:tc>
+        <w:tc>
+          <w:tcPr>
+            <w:tcW w:w="6945" w:type="dxa"/>
             <w:gridSpan w:val="2"/>
             <w:vAlign w:val="center"/>
           </w:tcPr>
@@ -1021,7 +92,7 @@
         </w:tc>
         <w:tc>
           <w:tcPr>
-            <w:tcW w:w="1253" w:type="dxa"/>
+            <w:tcW w:w="215" w:type="dxa"/>
             <w:vAlign w:val="center"/>
           </w:tcPr>
           <w:p>
@@ -1035,15 +106,6 @@
                 <w:color w:val="000000"/>
               </w:rPr>
             </w:pPr>
-            <w:r>
-              <w:rPr>
-                <w:rFonts w:ascii="Arial Narrow" w:hAnsi="Arial Narrow" w:cs="Calibri"/>
-                <w:b/>
-                <w:bCs/>
-                <w:color w:val="000000"/>
-              </w:rPr>
-              <w:t>PARALELOS</w:t>
-            </w:r>
           </w:p>
         </w:tc>
         <w:tc>
@@ -1063,6 +125,26 @@
                 <w:color w:val="000000"/>
               </w:rPr>
             </w:pPr>
+            <w:proofErr w:type="spellStart"/>
+            <w:r>
+              <w:rPr>
+                <w:rFonts w:ascii="Arial Narrow" w:hAnsi="Arial Narrow" w:cs="Calibri"/>
+                <w:b/>
+                <w:bCs/>
+                <w:color w:val="000000"/>
+              </w:rPr>
+              <w:t>Paraelelos</w:t>
+            </w:r>
+            <w:proofErr w:type="spellEnd"/>
+            <w:r>
+              <w:rPr>
+                <w:rFonts w:ascii="Arial Narrow" w:hAnsi="Arial Narrow" w:cs="Calibri"/>
+                <w:b/>
+                <w:bCs/>
+                <w:color w:val="000000"/>
+              </w:rPr>
+              <w:t xml:space="preserve">: </w:t>
+            </w:r>
             <w:r>
               <w:rPr>
                 <w:rFonts w:ascii="Arial Narrow" w:hAnsi="Arial Narrow" w:cs="Calibri"/>
@@ -1109,7 +191,7 @@
         </w:tc>
         <w:tc>
           <w:tcPr>
-            <w:tcW w:w="1706" w:type="dxa"/>
+            <w:tcW w:w="1139" w:type="dxa"/>
             <w:vAlign w:val="center"/>
             <w:hideMark/>
           </w:tcPr>
@@ -1132,6 +214,34 @@
                 <w:color w:val="000000"/>
               </w:rPr>
               <w:t>Contenidos</w:t>
+            </w:r>
+          </w:p>
+        </w:tc>
+        <w:tc>
+          <w:tcPr>
+            <w:tcW w:w="3969" w:type="dxa"/>
+            <w:vAlign w:val="center"/>
+            <w:hideMark/>
+          </w:tcPr>
+          <w:p>
+            <w:pPr>
+              <w:jc w:val="center"/>
+              <w:outlineLvl w:val="0"/>
+              <w:rPr>
+                <w:rFonts w:ascii="Arial Narrow" w:hAnsi="Arial Narrow" w:cs="Calibri"/>
+                <w:b/>
+                <w:bCs/>
+                <w:color w:val="000000"/>
+              </w:rPr>
+            </w:pPr>
+            <w:r>
+              <w:rPr>
+                <w:rFonts w:ascii="Arial Narrow" w:hAnsi="Arial Narrow" w:cs="Calibri"/>
+                <w:b/>
+                <w:bCs/>
+                <w:color w:val="000000"/>
+              </w:rPr>
+              <w:t xml:space="preserve">Momentos del proceso formativo </w:t>
             </w:r>
           </w:p>
         </w:tc>
@@ -1159,41 +269,13 @@
                 <w:bCs/>
                 <w:color w:val="000000"/>
               </w:rPr>
-              <w:t xml:space="preserve">Momentos del proceso formativo </w:t>
-            </w:r>
-          </w:p>
-        </w:tc>
-        <w:tc>
-          <w:tcPr>
-            <w:tcW w:w="2364" w:type="dxa"/>
-            <w:vAlign w:val="center"/>
-            <w:hideMark/>
-          </w:tcPr>
-          <w:p>
-            <w:pPr>
-              <w:jc w:val="center"/>
-              <w:outlineLvl w:val="0"/>
-              <w:rPr>
-                <w:rFonts w:ascii="Arial Narrow" w:hAnsi="Arial Narrow" w:cs="Calibri"/>
-                <w:b/>
-                <w:bCs/>
-                <w:color w:val="000000"/>
-              </w:rPr>
-            </w:pPr>
-            <w:r>
-              <w:rPr>
-                <w:rFonts w:ascii="Arial Narrow" w:hAnsi="Arial Narrow" w:cs="Calibri"/>
-                <w:b/>
-                <w:bCs/>
-                <w:color w:val="000000"/>
-              </w:rPr>
               <w:t>Recursos</w:t>
             </w:r>
           </w:p>
         </w:tc>
         <w:tc>
           <w:tcPr>
-            <w:tcW w:w="2304" w:type="dxa"/>
+            <w:tcW w:w="567" w:type="dxa"/>
             <w:gridSpan w:val="2"/>
             <w:vAlign w:val="center"/>
             <w:hideMark/>
@@ -1216,13 +298,13 @@
                 <w:bCs/>
                 <w:color w:val="000000"/>
               </w:rPr>
-              <w:t>Períodos</w:t>
-            </w:r>
-          </w:p>
-        </w:tc>
-        <w:tc>
-          <w:tcPr>
-            <w:tcW w:w="2736" w:type="dxa"/>
+              <w:t>Período</w:t>
+            </w:r>
+          </w:p>
+        </w:tc>
+        <w:tc>
+          <w:tcPr>
+            <w:tcW w:w="3435" w:type="dxa"/>
             <w:vAlign w:val="center"/>
             <w:hideMark/>
           </w:tcPr>
@@ -1272,7 +354,7 @@
         </w:tc>
         <w:tc>
           <w:tcPr>
-            <w:tcW w:w="1706" w:type="dxa"/>
+            <w:tcW w:w="1139" w:type="dxa"/>
             <w:vAlign w:val="center"/>
           </w:tcPr>
           <w:p>
@@ -1295,6 +377,50 @@
                 <w:color w:val="000000"/>
               </w:rPr>
               <w:t>Semana 1</w:t>
+            </w:r>
+          </w:p>
+        </w:tc>
+        <w:tc>
+          <w:tcPr>
+            <w:tcW w:w="3969" w:type="dxa"/>
+            <w:vAlign w:val="center"/>
+          </w:tcPr>
+          <w:p>
+            <w:pPr>
+              <w:jc w:val="both"/>
+              <w:outlineLvl w:val="0"/>
+              <w:rPr>
+                <w:rFonts w:ascii="Arial Narrow" w:hAnsi="Arial Narrow" w:cs="Calibri"/>
+                <w:bCs/>
+                <w:color w:val="000000"/>
+              </w:rPr>
+            </w:pPr>
+            <w:r>
+              <w:rPr>
+                <w:rFonts w:ascii="Arial Narrow" w:hAnsi="Arial Narrow" w:cs="Calibri"/>
+                <w:bCs/>
+                <w:color w:val="000000"/>
+              </w:rPr>
+              <w:t>Reflexionamos acerca la norma ISO 45001</w:t>
+            </w:r>
+          </w:p>
+          <w:p>
+            <w:pPr>
+              <w:jc w:val="both"/>
+              <w:outlineLvl w:val="0"/>
+              <w:rPr>
+                <w:rFonts w:ascii="Arial Narrow" w:hAnsi="Arial Narrow" w:cs="Calibri"/>
+                <w:bCs/>
+                <w:color w:val="000000"/>
+              </w:rPr>
+            </w:pPr>
+            <w:r>
+              <w:rPr>
+                <w:rFonts w:ascii="Arial Narrow" w:hAnsi="Arial Narrow" w:cs="Calibri"/>
+                <w:bCs/>
+                <w:color w:val="000000"/>
+              </w:rPr>
+              <w:t>Identificamos sus elementos clave.</w:t>
             </w:r>
           </w:p>
         </w:tc>
@@ -1305,56 +431,52 @@
           </w:tcPr>
           <w:p>
             <w:pPr>
-              <w:jc w:val="both"/>
-              <w:outlineLvl w:val="0"/>
-              <w:rPr>
-                <w:rFonts w:ascii="Arial Narrow" w:hAnsi="Arial Narrow" w:cs="Calibri"/>
-                <w:bCs/>
-                <w:color w:val="000000"/>
-              </w:rPr>
-            </w:pPr>
-            <w:r>
-              <w:rPr>
-                <w:rFonts w:ascii="Arial Narrow" w:hAnsi="Arial Narrow" w:cs="Calibri"/>
-                <w:bCs/>
-                <w:color w:val="000000"/>
-              </w:rPr>
-              <w:t xml:space="preserve">Diagnostico </w:t>
-            </w:r>
-          </w:p>
-        </w:tc>
-        <w:tc>
-          <w:tcPr>
-            <w:tcW w:w="2364" w:type="dxa"/>
-            <w:vAlign w:val="center"/>
-          </w:tcPr>
-          <w:p>
-            <w:pPr>
-              <w:outlineLvl w:val="0"/>
-              <w:rPr>
-                <w:rFonts w:ascii="Arial Narrow" w:hAnsi="Arial Narrow" w:cs="Calibri"/>
-                <w:color w:val="000000"/>
-              </w:rPr>
-            </w:pPr>
-            <w:r>
-              <w:rPr>
-                <w:rFonts w:ascii="Arial Narrow" w:hAnsi="Arial Narrow" w:cs="Calibri"/>
-                <w:color w:val="000000"/>
-              </w:rPr>
-              <w:t>Tex</w:t>
-            </w:r>
-            <w:r>
-              <w:rPr>
-                <w:rFonts w:ascii="Arial Narrow" w:hAnsi="Arial Narrow" w:cs="Calibri"/>
-                <w:color w:val="000000"/>
-              </w:rPr>
-              <w:t>to de tecnología general 1,2 y 3.</w:t>
-            </w:r>
-          </w:p>
-        </w:tc>
-        <w:tc>
-          <w:tcPr>
-            <w:tcW w:w="2304" w:type="dxa"/>
+              <w:outlineLvl w:val="0"/>
+              <w:rPr>
+                <w:rFonts w:ascii="Arial Narrow" w:hAnsi="Arial Narrow" w:cs="Calibri"/>
+                <w:color w:val="000000"/>
+              </w:rPr>
+            </w:pPr>
+            <w:r>
+              <w:rPr>
+                <w:rFonts w:ascii="Arial Narrow" w:hAnsi="Arial Narrow" w:cs="Calibri"/>
+                <w:color w:val="000000"/>
+              </w:rPr>
+              <w:t>I</w:t>
+            </w:r>
+            <w:r>
+              <w:rPr>
+                <w:rFonts w:ascii="Arial Narrow" w:hAnsi="Arial Narrow" w:cs="Calibri"/>
+                <w:color w:val="000000"/>
+              </w:rPr>
+              <w:t>SO</w:t>
+            </w:r>
+            <w:r>
+              <w:rPr>
+                <w:rFonts w:ascii="Arial Narrow" w:hAnsi="Arial Narrow" w:cs="Calibri"/>
+                <w:color w:val="000000"/>
+              </w:rPr>
+              <w:t xml:space="preserve"> 45001 </w:t>
+            </w:r>
+            <w:r>
+              <w:rPr>
+                <w:rFonts w:ascii="Arial Narrow" w:hAnsi="Arial Narrow" w:cs="Calibri"/>
+                <w:color w:val="000000"/>
+              </w:rPr>
+              <w:t>implementación</w:t>
+            </w:r>
+            <w:r>
+              <w:rPr>
+                <w:rFonts w:ascii="Arial Narrow" w:hAnsi="Arial Narrow" w:cs="Calibri"/>
+                <w:color w:val="000000"/>
+              </w:rPr>
+              <w:t>, de Mehrdad Soltanifar</w:t>
+            </w:r>
+          </w:p>
+        </w:tc>
+        <w:tc>
+          <w:tcPr>
+            <w:tcW w:w="567" w:type="dxa"/>
             <w:gridSpan w:val="2"/>
             <w:vAlign w:val="center"/>
           </w:tcPr>
@@ -1372,13 +494,13 @@
                 <w:rFonts w:ascii="Arial Narrow" w:hAnsi="Arial Narrow" w:cs="Calibri"/>
                 <w:color w:val="000000"/>
               </w:rPr>
-              <w:t>3</w:t>
-            </w:r>
-          </w:p>
-        </w:tc>
-        <w:tc>
-          <w:tcPr>
-            <w:tcW w:w="2736" w:type="dxa"/>
+              <w:t>8</w:t>
+            </w:r>
+          </w:p>
+        </w:tc>
+        <w:tc>
+          <w:tcPr>
+            <w:tcW w:w="3435" w:type="dxa"/>
             <w:vMerge w:val="restart"/>
             <w:vAlign w:val="center"/>
           </w:tcPr>
@@ -1387,8 +509,6 @@
               <w:outlineLvl w:val="0"/>
               <w:rPr>
                 <w:rFonts w:ascii="Arial Narrow" w:hAnsi="Arial Narrow" w:cs="Calibri"/>
-                <w:b/>
-                <w:bCs/>
                 <w:color w:val="000000"/>
               </w:rPr>
             </w:pPr>
@@ -1401,45 +521,19 @@
               </w:rPr>
               <w:t>SER:</w:t>
             </w:r>
-          </w:p>
-          <w:p>
-            <w:pPr>
-              <w:outlineLvl w:val="0"/>
-              <w:rPr>
-                <w:rFonts w:ascii="Arial Narrow" w:hAnsi="Arial Narrow" w:cs="Calibri"/>
-                <w:b/>
-                <w:bCs/>
-                <w:color w:val="000000"/>
-              </w:rPr>
-            </w:pPr>
-            <w:r>
-              <w:rPr>
-                <w:rFonts w:ascii="Arial Narrow" w:hAnsi="Arial Narrow" w:cs="Calibri"/>
-                <w:b/>
-                <w:bCs/>
-                <w:color w:val="000000"/>
-              </w:rPr>
-              <w:t>Reconoce la importancia de la prevención de riesgos.</w:t>
-            </w:r>
-          </w:p>
-          <w:p>
-            <w:pPr>
-              <w:outlineLvl w:val="0"/>
-              <w:rPr>
-                <w:rFonts w:ascii="Arial Narrow" w:hAnsi="Arial Narrow" w:cs="Calibri"/>
-                <w:b/>
-                <w:bCs/>
-                <w:color w:val="000000"/>
-              </w:rPr>
-            </w:pPr>
-          </w:p>
-          <w:p>
-            <w:pPr>
-              <w:outlineLvl w:val="0"/>
-              <w:rPr>
-                <w:rFonts w:ascii="Arial Narrow" w:hAnsi="Arial Narrow" w:cs="Calibri"/>
-                <w:b/>
-                <w:bCs/>
+            <w:r>
+              <w:rPr>
+                <w:rFonts w:ascii="Arial Narrow" w:hAnsi="Arial Narrow" w:cs="Calibri"/>
+                <w:color w:val="000000"/>
+              </w:rPr>
+              <w:t xml:space="preserve"> Participación activa, voluntaria y respetuosa en las diferentes actividades colectivas.</w:t>
+            </w:r>
+          </w:p>
+          <w:p>
+            <w:pPr>
+              <w:outlineLvl w:val="0"/>
+              <w:rPr>
+                <w:rFonts w:ascii="Arial Narrow" w:hAnsi="Arial Narrow" w:cs="Calibri"/>
                 <w:color w:val="000000"/>
               </w:rPr>
             </w:pPr>
@@ -1452,42 +546,16 @@
               </w:rPr>
               <w:t>SABER:</w:t>
             </w:r>
-          </w:p>
-          <w:p>
-            <w:pPr>
-              <w:outlineLvl w:val="0"/>
-              <w:rPr>
-                <w:rFonts w:ascii="Arial Narrow" w:hAnsi="Arial Narrow" w:cs="Calibri"/>
-                <w:b/>
-                <w:bCs/>
-                <w:color w:val="000000"/>
-              </w:rPr>
-            </w:pPr>
-            <w:r>
-              <w:rPr>
-                <w:rFonts w:ascii="Arial Narrow" w:hAnsi="Arial Narrow" w:cs="Calibri"/>
-                <w:b/>
-                <w:bCs/>
-                <w:color w:val="000000"/>
-              </w:rPr>
-              <w:t xml:space="preserve">Analiza los principales riesgos laborales de un </w:t>
-            </w:r>
-            <w:proofErr w:type="spellStart"/>
-            <w:r>
-              <w:rPr>
-                <w:rFonts w:ascii="Arial Narrow" w:hAnsi="Arial Narrow" w:cs="Calibri"/>
-                <w:b/>
-                <w:bCs/>
-                <w:color w:val="000000"/>
-              </w:rPr>
-              <w:t>informatico</w:t>
-            </w:r>
-            <w:proofErr w:type="spellEnd"/>
-            <w:r>
-              <w:rPr>
-                <w:rFonts w:ascii="Arial Narrow" w:hAnsi="Arial Narrow" w:cs="Calibri"/>
-                <w:b/>
-                <w:bCs/>
+            <w:r>
+              <w:rPr>
+                <w:rFonts w:ascii="Arial Narrow" w:hAnsi="Arial Narrow" w:cs="Calibri"/>
+                <w:color w:val="000000"/>
+              </w:rPr>
+              <w:t xml:space="preserve"> Identifica las empresas que cumplen la norma ISO 45001/14001</w:t>
+            </w:r>
+            <w:r>
+              <w:rPr>
+                <w:rFonts w:ascii="Arial Narrow" w:hAnsi="Arial Narrow" w:cs="Calibri"/>
                 <w:color w:val="000000"/>
               </w:rPr>
               <w:t>.</w:t>
@@ -1498,7 +566,15 @@
               <w:outlineLvl w:val="0"/>
               <w:rPr>
                 <w:rFonts w:ascii="Arial Narrow" w:hAnsi="Arial Narrow" w:cs="Calibri"/>
-                <w:b/>
+                <w:color w:val="000000"/>
+              </w:rPr>
+            </w:pPr>
+          </w:p>
+          <w:p>
+            <w:pPr>
+              <w:outlineLvl w:val="0"/>
+              <w:rPr>
+                <w:rFonts w:ascii="Arial Narrow" w:hAnsi="Arial Narrow" w:cs="Calibri"/>
                 <w:bCs/>
                 <w:color w:val="000000"/>
               </w:rPr>
@@ -1512,23 +588,38 @@
               </w:rPr>
               <w:t>HACER:</w:t>
             </w:r>
-          </w:p>
-          <w:p>
-            <w:pPr>
-              <w:outlineLvl w:val="0"/>
-              <w:rPr>
-                <w:rFonts w:ascii="Arial Narrow" w:hAnsi="Arial Narrow" w:cs="Calibri"/>
-                <w:bCs/>
-                <w:color w:val="000000"/>
-              </w:rPr>
-            </w:pPr>
-            <w:r>
-              <w:rPr>
-                <w:rFonts w:ascii="Arial Narrow" w:hAnsi="Arial Narrow" w:cs="Calibri"/>
-                <w:bCs/>
-                <w:color w:val="000000"/>
-              </w:rPr>
-              <w:t>Realiza un cuestionario del tema.</w:t>
+            <w:r>
+              <w:rPr>
+                <w:rFonts w:ascii="Arial Narrow" w:hAnsi="Arial Narrow" w:cs="Calibri"/>
+                <w:color w:val="000000"/>
+              </w:rPr>
+              <w:t xml:space="preserve"> Elabora un cuestionario de la norma ISO 45001/14001</w:t>
+            </w:r>
+            <w:r>
+              <w:rPr>
+                <w:rFonts w:ascii="Arial Narrow" w:hAnsi="Arial Narrow" w:cs="Calibri"/>
+                <w:bCs/>
+                <w:color w:val="000000"/>
+              </w:rPr>
+              <w:t>.</w:t>
+            </w:r>
+          </w:p>
+          <w:p>
+            <w:pPr>
+              <w:outlineLvl w:val="0"/>
+              <w:rPr>
+                <w:rFonts w:ascii="Arial Narrow" w:hAnsi="Arial Narrow" w:cs="Calibri"/>
+                <w:bCs/>
+                <w:color w:val="000000"/>
+              </w:rPr>
+            </w:pPr>
+            <w:r>
+              <w:rPr>
+                <w:rFonts w:ascii="Arial Narrow" w:hAnsi="Arial Narrow" w:cs="Calibri"/>
+                <w:bCs/>
+                <w:color w:val="000000"/>
+              </w:rPr>
+              <w:t>Compila información de empresas del rubro eléctrico que cumplen la norma ISO 45001/14001.</w:t>
             </w:r>
           </w:p>
         </w:tc>
@@ -1556,7 +647,7 @@
         </w:tc>
         <w:tc>
           <w:tcPr>
-            <w:tcW w:w="1706" w:type="dxa"/>
+            <w:tcW w:w="1139" w:type="dxa"/>
             <w:vAlign w:val="center"/>
           </w:tcPr>
           <w:p>
@@ -1579,6 +670,92 @@
                 <w:color w:val="000000"/>
               </w:rPr>
               <w:t>Semana 2</w:t>
+            </w:r>
+          </w:p>
+        </w:tc>
+        <w:tc>
+          <w:tcPr>
+            <w:tcW w:w="3969" w:type="dxa"/>
+            <w:vAlign w:val="center"/>
+          </w:tcPr>
+          <w:p>
+            <w:pPr>
+              <w:jc w:val="both"/>
+              <w:outlineLvl w:val="0"/>
+              <w:rPr>
+                <w:rFonts w:ascii="Arial Narrow" w:hAnsi="Arial Narrow" w:cs="Calibri"/>
+                <w:bCs/>
+                <w:color w:val="000000"/>
+              </w:rPr>
+            </w:pPr>
+            <w:r>
+              <w:rPr>
+                <w:rFonts w:ascii="Arial Narrow" w:hAnsi="Arial Narrow" w:cs="Calibri"/>
+                <w:bCs/>
+                <w:color w:val="000000"/>
+              </w:rPr>
+              <w:t>Identificamos empresas que cumplen la ISO 45001.</w:t>
+            </w:r>
+          </w:p>
+          <w:p>
+            <w:pPr>
+              <w:jc w:val="both"/>
+              <w:outlineLvl w:val="0"/>
+              <w:rPr>
+                <w:rFonts w:ascii="Arial Narrow" w:hAnsi="Arial Narrow" w:cs="Calibri"/>
+                <w:bCs/>
+                <w:color w:val="000000"/>
+              </w:rPr>
+            </w:pPr>
+            <w:r>
+              <w:rPr>
+                <w:rFonts w:ascii="Arial Narrow" w:hAnsi="Arial Narrow" w:cs="Calibri"/>
+                <w:bCs/>
+                <w:color w:val="000000"/>
+              </w:rPr>
+              <w:t xml:space="preserve">Elaboramos </w:t>
+            </w:r>
+            <w:r>
+              <w:rPr>
+                <w:rFonts w:ascii="Arial Narrow" w:hAnsi="Arial Narrow" w:cs="Calibri"/>
+                <w:bCs/>
+                <w:color w:val="000000"/>
+              </w:rPr>
+              <w:t xml:space="preserve">cláusulas de </w:t>
+            </w:r>
+            <w:r>
+              <w:rPr>
+                <w:rFonts w:ascii="Arial Narrow" w:hAnsi="Arial Narrow" w:cs="Calibri"/>
+                <w:bCs/>
+                <w:color w:val="000000"/>
+              </w:rPr>
+              <w:t>cómo</w:t>
+            </w:r>
+            <w:r>
+              <w:rPr>
+                <w:rFonts w:ascii="Arial Narrow" w:hAnsi="Arial Narrow" w:cs="Calibri"/>
+                <w:bCs/>
+                <w:color w:val="000000"/>
+              </w:rPr>
+              <w:t xml:space="preserve"> aplicar la norma a la empresa </w:t>
+            </w:r>
+            <w:proofErr w:type="spellStart"/>
+            <w:r>
+              <w:rPr>
+                <w:rFonts w:ascii="Arial Narrow" w:hAnsi="Arial Narrow" w:cs="Calibri"/>
+                <w:bCs/>
+                <w:color w:val="000000"/>
+              </w:rPr>
+              <w:t>ElectroGreen</w:t>
+            </w:r>
+            <w:proofErr w:type="spellEnd"/>
+            <w:r>
+              <w:rPr>
+                <w:rFonts w:ascii="Arial Narrow" w:hAnsi="Arial Narrow" w:cs="Calibri"/>
+                <w:bCs/>
+                <w:color w:val="000000"/>
+              </w:rPr>
+              <w:t xml:space="preserve"> S.A.</w:t>
             </w:r>
           </w:p>
         </w:tc>
@@ -1589,65 +766,40 @@
           </w:tcPr>
           <w:p>
             <w:pPr>
-              <w:jc w:val="both"/>
-              <w:outlineLvl w:val="0"/>
-              <w:rPr>
-                <w:rFonts w:ascii="Arial Narrow" w:hAnsi="Arial Narrow" w:cs="Calibri"/>
-                <w:bCs/>
-                <w:color w:val="000000"/>
-              </w:rPr>
-            </w:pPr>
-            <w:r>
-              <w:rPr>
-                <w:rFonts w:ascii="Arial Narrow" w:hAnsi="Arial Narrow" w:cs="Calibri"/>
-                <w:bCs/>
-                <w:color w:val="000000"/>
-              </w:rPr>
-              <w:t>Primeros auxilios</w:t>
-            </w:r>
-          </w:p>
-        </w:tc>
-        <w:tc>
-          <w:tcPr>
-            <w:tcW w:w="2364" w:type="dxa"/>
-            <w:vAlign w:val="center"/>
-          </w:tcPr>
-          <w:p>
-            <w:pPr>
-              <w:outlineLvl w:val="0"/>
-              <w:rPr>
-                <w:rFonts w:ascii="Arial Narrow" w:hAnsi="Arial Narrow" w:cs="Calibri"/>
-                <w:color w:val="000000"/>
-              </w:rPr>
-            </w:pPr>
-            <w:r>
-              <w:rPr>
-                <w:rFonts w:ascii="Arial Narrow" w:hAnsi="Arial Narrow" w:cs="Calibri"/>
-                <w:color w:val="000000"/>
-              </w:rPr>
-              <w:t xml:space="preserve">Primeros auxilios </w:t>
-            </w:r>
-            <w:proofErr w:type="spellStart"/>
-            <w:r>
-              <w:rPr>
-                <w:rFonts w:ascii="Arial Narrow" w:hAnsi="Arial Narrow" w:cs="Calibri"/>
-                <w:color w:val="000000"/>
-              </w:rPr>
-              <w:t>Asepeyo</w:t>
-            </w:r>
-            <w:proofErr w:type="spellEnd"/>
-            <w:r>
-              <w:rPr>
-                <w:rFonts w:ascii="Arial Narrow" w:hAnsi="Arial Narrow" w:cs="Calibri"/>
-                <w:color w:val="000000"/>
-              </w:rPr>
-              <w:t>.</w:t>
-            </w:r>
-          </w:p>
-        </w:tc>
-        <w:tc>
-          <w:tcPr>
-            <w:tcW w:w="2304" w:type="dxa"/>
+              <w:outlineLvl w:val="0"/>
+              <w:rPr>
+                <w:rFonts w:ascii="Arial Narrow" w:hAnsi="Arial Narrow" w:cs="Calibri"/>
+                <w:color w:val="000000"/>
+              </w:rPr>
+            </w:pPr>
+            <w:r>
+              <w:rPr>
+                <w:rFonts w:ascii="Arial Narrow" w:hAnsi="Arial Narrow" w:cs="Calibri"/>
+                <w:color w:val="000000"/>
+              </w:rPr>
+              <w:t>Pagina Ibnorca.</w:t>
+            </w:r>
+          </w:p>
+          <w:p>
+            <w:pPr>
+              <w:outlineLvl w:val="0"/>
+              <w:rPr>
+                <w:rFonts w:ascii="Arial Narrow" w:hAnsi="Arial Narrow" w:cs="Calibri"/>
+                <w:color w:val="000000"/>
+              </w:rPr>
+            </w:pPr>
+            <w:r>
+              <w:rPr>
+                <w:rFonts w:ascii="Arial Narrow" w:hAnsi="Arial Narrow" w:cs="Calibri"/>
+                <w:color w:val="000000"/>
+              </w:rPr>
+              <w:t xml:space="preserve">IA Claude.ai </w:t>
+            </w:r>
+          </w:p>
+        </w:tc>
+        <w:tc>
+          <w:tcPr>
+            <w:tcW w:w="567" w:type="dxa"/>
             <w:gridSpan w:val="2"/>
             <w:vAlign w:val="center"/>
           </w:tcPr>
@@ -1671,7 +823,7 @@
         </w:tc>
         <w:tc>
           <w:tcPr>
-            <w:tcW w:w="2736" w:type="dxa"/>
+            <w:tcW w:w="3435" w:type="dxa"/>
             <w:vMerge/>
             <w:vAlign w:val="center"/>
           </w:tcPr>
@@ -1711,7 +863,7 @@
         </w:tc>
         <w:tc>
           <w:tcPr>
-            <w:tcW w:w="1706" w:type="dxa"/>
+            <w:tcW w:w="1139" w:type="dxa"/>
             <w:vAlign w:val="center"/>
           </w:tcPr>
           <w:p>
@@ -1734,6 +886,109 @@
                 <w:color w:val="000000"/>
               </w:rPr>
               <w:t>Semana 3</w:t>
+            </w:r>
+          </w:p>
+        </w:tc>
+        <w:tc>
+          <w:tcPr>
+            <w:tcW w:w="3969" w:type="dxa"/>
+            <w:vAlign w:val="center"/>
+          </w:tcPr>
+          <w:p>
+            <w:pPr>
+              <w:jc w:val="both"/>
+              <w:outlineLvl w:val="0"/>
+              <w:rPr>
+                <w:rFonts w:ascii="Arial Narrow" w:hAnsi="Arial Narrow" w:cs="Calibri"/>
+                <w:bCs/>
+                <w:color w:val="000000"/>
+              </w:rPr>
+            </w:pPr>
+            <w:r>
+              <w:rPr>
+                <w:rFonts w:ascii="Arial Narrow" w:hAnsi="Arial Narrow" w:cs="Calibri"/>
+                <w:bCs/>
+                <w:color w:val="000000"/>
+              </w:rPr>
+              <w:t xml:space="preserve">Elaboramos una guía de </w:t>
+            </w:r>
+            <w:r>
+              <w:rPr>
+                <w:rFonts w:ascii="Arial Narrow" w:hAnsi="Arial Narrow" w:cs="Calibri"/>
+                <w:bCs/>
+                <w:color w:val="000000"/>
+              </w:rPr>
+              <w:t xml:space="preserve">aplicar la norma ISO 45001 a un taller </w:t>
+            </w:r>
+            <w:r>
+              <w:rPr>
+                <w:rFonts w:ascii="Arial Narrow" w:hAnsi="Arial Narrow" w:cs="Calibri"/>
+                <w:bCs/>
+                <w:color w:val="000000"/>
+              </w:rPr>
+              <w:t>eléctrico</w:t>
+            </w:r>
+            <w:r>
+              <w:rPr>
+                <w:rFonts w:ascii="Arial Narrow" w:hAnsi="Arial Narrow" w:cs="Calibri"/>
+                <w:bCs/>
+                <w:color w:val="000000"/>
+              </w:rPr>
+              <w:t>.</w:t>
+            </w:r>
+          </w:p>
+          <w:p>
+            <w:pPr>
+              <w:jc w:val="both"/>
+              <w:outlineLvl w:val="0"/>
+              <w:rPr>
+                <w:rFonts w:ascii="Arial Narrow" w:hAnsi="Arial Narrow" w:cs="Calibri"/>
+                <w:bCs/>
+                <w:color w:val="000000"/>
+              </w:rPr>
+            </w:pPr>
+            <w:r>
+              <w:rPr>
+                <w:rFonts w:ascii="Arial Narrow" w:hAnsi="Arial Narrow" w:cs="Calibri"/>
+                <w:bCs/>
+                <w:color w:val="000000"/>
+              </w:rPr>
+              <w:t xml:space="preserve">Identificamos los riesgos labores en un taller </w:t>
+            </w:r>
+            <w:r>
+              <w:rPr>
+                <w:rFonts w:ascii="Arial Narrow" w:hAnsi="Arial Narrow" w:cs="Calibri"/>
+                <w:bCs/>
+                <w:color w:val="000000"/>
+              </w:rPr>
+              <w:t>eléctrico</w:t>
+            </w:r>
+            <w:r>
+              <w:rPr>
+                <w:rFonts w:ascii="Arial Narrow" w:hAnsi="Arial Narrow" w:cs="Calibri"/>
+                <w:bCs/>
+                <w:color w:val="000000"/>
+              </w:rPr>
+              <w:t>.</w:t>
+            </w:r>
+          </w:p>
+          <w:p>
+            <w:pPr>
+              <w:jc w:val="both"/>
+              <w:outlineLvl w:val="0"/>
+              <w:rPr>
+                <w:rFonts w:ascii="Arial Narrow" w:hAnsi="Arial Narrow" w:cs="Calibri"/>
+                <w:bCs/>
+                <w:color w:val="000000"/>
+              </w:rPr>
+            </w:pPr>
+            <w:r>
+              <w:rPr>
+                <w:rFonts w:ascii="Arial Narrow" w:hAnsi="Arial Narrow" w:cs="Calibri"/>
+                <w:bCs/>
+                <w:color w:val="000000"/>
+              </w:rPr>
+              <w:t>Respondemos un cuestionario</w:t>
             </w:r>
           </w:p>
         </w:tc>
@@ -1744,49 +999,24 @@
           </w:tcPr>
           <w:p>
             <w:pPr>
-              <w:jc w:val="both"/>
-              <w:outlineLvl w:val="0"/>
-              <w:rPr>
-                <w:rFonts w:ascii="Arial Narrow" w:hAnsi="Arial Narrow" w:cs="Calibri"/>
-                <w:bCs/>
-                <w:color w:val="000000"/>
-              </w:rPr>
-            </w:pPr>
-            <w:r>
-              <w:rPr>
-                <w:rFonts w:ascii="Arial Narrow" w:hAnsi="Arial Narrow" w:cs="Calibri"/>
-                <w:bCs/>
-                <w:color w:val="000000"/>
-              </w:rPr>
-              <w:t>Sistemas de Gestión ambiental.</w:t>
-            </w:r>
-          </w:p>
-        </w:tc>
-        <w:tc>
-          <w:tcPr>
-            <w:tcW w:w="2364" w:type="dxa"/>
-            <w:vAlign w:val="center"/>
-          </w:tcPr>
-          <w:p>
-            <w:pPr>
-              <w:outlineLvl w:val="0"/>
-              <w:rPr>
-                <w:rFonts w:ascii="Arial Narrow" w:hAnsi="Arial Narrow" w:cs="Calibri"/>
-                <w:color w:val="000000"/>
-              </w:rPr>
-            </w:pPr>
-            <w:r>
-              <w:rPr>
-                <w:rFonts w:ascii="Arial Narrow" w:hAnsi="Arial Narrow" w:cs="Calibri"/>
-                <w:color w:val="000000"/>
-              </w:rPr>
-              <w:t>ISO 14001 paso a paso de Naeem Sadiq</w:t>
-            </w:r>
-          </w:p>
-        </w:tc>
-        <w:tc>
-          <w:tcPr>
-            <w:tcW w:w="2304" w:type="dxa"/>
+              <w:outlineLvl w:val="0"/>
+              <w:rPr>
+                <w:rFonts w:ascii="Arial Narrow" w:hAnsi="Arial Narrow" w:cs="Calibri"/>
+                <w:color w:val="000000"/>
+              </w:rPr>
+            </w:pPr>
+            <w:r>
+              <w:rPr>
+                <w:rFonts w:ascii="Arial Narrow" w:hAnsi="Arial Narrow" w:cs="Calibri"/>
+                <w:color w:val="000000"/>
+              </w:rPr>
+              <w:t>IA Clauede.ai</w:t>
+            </w:r>
+          </w:p>
+        </w:tc>
+        <w:tc>
+          <w:tcPr>
+            <w:tcW w:w="567" w:type="dxa"/>
             <w:gridSpan w:val="2"/>
             <w:vAlign w:val="center"/>
           </w:tcPr>
@@ -1810,7 +1040,7 @@
         </w:tc>
         <w:tc>
           <w:tcPr>
-            <w:tcW w:w="2736" w:type="dxa"/>
+            <w:tcW w:w="3435" w:type="dxa"/>
             <w:vMerge/>
             <w:vAlign w:val="center"/>
           </w:tcPr>
@@ -1850,7 +1080,7 @@
         </w:tc>
         <w:tc>
           <w:tcPr>
-            <w:tcW w:w="1706" w:type="dxa"/>
+            <w:tcW w:w="1139" w:type="dxa"/>
             <w:vAlign w:val="center"/>
           </w:tcPr>
           <w:p>
@@ -1873,6 +1103,69 @@
                 <w:color w:val="000000"/>
               </w:rPr>
               <w:t>Semana 4</w:t>
+            </w:r>
+          </w:p>
+        </w:tc>
+        <w:tc>
+          <w:tcPr>
+            <w:tcW w:w="3969" w:type="dxa"/>
+            <w:vAlign w:val="center"/>
+          </w:tcPr>
+          <w:p>
+            <w:pPr>
+              <w:jc w:val="both"/>
+              <w:outlineLvl w:val="0"/>
+              <w:rPr>
+                <w:rFonts w:ascii="Arial Narrow" w:hAnsi="Arial Narrow" w:cs="Calibri"/>
+                <w:bCs/>
+                <w:color w:val="000000"/>
+              </w:rPr>
+            </w:pPr>
+            <w:r>
+              <w:rPr>
+                <w:rFonts w:ascii="Arial Narrow" w:hAnsi="Arial Narrow" w:cs="Calibri"/>
+                <w:bCs/>
+                <w:color w:val="000000"/>
+              </w:rPr>
+              <w:t>Reflexionamos acerca los Sistemas de Gestión ambiental.</w:t>
+            </w:r>
+          </w:p>
+          <w:p>
+            <w:pPr>
+              <w:jc w:val="both"/>
+              <w:outlineLvl w:val="0"/>
+              <w:rPr>
+                <w:rFonts w:ascii="Arial Narrow" w:hAnsi="Arial Narrow" w:cs="Calibri"/>
+                <w:bCs/>
+                <w:color w:val="000000"/>
+              </w:rPr>
+            </w:pPr>
+            <w:r>
+              <w:rPr>
+                <w:rFonts w:ascii="Arial Narrow" w:hAnsi="Arial Narrow" w:cs="Calibri"/>
+                <w:bCs/>
+                <w:color w:val="000000"/>
+              </w:rPr>
+              <w:t>Averiguamos empresas que cumplen la norma.</w:t>
+            </w:r>
+          </w:p>
+          <w:p>
+            <w:pPr>
+              <w:jc w:val="both"/>
+              <w:outlineLvl w:val="0"/>
+              <w:rPr>
+                <w:rFonts w:ascii="Arial Narrow" w:hAnsi="Arial Narrow" w:cs="Calibri"/>
+                <w:bCs/>
+                <w:color w:val="000000"/>
+              </w:rPr>
+            </w:pPr>
+            <w:r>
+              <w:rPr>
+                <w:rFonts w:ascii="Arial Narrow" w:hAnsi="Arial Narrow" w:cs="Calibri"/>
+                <w:bCs/>
+                <w:color w:val="000000"/>
+              </w:rPr>
+              <w:t>Averiguamos el proceso de certificación de normas en IBNORCA.</w:t>
             </w:r>
           </w:p>
         </w:tc>
@@ -1883,34 +1176,40 @@
           </w:tcPr>
           <w:p>
             <w:pPr>
-              <w:jc w:val="both"/>
-              <w:outlineLvl w:val="0"/>
-              <w:rPr>
-                <w:rFonts w:ascii="Arial Narrow" w:hAnsi="Arial Narrow" w:cs="Calibri"/>
-                <w:bCs/>
-                <w:color w:val="000000"/>
-              </w:rPr>
-            </w:pPr>
-          </w:p>
-        </w:tc>
-        <w:tc>
-          <w:tcPr>
-            <w:tcW w:w="2364" w:type="dxa"/>
-            <w:vAlign w:val="center"/>
-          </w:tcPr>
-          <w:p>
-            <w:pPr>
-              <w:outlineLvl w:val="0"/>
-              <w:rPr>
-                <w:rFonts w:ascii="Arial Narrow" w:hAnsi="Arial Narrow" w:cs="Calibri"/>
-                <w:color w:val="000000"/>
-              </w:rPr>
-            </w:pPr>
-          </w:p>
-        </w:tc>
-        <w:tc>
-          <w:tcPr>
-            <w:tcW w:w="2304" w:type="dxa"/>
+              <w:outlineLvl w:val="0"/>
+              <w:rPr>
+                <w:rFonts w:ascii="Arial Narrow" w:hAnsi="Arial Narrow" w:cs="Calibri"/>
+                <w:color w:val="000000"/>
+              </w:rPr>
+            </w:pPr>
+            <w:r>
+              <w:rPr>
+                <w:rFonts w:ascii="Arial Narrow" w:hAnsi="Arial Narrow" w:cs="Calibri"/>
+                <w:color w:val="000000"/>
+              </w:rPr>
+              <w:t>ISO 14001 paso a paso de Naeem Sadiq.</w:t>
+            </w:r>
+          </w:p>
+          <w:p>
+            <w:pPr>
+              <w:outlineLvl w:val="0"/>
+              <w:rPr>
+                <w:rFonts w:ascii="Arial Narrow" w:hAnsi="Arial Narrow" w:cs="Calibri"/>
+                <w:color w:val="000000"/>
+              </w:rPr>
+            </w:pPr>
+            <w:r>
+              <w:rPr>
+                <w:rFonts w:ascii="Arial Narrow" w:hAnsi="Arial Narrow" w:cs="Calibri"/>
+                <w:color w:val="000000"/>
+              </w:rPr>
+              <w:t>Pagina Ibnorca.</w:t>
+            </w:r>
+          </w:p>
+        </w:tc>
+        <w:tc>
+          <w:tcPr>
+            <w:tcW w:w="567" w:type="dxa"/>
             <w:gridSpan w:val="2"/>
             <w:vAlign w:val="center"/>
           </w:tcPr>
@@ -1927,7 +1226,7 @@
         </w:tc>
         <w:tc>
           <w:tcPr>
-            <w:tcW w:w="2736" w:type="dxa"/>
+            <w:tcW w:w="3435" w:type="dxa"/>
             <w:vMerge/>
             <w:vAlign w:val="center"/>
             <w:hideMark/>
@@ -1967,7 +1266,7 @@
         </w:tc>
         <w:tc>
           <w:tcPr>
-            <w:tcW w:w="9350" w:type="dxa"/>
+            <w:tcW w:w="8651" w:type="dxa"/>
             <w:gridSpan w:val="5"/>
             <w:vAlign w:val="center"/>
           </w:tcPr>
@@ -1988,11 +1287,35 @@
               </w:rPr>
               <w:t>Adaptaciones curriculares:</w:t>
             </w:r>
-          </w:p>
-        </w:tc>
-        <w:tc>
-          <w:tcPr>
-            <w:tcW w:w="2736" w:type="dxa"/>
+            <w:r>
+              <w:rPr>
+                <w:rFonts w:ascii="Arial Narrow" w:hAnsi="Arial Narrow" w:cs="Calibri"/>
+                <w:b/>
+                <w:color w:val="000000"/>
+              </w:rPr>
+              <w:t xml:space="preserve"> </w:t>
+            </w:r>
+            <w:r>
+              <w:rPr>
+                <w:rFonts w:ascii="Arial Narrow" w:hAnsi="Arial Narrow" w:cs="Calibri"/>
+                <w:bCs/>
+                <w:color w:val="000000"/>
+              </w:rPr>
+              <w:t>Técnica</w:t>
+            </w:r>
+            <w:r>
+              <w:rPr>
+                <w:rFonts w:ascii="Arial Narrow" w:hAnsi="Arial Narrow" w:cs="Calibri"/>
+                <w:bCs/>
+                <w:color w:val="000000"/>
+              </w:rPr>
+              <w:t xml:space="preserve"> del mapa mental</w:t>
+            </w:r>
+          </w:p>
+        </w:tc>
+        <w:tc>
+          <w:tcPr>
+            <w:tcW w:w="3435" w:type="dxa"/>
             <w:vMerge/>
             <w:vAlign w:val="center"/>
           </w:tcPr>
@@ -2048,6 +1371,7 @@
               </w:rPr>
             </w:pPr>
             <w:r>
+              <w:lastRenderedPageBreak/>
               <w:br w:type="page"/>
             </w:r>
             <w:r>
@@ -2186,10 +1510,26 @@
               <w:outlineLvl w:val="0"/>
               <w:rPr>
                 <w:rFonts w:ascii="Arial Narrow" w:hAnsi="Arial Narrow" w:cs="Arial"/>
-                <w:b/>
+                <w:bCs/>
                 <w:szCs w:val="16"/>
               </w:rPr>
             </w:pPr>
+            <w:r>
+              <w:rPr>
+                <w:rFonts w:ascii="Arial Narrow" w:hAnsi="Arial Narrow" w:cs="Arial"/>
+                <w:bCs/>
+                <w:szCs w:val="16"/>
+              </w:rPr>
+              <w:t xml:space="preserve">Responder cuestionario </w:t>
+            </w:r>
+            <w:r>
+              <w:rPr>
+                <w:rFonts w:ascii="Arial Narrow" w:hAnsi="Arial Narrow" w:cs="Arial"/>
+                <w:bCs/>
+                <w:szCs w:val="16"/>
+              </w:rPr>
+              <w:t>y evaluación.</w:t>
+            </w:r>
           </w:p>
         </w:tc>
         <w:tc>
@@ -2205,6 +1545,13 @@
                 <w:szCs w:val="16"/>
               </w:rPr>
             </w:pPr>
+            <w:r>
+              <w:rPr>
+                <w:rFonts w:ascii="Arial Narrow" w:hAnsi="Arial Narrow" w:cs="Arial"/>
+                <w:szCs w:val="16"/>
+              </w:rPr>
+              <w:t>Trastorno de aprendizaje con dificultad en la atención sostenida y memoria.</w:t>
+            </w:r>
           </w:p>
         </w:tc>
         <w:tc>
@@ -2217,10 +1564,37 @@
               <w:outlineLvl w:val="0"/>
               <w:rPr>
                 <w:rFonts w:ascii="Arial Narrow" w:hAnsi="Arial Narrow" w:cs="Arial"/>
-                <w:b/>
+                <w:bCs/>
                 <w:szCs w:val="16"/>
               </w:rPr>
             </w:pPr>
+            <w:r>
+              <w:rPr>
+                <w:rFonts w:ascii="Arial Narrow" w:hAnsi="Arial Narrow" w:cs="Arial"/>
+                <w:bCs/>
+                <w:szCs w:val="16"/>
+              </w:rPr>
+              <w:t>Que elabore un mapa mental para asociar conceptos de acuerdo a la norma.</w:t>
+            </w:r>
+          </w:p>
+          <w:p>
+            <w:pPr>
+              <w:jc w:val="both"/>
+              <w:outlineLvl w:val="0"/>
+              <w:rPr>
+                <w:rFonts w:ascii="Arial Narrow" w:hAnsi="Arial Narrow" w:cs="Arial"/>
+                <w:bCs/>
+                <w:szCs w:val="16"/>
+              </w:rPr>
+            </w:pPr>
+            <w:r>
+              <w:rPr>
+                <w:rFonts w:ascii="Arial Narrow" w:hAnsi="Arial Narrow" w:cs="Arial"/>
+                <w:bCs/>
+                <w:szCs w:val="16"/>
+              </w:rPr>
+              <w:t>.</w:t>
+            </w:r>
           </w:p>
         </w:tc>
         <w:tc>
@@ -2237,6 +1611,14 @@
                 <w:szCs w:val="16"/>
               </w:rPr>
             </w:pPr>
+            <w:r>
+              <w:rPr>
+                <w:rFonts w:ascii="Arial Narrow" w:hAnsi="Arial Narrow" w:cs="Arial"/>
+                <w:bCs/>
+                <w:szCs w:val="16"/>
+              </w:rPr>
+              <w:t>Evaluación diferenciada para detectar el peligro que conlleva el uso de la electricidad en el taller eléctrico.</w:t>
+            </w:r>
           </w:p>
         </w:tc>
       </w:tr>
@@ -2324,6 +1706,13 @@
           <w:tab w:val="left" w:pos="408"/>
         </w:tabs>
         <w:outlineLvl w:val="0"/>
+        <w:rPr>
+          <w:rFonts w:ascii="Bookman Old Style" w:hAnsi="Bookman Old Style"/>
+          <w:b/>
+          <w:bCs/>
+          <w:sz w:val="32"/>
+          <w:szCs w:val="28"/>
+        </w:rPr>
       </w:pPr>
       <w:r>
         <w:rPr>
@@ -2333,9 +1722,161 @@
           <w:sz w:val="32"/>
           <w:szCs w:val="28"/>
         </w:rPr>
-        <w:lastRenderedPageBreak/>
         <w:tab/>
       </w:r>
+    </w:p>
+    <w:p>
+      <w:pPr>
+        <w:pStyle w:val="Sinespaciado"/>
+        <w:tabs>
+          <w:tab w:val="left" w:pos="408"/>
+        </w:tabs>
+        <w:outlineLvl w:val="0"/>
+        <w:rPr>
+          <w:rFonts w:ascii="Bookman Old Style" w:hAnsi="Bookman Old Style"/>
+          <w:b/>
+          <w:bCs/>
+          <w:sz w:val="32"/>
+          <w:szCs w:val="28"/>
+        </w:rPr>
+      </w:pPr>
+    </w:p>
+    <w:p>
+      <w:pPr>
+        <w:pStyle w:val="Sinespaciado"/>
+        <w:tabs>
+          <w:tab w:val="left" w:pos="408"/>
+        </w:tabs>
+        <w:outlineLvl w:val="0"/>
+        <w:rPr>
+          <w:rFonts w:ascii="Bookman Old Style" w:hAnsi="Bookman Old Style"/>
+          <w:b/>
+          <w:bCs/>
+          <w:sz w:val="32"/>
+          <w:szCs w:val="28"/>
+        </w:rPr>
+      </w:pPr>
+    </w:p>
+    <w:p>
+      <w:pPr>
+        <w:pStyle w:val="Sinespaciado"/>
+        <w:tabs>
+          <w:tab w:val="left" w:pos="408"/>
+        </w:tabs>
+        <w:outlineLvl w:val="0"/>
+        <w:rPr>
+          <w:rFonts w:ascii="Bookman Old Style" w:hAnsi="Bookman Old Style"/>
+          <w:b/>
+          <w:bCs/>
+          <w:sz w:val="32"/>
+          <w:szCs w:val="28"/>
+        </w:rPr>
+      </w:pPr>
+    </w:p>
+    <w:p>
+      <w:pPr>
+        <w:pStyle w:val="Sinespaciado"/>
+        <w:tabs>
+          <w:tab w:val="left" w:pos="408"/>
+        </w:tabs>
+        <w:outlineLvl w:val="0"/>
+        <w:rPr>
+          <w:rFonts w:ascii="Bookman Old Style" w:hAnsi="Bookman Old Style"/>
+          <w:b/>
+          <w:bCs/>
+          <w:sz w:val="32"/>
+          <w:szCs w:val="28"/>
+        </w:rPr>
+      </w:pPr>
+    </w:p>
+    <w:p>
+      <w:pPr>
+        <w:pStyle w:val="Sinespaciado"/>
+        <w:tabs>
+          <w:tab w:val="left" w:pos="408"/>
+        </w:tabs>
+        <w:outlineLvl w:val="0"/>
+        <w:rPr>
+          <w:rFonts w:ascii="Bookman Old Style" w:hAnsi="Bookman Old Style"/>
+          <w:b/>
+          <w:bCs/>
+          <w:sz w:val="32"/>
+          <w:szCs w:val="28"/>
+        </w:rPr>
+      </w:pPr>
+    </w:p>
+    <w:p>
+      <w:pPr>
+        <w:pStyle w:val="Sinespaciado"/>
+        <w:tabs>
+          <w:tab w:val="left" w:pos="408"/>
+        </w:tabs>
+        <w:outlineLvl w:val="0"/>
+        <w:rPr>
+          <w:rFonts w:ascii="Bookman Old Style" w:hAnsi="Bookman Old Style"/>
+          <w:b/>
+          <w:bCs/>
+          <w:sz w:val="32"/>
+          <w:szCs w:val="28"/>
+        </w:rPr>
+      </w:pPr>
+    </w:p>
+    <w:p>
+      <w:pPr>
+        <w:pStyle w:val="Sinespaciado"/>
+        <w:tabs>
+          <w:tab w:val="left" w:pos="408"/>
+        </w:tabs>
+        <w:outlineLvl w:val="0"/>
+        <w:rPr>
+          <w:rFonts w:ascii="Bookman Old Style" w:hAnsi="Bookman Old Style"/>
+          <w:b/>
+          <w:bCs/>
+          <w:sz w:val="32"/>
+          <w:szCs w:val="28"/>
+        </w:rPr>
+      </w:pPr>
+    </w:p>
+    <w:p>
+      <w:pPr>
+        <w:pStyle w:val="Sinespaciado"/>
+        <w:tabs>
+          <w:tab w:val="left" w:pos="408"/>
+        </w:tabs>
+        <w:outlineLvl w:val="0"/>
+        <w:rPr>
+          <w:rFonts w:ascii="Bookman Old Style" w:hAnsi="Bookman Old Style"/>
+          <w:b/>
+          <w:bCs/>
+          <w:sz w:val="32"/>
+          <w:szCs w:val="28"/>
+        </w:rPr>
+      </w:pPr>
+    </w:p>
+    <w:p>
+      <w:pPr>
+        <w:pStyle w:val="Sinespaciado"/>
+        <w:tabs>
+          <w:tab w:val="left" w:pos="408"/>
+        </w:tabs>
+        <w:outlineLvl w:val="0"/>
+        <w:rPr>
+          <w:rFonts w:ascii="Bookman Old Style" w:hAnsi="Bookman Old Style"/>
+          <w:b/>
+          <w:bCs/>
+          <w:sz w:val="32"/>
+          <w:szCs w:val="28"/>
+        </w:rPr>
+      </w:pPr>
+    </w:p>
+    <w:p>
+      <w:pPr>
+        <w:pStyle w:val="Sinespaciado"/>
+        <w:tabs>
+          <w:tab w:val="left" w:pos="408"/>
+        </w:tabs>
+        <w:outlineLvl w:val="0"/>
+      </w:pPr>
     </w:p>
     <w:p>
       <w:pPr>
@@ -2378,6 +1919,7 @@
           <w:b/>
           <w:color w:val="000000"/>
         </w:rPr>
+        <w:lastRenderedPageBreak/>
         <w:t>Adaptaciones curriculares:</w:t>
       </w:r>
     </w:p>

--- a/PDC_2026.docx
+++ b/PDC_2026.docx
@@ -2,26 +2,6 @@
 <file path=word/document.xml><?xml version="1.0" encoding="utf-8"?>
 <w:document xmlns:wpc="http://schemas.microsoft.com/office/word/2010/wordprocessingCanvas" xmlns:cx="http://schemas.microsoft.com/office/drawing/2014/chartex" xmlns:cx1="http://schemas.microsoft.com/office/drawing/2015/9/8/chartex" xmlns:cx2="http://schemas.microsoft.com/office/drawing/2015/10/21/chartex" xmlns:cx3="http://schemas.microsoft.com/office/drawing/2016/5/9/chartex" xmlns:cx4="http://schemas.microsoft.com/office/drawing/2016/5/10/chartex" xmlns:cx5="http://schemas.microsoft.com/office/drawing/2016/5/11/chartex" xmlns:cx6="http://schemas.microsoft.com/office/drawing/2016/5/12/chartex" xmlns:cx7="http://schemas.microsoft.com/office/drawing/2016/5/13/chartex" xmlns:cx8="http://schemas.microsoft.com/office/drawing/2016/5/14/chartex" xmlns:mc="http://schemas.openxmlformats.org/markup-compatibility/2006" xmlns:aink="http://schemas.microsoft.com/office/drawing/2016/ink" xmlns:am3d="http://schemas.microsoft.com/office/drawing/2017/model3d" xmlns:o="urn:schemas-microsoft-com:office:office" xmlns:oel="http://schemas.microsoft.com/office/2019/extlst" xmlns:r="http://schemas.openxmlformats.org/officeDocument/2006/relationships" xmlns:m="http://schemas.openxmlformats.org/officeDocument/2006/math" xmlns:v="urn:schemas-microsoft-com:vml" xmlns:wp14="http://schemas.microsoft.com/office/word/2010/wordprocessingDrawing" xmlns:wp="http://schemas.openxmlformats.org/drawingml/2006/wordprocessingDrawing" xmlns:w10="urn:schemas-microsoft-com:office:word" xmlns:w="http://schemas.openxmlformats.org/wordprocessingml/2006/main" xmlns:w14="http://schemas.microsoft.com/office/word/2010/wordml" xmlns:w15="http://schemas.microsoft.com/office/word/2012/wordml" xmlns:w16cex="http://schemas.microsoft.com/office/word/2018/wordml/cex" xmlns:w16cid="http://schemas.microsoft.com/office/word/2016/wordml/cid" xmlns:w16="http://schemas.microsoft.com/office/word/2018/wordml" xmlns:w16du="http://schemas.microsoft.com/office/word/2023/wordml/word16du" xmlns:w16sdtdh="http://schemas.microsoft.com/office/word/2020/wordml/sdtdatahash" xmlns:w16sdtfl="http://schemas.microsoft.com/office/word/2024/wordml/sdtformatlock" xmlns:w16se="http://schemas.microsoft.com/office/word/2015/wordml/symex" xmlns:wpg="http://schemas.microsoft.com/office/word/2010/wordprocessingGroup" xmlns:wpi="http://schemas.microsoft.com/office/word/2010/wordprocessingInk" xmlns:wne="http://schemas.microsoft.com/office/word/2006/wordml" xmlns:wps="http://schemas.microsoft.com/office/word/2010/wordprocessingShape" mc:Ignorable="w14 w15 w16se w16cid w16 w16cex w16sdtdh w16sdtfl w16du wp14">
   <w:body>
-    <w:p>
-      <w:pPr>
-        <w:spacing w:after="160" w:line="259" w:lineRule="auto"/>
-        <w:rPr>
-          <w:rFonts w:cstheme="minorHAnsi"/>
-          <w:bCs/>
-          <w:iCs/>
-        </w:rPr>
-      </w:pPr>
-      <w:r>
-        <w:rPr>
-          <w:rFonts w:ascii="Berlin Sans FB" w:hAnsi="Berlin Sans FB"/>
-          <w:b/>
-          <w:bCs/>
-          <w:sz w:val="36"/>
-          <w:szCs w:val="36"/>
-        </w:rPr>
-        <w:t>DIAGNÓSTICO 2026</w:t>
-      </w:r>
-    </w:p>
     <w:tbl>
       <w:tblPr>
         <w:tblW w:w="13466" w:type="dxa"/>
@@ -34,915 +14,7 @@
           <w:insideH w:val="thinThickSmallGap" w:sz="18" w:space="0" w:color="002060"/>
           <w:insideV w:val="thinThickSmallGap" w:sz="18" w:space="0" w:color="002060"/>
         </w:tblBorders>
-        <w:tblCellMar>
-          <w:left w:w="70" w:type="dxa"/>
-          <w:right w:w="70" w:type="dxa"/>
-        </w:tblCellMar>
-        <w:tblLook w:val="04A0" w:firstRow="1" w:lastRow="0" w:firstColumn="1" w:lastColumn="0" w:noHBand="0" w:noVBand="1"/>
-      </w:tblPr>
-      <w:tblGrid>
-        <w:gridCol w:w="1668"/>
-        <w:gridCol w:w="1843"/>
-        <w:gridCol w:w="3397"/>
-        <w:gridCol w:w="1518"/>
-        <w:gridCol w:w="1253"/>
-        <w:gridCol w:w="636"/>
-        <w:gridCol w:w="3151"/>
-      </w:tblGrid>
-      <w:tr>
-        <w:trPr>
-          <w:trHeight w:val="557"/>
-        </w:trPr>
-        <w:tc>
-          <w:tcPr>
-            <w:tcW w:w="3511" w:type="dxa"/>
-            <w:gridSpan w:val="2"/>
-            <w:vAlign w:val="center"/>
-          </w:tcPr>
-          <w:p>
-            <w:pPr>
-              <w:jc w:val="center"/>
-              <w:outlineLvl w:val="0"/>
-              <w:rPr>
-                <w:rFonts w:ascii="Arial Narrow" w:hAnsi="Arial Narrow" w:cs="Calibri"/>
-                <w:b/>
-                <w:bCs/>
-                <w:color w:val="000000"/>
-              </w:rPr>
-            </w:pPr>
-            <w:r>
-              <w:rPr>
-                <w:rFonts w:ascii="Arial Narrow" w:hAnsi="Arial Narrow" w:cs="Calibri"/>
-                <w:b/>
-                <w:bCs/>
-                <w:color w:val="000000"/>
-              </w:rPr>
-              <w:t>GRADO DE ESCOLARIDAD:</w:t>
-            </w:r>
-          </w:p>
-        </w:tc>
-        <w:tc>
-          <w:tcPr>
-            <w:tcW w:w="4915" w:type="dxa"/>
-            <w:gridSpan w:val="2"/>
-            <w:vAlign w:val="center"/>
-          </w:tcPr>
-          <w:p>
-            <w:pPr>
-              <w:jc w:val="center"/>
-              <w:outlineLvl w:val="0"/>
-              <w:rPr>
-                <w:rFonts w:ascii="Arial Narrow" w:hAnsi="Arial Narrow" w:cs="Calibri"/>
-                <w:b/>
-                <w:bCs/>
-                <w:color w:val="000000"/>
-              </w:rPr>
-            </w:pPr>
-            <w:r>
-              <w:rPr>
-                <w:rFonts w:ascii="Arial Narrow" w:hAnsi="Arial Narrow" w:cs="Calibri"/>
-                <w:b/>
-                <w:bCs/>
-                <w:color w:val="000000"/>
-              </w:rPr>
-              <w:t>4</w:t>
-            </w:r>
-          </w:p>
-        </w:tc>
-        <w:tc>
-          <w:tcPr>
-            <w:tcW w:w="1253" w:type="dxa"/>
-            <w:vAlign w:val="center"/>
-          </w:tcPr>
-          <w:p>
-            <w:pPr>
-              <w:jc w:val="center"/>
-              <w:outlineLvl w:val="0"/>
-              <w:rPr>
-                <w:rFonts w:ascii="Arial Narrow" w:hAnsi="Arial Narrow" w:cs="Calibri"/>
-                <w:b/>
-                <w:bCs/>
-                <w:color w:val="000000"/>
-              </w:rPr>
-            </w:pPr>
-            <w:r>
-              <w:rPr>
-                <w:rFonts w:ascii="Arial Narrow" w:hAnsi="Arial Narrow" w:cs="Calibri"/>
-                <w:b/>
-                <w:bCs/>
-                <w:color w:val="000000"/>
-              </w:rPr>
-              <w:t>PARALELOS</w:t>
-            </w:r>
-          </w:p>
-        </w:tc>
-        <w:tc>
-          <w:tcPr>
-            <w:tcW w:w="3787" w:type="dxa"/>
-            <w:gridSpan w:val="2"/>
-            <w:vAlign w:val="center"/>
-          </w:tcPr>
-          <w:p>
-            <w:pPr>
-              <w:jc w:val="center"/>
-              <w:outlineLvl w:val="0"/>
-              <w:rPr>
-                <w:rFonts w:ascii="Arial Narrow" w:hAnsi="Arial Narrow" w:cs="Calibri"/>
-                <w:b/>
-                <w:bCs/>
-                <w:color w:val="000000"/>
-              </w:rPr>
-            </w:pPr>
-            <w:r>
-              <w:rPr>
-                <w:rFonts w:ascii="Arial Narrow" w:hAnsi="Arial Narrow" w:cs="Calibri"/>
-                <w:b/>
-                <w:bCs/>
-                <w:color w:val="000000"/>
-              </w:rPr>
-              <w:t>A, B, C y D</w:t>
-            </w:r>
-          </w:p>
-        </w:tc>
-      </w:tr>
-      <w:tr>
-        <w:trPr>
-          <w:trHeight w:val="557"/>
-        </w:trPr>
-        <w:tc>
-          <w:tcPr>
-            <w:tcW w:w="1668" w:type="dxa"/>
-            <w:vAlign w:val="center"/>
-            <w:hideMark/>
-          </w:tcPr>
-          <w:p>
-            <w:pPr>
-              <w:jc w:val="center"/>
-              <w:outlineLvl w:val="0"/>
-              <w:rPr>
-                <w:rFonts w:ascii="Arial Narrow" w:hAnsi="Arial Narrow" w:cs="Calibri"/>
-                <w:b/>
-                <w:bCs/>
-                <w:color w:val="000000"/>
-              </w:rPr>
-            </w:pPr>
-            <w:r>
-              <w:rPr>
-                <w:rFonts w:ascii="Arial Narrow" w:hAnsi="Arial Narrow" w:cs="Calibri"/>
-                <w:b/>
-                <w:bCs/>
-                <w:color w:val="000000"/>
-              </w:rPr>
-              <w:t>Instrumento de diagnóstico</w:t>
-            </w:r>
-          </w:p>
-        </w:tc>
-        <w:tc>
-          <w:tcPr>
-            <w:tcW w:w="1843" w:type="dxa"/>
-            <w:vAlign w:val="center"/>
-            <w:hideMark/>
-          </w:tcPr>
-          <w:p>
-            <w:pPr>
-              <w:jc w:val="center"/>
-              <w:outlineLvl w:val="0"/>
-              <w:rPr>
-                <w:rFonts w:ascii="Arial Narrow" w:hAnsi="Arial Narrow" w:cs="Calibri"/>
-                <w:b/>
-                <w:bCs/>
-                <w:color w:val="000000"/>
-              </w:rPr>
-            </w:pPr>
-            <w:r>
-              <w:rPr>
-                <w:rFonts w:ascii="Arial Narrow" w:hAnsi="Arial Narrow" w:cs="Calibri"/>
-                <w:b/>
-                <w:bCs/>
-                <w:color w:val="000000"/>
-              </w:rPr>
-              <w:t>Contenidos</w:t>
-            </w:r>
-          </w:p>
-        </w:tc>
-        <w:tc>
-          <w:tcPr>
-            <w:tcW w:w="3397" w:type="dxa"/>
-            <w:vAlign w:val="center"/>
-            <w:hideMark/>
-          </w:tcPr>
-          <w:p>
-            <w:pPr>
-              <w:jc w:val="center"/>
-              <w:outlineLvl w:val="0"/>
-              <w:rPr>
-                <w:rFonts w:ascii="Arial Narrow" w:hAnsi="Arial Narrow" w:cs="Calibri"/>
-                <w:b/>
-                <w:bCs/>
-                <w:color w:val="000000"/>
-              </w:rPr>
-            </w:pPr>
-            <w:r>
-              <w:rPr>
-                <w:rFonts w:ascii="Arial Narrow" w:hAnsi="Arial Narrow" w:cs="Calibri"/>
-                <w:b/>
-                <w:bCs/>
-                <w:color w:val="000000"/>
-              </w:rPr>
-              <w:t xml:space="preserve">Aspectos positivos que se deben fortalecer  </w:t>
-            </w:r>
-            <w:r>
-              <w:rPr>
-                <w:rFonts w:ascii="Arial Narrow" w:hAnsi="Arial Narrow" w:cs="Calibri"/>
-                <w:b/>
-                <w:bCs/>
-                <w:color w:val="000000"/>
-              </w:rPr>
-              <w:t xml:space="preserve"> </w:t>
-            </w:r>
-          </w:p>
-        </w:tc>
-        <w:tc>
-          <w:tcPr>
-            <w:tcW w:w="3407" w:type="dxa"/>
-            <w:gridSpan w:val="3"/>
-            <w:vAlign w:val="center"/>
-            <w:hideMark/>
-          </w:tcPr>
-          <w:p>
-            <w:pPr>
-              <w:jc w:val="center"/>
-              <w:outlineLvl w:val="0"/>
-              <w:rPr>
-                <w:rFonts w:ascii="Arial Narrow" w:hAnsi="Arial Narrow" w:cs="Calibri"/>
-                <w:b/>
-                <w:bCs/>
-                <w:color w:val="000000"/>
-              </w:rPr>
-            </w:pPr>
-            <w:r>
-              <w:rPr>
-                <w:rFonts w:ascii="Arial Narrow" w:hAnsi="Arial Narrow" w:cs="Calibri"/>
-                <w:b/>
-                <w:bCs/>
-                <w:color w:val="000000"/>
-              </w:rPr>
-              <w:t xml:space="preserve">Aspectos negativos que se deben cambiar   </w:t>
-            </w:r>
-            <w:r>
-              <w:rPr>
-                <w:rFonts w:ascii="Arial Narrow" w:hAnsi="Arial Narrow" w:cs="Calibri"/>
-                <w:b/>
-                <w:bCs/>
-                <w:color w:val="000000"/>
-              </w:rPr>
-              <w:t xml:space="preserve"> </w:t>
-            </w:r>
-          </w:p>
-        </w:tc>
-        <w:tc>
-          <w:tcPr>
-            <w:tcW w:w="3151" w:type="dxa"/>
-            <w:vAlign w:val="center"/>
-            <w:hideMark/>
-          </w:tcPr>
-          <w:p>
-            <w:pPr>
-              <w:jc w:val="center"/>
-              <w:outlineLvl w:val="0"/>
-              <w:rPr>
-                <w:rFonts w:ascii="Arial Narrow" w:hAnsi="Arial Narrow" w:cs="Calibri"/>
-                <w:b/>
-                <w:bCs/>
-                <w:color w:val="000000"/>
-              </w:rPr>
-            </w:pPr>
-            <w:r>
-              <w:rPr>
-                <w:rFonts w:ascii="Arial Narrow" w:hAnsi="Arial Narrow" w:cs="Calibri"/>
-                <w:b/>
-                <w:bCs/>
-                <w:color w:val="000000"/>
-              </w:rPr>
-              <w:t>Estrategias a utilizar</w:t>
-            </w:r>
-            <w:r>
-              <w:rPr>
-                <w:rFonts w:ascii="Arial Narrow" w:hAnsi="Arial Narrow" w:cs="Calibri"/>
-                <w:b/>
-                <w:bCs/>
-                <w:color w:val="000000"/>
-              </w:rPr>
-              <w:t xml:space="preserve"> </w:t>
-            </w:r>
-          </w:p>
-        </w:tc>
-      </w:tr>
-      <w:tr>
-        <w:trPr>
-          <w:trHeight w:val="1203"/>
-        </w:trPr>
-        <w:tc>
-          <w:tcPr>
-            <w:tcW w:w="1668" w:type="dxa"/>
-            <w:vMerge w:val="restart"/>
-            <w:vAlign w:val="center"/>
-          </w:tcPr>
-          <w:p>
-            <w:pPr>
-              <w:jc w:val="center"/>
-              <w:outlineLvl w:val="0"/>
-              <w:rPr>
-                <w:rFonts w:ascii="Arial Narrow" w:hAnsi="Arial Narrow" w:cs="Calibri"/>
-                <w:color w:val="000000"/>
-              </w:rPr>
-            </w:pPr>
-            <w:r>
-              <w:rPr>
-                <w:rFonts w:ascii="Arial Narrow" w:hAnsi="Arial Narrow" w:cs="Calibri"/>
-                <w:color w:val="000000"/>
-              </w:rPr>
-              <w:t>Adjuntar el documento o instrumento de evaluación diagnóstica</w:t>
-            </w:r>
-          </w:p>
-        </w:tc>
-        <w:tc>
-          <w:tcPr>
-            <w:tcW w:w="1843" w:type="dxa"/>
-            <w:vAlign w:val="center"/>
-          </w:tcPr>
-          <w:p>
-            <w:pPr>
-              <w:outlineLvl w:val="0"/>
-              <w:rPr>
-                <w:rFonts w:ascii="Arial Narrow" w:hAnsi="Arial Narrow" w:cs="Calibri"/>
-                <w:b/>
-                <w:bCs/>
-                <w:i/>
-                <w:color w:val="000000"/>
-              </w:rPr>
-            </w:pPr>
-            <w:r>
-              <w:rPr>
-                <w:rFonts w:ascii="Arial Narrow" w:hAnsi="Arial Narrow" w:cs="Calibri"/>
-                <w:b/>
-                <w:bCs/>
-                <w:i/>
-                <w:color w:val="000000"/>
-              </w:rPr>
-              <w:t>Matriz productiva del país.</w:t>
-            </w:r>
-          </w:p>
-          <w:p>
-            <w:pPr>
-              <w:outlineLvl w:val="0"/>
-              <w:rPr>
-                <w:rFonts w:ascii="Arial Narrow" w:hAnsi="Arial Narrow" w:cs="Calibri"/>
-                <w:b/>
-                <w:bCs/>
-                <w:i/>
-                <w:color w:val="000000"/>
-              </w:rPr>
-            </w:pPr>
-            <w:r>
-              <w:rPr>
-                <w:rFonts w:ascii="Arial Narrow" w:hAnsi="Arial Narrow" w:cs="Calibri"/>
-                <w:b/>
-                <w:bCs/>
-                <w:i/>
-                <w:color w:val="000000"/>
-              </w:rPr>
-              <w:t>Investigación comunitaria.</w:t>
-            </w:r>
-          </w:p>
-        </w:tc>
-        <w:tc>
-          <w:tcPr>
-            <w:tcW w:w="3397" w:type="dxa"/>
-            <w:vAlign w:val="center"/>
-          </w:tcPr>
-          <w:p>
-            <w:pPr>
-              <w:jc w:val="both"/>
-              <w:outlineLvl w:val="0"/>
-              <w:rPr>
-                <w:rFonts w:ascii="Arial Narrow" w:hAnsi="Arial Narrow" w:cs="Calibri"/>
-                <w:bCs/>
-                <w:color w:val="000000"/>
-              </w:rPr>
-            </w:pPr>
-            <w:r>
-              <w:rPr>
-                <w:rFonts w:ascii="Arial Narrow" w:hAnsi="Arial Narrow" w:cs="Calibri"/>
-                <w:bCs/>
-                <w:color w:val="000000"/>
-              </w:rPr>
-              <w:t>Conocimiento de la fuente de generación de recursos económicos del país.</w:t>
-            </w:r>
-          </w:p>
-          <w:p>
-            <w:pPr>
-              <w:jc w:val="both"/>
-              <w:outlineLvl w:val="0"/>
-              <w:rPr>
-                <w:rFonts w:ascii="Arial Narrow" w:hAnsi="Arial Narrow" w:cs="Calibri"/>
-                <w:bCs/>
-                <w:color w:val="000000"/>
-              </w:rPr>
-            </w:pPr>
-          </w:p>
-        </w:tc>
-        <w:tc>
-          <w:tcPr>
-            <w:tcW w:w="3407" w:type="dxa"/>
-            <w:gridSpan w:val="3"/>
-            <w:vAlign w:val="center"/>
-          </w:tcPr>
-          <w:p>
-            <w:pPr>
-              <w:jc w:val="center"/>
-              <w:outlineLvl w:val="0"/>
-              <w:rPr>
-                <w:rFonts w:ascii="Arial Narrow" w:hAnsi="Arial Narrow" w:cs="Calibri"/>
-                <w:color w:val="000000"/>
-              </w:rPr>
-            </w:pPr>
-            <w:r>
-              <w:rPr>
-                <w:rFonts w:ascii="Arial Narrow" w:hAnsi="Arial Narrow" w:cs="Calibri"/>
-                <w:color w:val="000000"/>
-              </w:rPr>
-              <w:t>Falta de conocimientos técnicos de estos sectores productivos y su funcionamiento</w:t>
-            </w:r>
-          </w:p>
-        </w:tc>
-        <w:tc>
-          <w:tcPr>
-            <w:tcW w:w="3151" w:type="dxa"/>
-            <w:vMerge w:val="restart"/>
-            <w:vAlign w:val="center"/>
-          </w:tcPr>
-          <w:p>
-            <w:pPr>
-              <w:outlineLvl w:val="0"/>
-              <w:rPr>
-                <w:rFonts w:ascii="Arial Narrow" w:hAnsi="Arial Narrow" w:cs="Calibri"/>
-                <w:bCs/>
-                <w:color w:val="000000"/>
-              </w:rPr>
-            </w:pPr>
-            <w:r>
-              <w:rPr>
-                <w:rFonts w:ascii="Arial Narrow" w:hAnsi="Arial Narrow" w:cs="Calibri"/>
-                <w:bCs/>
-                <w:color w:val="000000"/>
-              </w:rPr>
-              <w:t>Evaluación de conocimientos previos.</w:t>
-            </w:r>
-          </w:p>
-        </w:tc>
-      </w:tr>
-      <w:tr>
-        <w:trPr>
-          <w:trHeight w:val="434"/>
-        </w:trPr>
-        <w:tc>
-          <w:tcPr>
-            <w:tcW w:w="1668" w:type="dxa"/>
-            <w:vMerge/>
-            <w:vAlign w:val="center"/>
-          </w:tcPr>
-          <w:p>
-            <w:pPr>
-              <w:outlineLvl w:val="0"/>
-              <w:rPr>
-                <w:rFonts w:ascii="Arial Narrow" w:hAnsi="Arial Narrow" w:cs="Calibri"/>
-                <w:color w:val="000000"/>
-              </w:rPr>
-            </w:pPr>
-          </w:p>
-        </w:tc>
-        <w:tc>
-          <w:tcPr>
-            <w:tcW w:w="8647" w:type="dxa"/>
-            <w:gridSpan w:val="5"/>
-            <w:vAlign w:val="center"/>
-          </w:tcPr>
-          <w:p>
-            <w:pPr>
-              <w:outlineLvl w:val="0"/>
-              <w:rPr>
-                <w:rFonts w:ascii="Arial Narrow" w:hAnsi="Arial Narrow" w:cs="Calibri"/>
-                <w:b/>
-                <w:color w:val="000000"/>
-              </w:rPr>
-            </w:pPr>
-            <w:r>
-              <w:rPr>
-                <w:rFonts w:ascii="Arial Narrow" w:hAnsi="Arial Narrow" w:cs="Calibri"/>
-                <w:b/>
-                <w:color w:val="000000"/>
-              </w:rPr>
-              <w:t>Casos de dificultades de aprendizaje detectados</w:t>
-            </w:r>
-            <w:r>
-              <w:rPr>
-                <w:rFonts w:ascii="Arial Narrow" w:hAnsi="Arial Narrow" w:cs="Calibri"/>
-                <w:b/>
-                <w:color w:val="000000"/>
-              </w:rPr>
-              <w:t>:</w:t>
-            </w:r>
-          </w:p>
-          <w:p>
-            <w:pPr>
-              <w:jc w:val="center"/>
-              <w:outlineLvl w:val="0"/>
-              <w:rPr>
-                <w:rFonts w:ascii="Arial Narrow" w:hAnsi="Arial Narrow" w:cs="Calibri"/>
-                <w:color w:val="000000"/>
-              </w:rPr>
-            </w:pPr>
-          </w:p>
-        </w:tc>
-        <w:tc>
-          <w:tcPr>
-            <w:tcW w:w="3151" w:type="dxa"/>
-            <w:vMerge/>
-            <w:vAlign w:val="center"/>
-          </w:tcPr>
-          <w:p>
-            <w:pPr>
-              <w:outlineLvl w:val="0"/>
-              <w:rPr>
-                <w:rFonts w:ascii="Arial Narrow" w:hAnsi="Arial Narrow" w:cs="Calibri"/>
-                <w:b/>
-                <w:bCs/>
-                <w:color w:val="000000"/>
-              </w:rPr>
-            </w:pPr>
-          </w:p>
-        </w:tc>
-      </w:tr>
-      <w:tr>
-        <w:trPr>
-          <w:trHeight w:val="434"/>
-        </w:trPr>
-        <w:tc>
-          <w:tcPr>
-            <w:tcW w:w="13466" w:type="dxa"/>
-            <w:gridSpan w:val="7"/>
-            <w:vAlign w:val="center"/>
-          </w:tcPr>
-          <w:p>
-            <w:pPr>
-              <w:jc w:val="center"/>
-              <w:outlineLvl w:val="0"/>
-              <w:rPr>
-                <w:rFonts w:ascii="Arial Narrow" w:hAnsi="Arial Narrow" w:cs="Calibri"/>
-                <w:b/>
-                <w:bCs/>
-                <w:color w:val="000000"/>
-              </w:rPr>
-            </w:pPr>
-            <w:r>
-              <w:rPr>
-                <w:rFonts w:ascii="Arial Narrow" w:hAnsi="Arial Narrow" w:cs="Calibri"/>
-                <w:b/>
-                <w:bCs/>
-                <w:color w:val="000000"/>
-              </w:rPr>
-              <w:t>CASOS DE TRASTORNOS DE APRENDIZAJE (</w:t>
-            </w:r>
-            <w:r>
-              <w:rPr>
-                <w:rFonts w:ascii="Arial Narrow" w:hAnsi="Arial Narrow" w:cs="Arial"/>
-                <w:b/>
-                <w:szCs w:val="16"/>
-              </w:rPr>
-              <w:t>Discapacidad</w:t>
-            </w:r>
-            <w:r>
-              <w:rPr>
-                <w:rFonts w:ascii="Arial Narrow" w:hAnsi="Arial Narrow" w:cs="Arial"/>
-                <w:b/>
-                <w:szCs w:val="16"/>
-              </w:rPr>
-              <w:t>/talento extraordinario</w:t>
-            </w:r>
-            <w:r>
-              <w:rPr>
-                <w:rFonts w:ascii="Arial Narrow" w:hAnsi="Arial Narrow" w:cs="Arial"/>
-                <w:b/>
-                <w:szCs w:val="16"/>
-              </w:rPr>
-              <w:t>/TDH/TEA y otros</w:t>
-            </w:r>
-            <w:r>
-              <w:rPr>
-                <w:rFonts w:ascii="Arial Narrow" w:hAnsi="Arial Narrow" w:cs="Arial"/>
-                <w:b/>
-                <w:szCs w:val="16"/>
-              </w:rPr>
-              <w:t>)</w:t>
-            </w:r>
-          </w:p>
-        </w:tc>
-      </w:tr>
-      <w:tr>
-        <w:trPr>
-          <w:trHeight w:val="434"/>
-        </w:trPr>
-        <w:tc>
-          <w:tcPr>
-            <w:tcW w:w="3511" w:type="dxa"/>
-            <w:gridSpan w:val="2"/>
-            <w:vAlign w:val="center"/>
-          </w:tcPr>
-          <w:p>
-            <w:pPr>
-              <w:jc w:val="center"/>
-              <w:outlineLvl w:val="0"/>
-              <w:rPr>
-                <w:rFonts w:ascii="Arial Narrow" w:hAnsi="Arial Narrow" w:cs="Calibri"/>
-                <w:b/>
-                <w:bCs/>
-                <w:color w:val="000000"/>
-              </w:rPr>
-            </w:pPr>
-            <w:r>
-              <w:rPr>
-                <w:rFonts w:ascii="Arial Narrow" w:hAnsi="Arial Narrow" w:cs="Calibri"/>
-                <w:b/>
-                <w:bCs/>
-                <w:color w:val="000000"/>
-              </w:rPr>
-              <w:t>Describir los casos e identificar estudiantes</w:t>
-            </w:r>
-          </w:p>
-        </w:tc>
-        <w:tc>
-          <w:tcPr>
-            <w:tcW w:w="3397" w:type="dxa"/>
-            <w:vAlign w:val="center"/>
-          </w:tcPr>
-          <w:p>
-            <w:pPr>
-              <w:jc w:val="center"/>
-              <w:outlineLvl w:val="0"/>
-              <w:rPr>
-                <w:rFonts w:ascii="Arial Narrow" w:hAnsi="Arial Narrow" w:cs="Calibri"/>
-                <w:b/>
-                <w:color w:val="000000"/>
-              </w:rPr>
-            </w:pPr>
-            <w:r>
-              <w:rPr>
-                <w:rFonts w:ascii="Arial Narrow" w:hAnsi="Arial Narrow" w:cs="Calibri"/>
-                <w:b/>
-                <w:bCs/>
-                <w:color w:val="000000"/>
-              </w:rPr>
-              <w:t>Aspectos positivos que se deben fortalecer</w:t>
-            </w:r>
-          </w:p>
-        </w:tc>
-        <w:tc>
-          <w:tcPr>
-            <w:tcW w:w="3407" w:type="dxa"/>
-            <w:gridSpan w:val="3"/>
-            <w:vAlign w:val="center"/>
-          </w:tcPr>
-          <w:p>
-            <w:pPr>
-              <w:outlineLvl w:val="0"/>
-              <w:rPr>
-                <w:rFonts w:ascii="Arial Narrow" w:hAnsi="Arial Narrow" w:cs="Calibri"/>
-                <w:b/>
-                <w:color w:val="000000"/>
-              </w:rPr>
-            </w:pPr>
-            <w:r>
-              <w:rPr>
-                <w:rFonts w:ascii="Arial Narrow" w:hAnsi="Arial Narrow" w:cs="Calibri"/>
-                <w:b/>
-                <w:bCs/>
-                <w:color w:val="000000"/>
-              </w:rPr>
-              <w:t xml:space="preserve">Aspectos negativos que se deben cambiar   </w:t>
-            </w:r>
-            <w:r>
-              <w:rPr>
-                <w:rFonts w:ascii="Arial Narrow" w:hAnsi="Arial Narrow" w:cs="Calibri"/>
-                <w:b/>
-                <w:bCs/>
-                <w:color w:val="000000"/>
-              </w:rPr>
-              <w:t xml:space="preserve"> </w:t>
-            </w:r>
-          </w:p>
-        </w:tc>
-        <w:tc>
-          <w:tcPr>
-            <w:tcW w:w="3151" w:type="dxa"/>
-            <w:vAlign w:val="center"/>
-          </w:tcPr>
-          <w:p>
-            <w:pPr>
-              <w:outlineLvl w:val="0"/>
-              <w:rPr>
-                <w:rFonts w:ascii="Arial Narrow" w:hAnsi="Arial Narrow" w:cs="Calibri"/>
-                <w:b/>
-                <w:bCs/>
-                <w:color w:val="000000"/>
-              </w:rPr>
-            </w:pPr>
-            <w:r>
-              <w:rPr>
-                <w:rFonts w:ascii="Arial Narrow" w:hAnsi="Arial Narrow" w:cs="Calibri"/>
-                <w:b/>
-                <w:bCs/>
-                <w:color w:val="000000"/>
-              </w:rPr>
-              <w:t>Estrategias a utilizar</w:t>
-            </w:r>
-          </w:p>
-        </w:tc>
-      </w:tr>
-      <w:tr>
-        <w:trPr>
-          <w:trHeight w:val="434"/>
-        </w:trPr>
-        <w:tc>
-          <w:tcPr>
-            <w:tcW w:w="3511" w:type="dxa"/>
-            <w:gridSpan w:val="2"/>
-            <w:vAlign w:val="center"/>
-          </w:tcPr>
-          <w:p>
-            <w:pPr>
-              <w:outlineLvl w:val="0"/>
-              <w:rPr>
-                <w:rFonts w:ascii="Arial Narrow" w:hAnsi="Arial Narrow" w:cs="Calibri"/>
-                <w:color w:val="000000"/>
-              </w:rPr>
-            </w:pPr>
-          </w:p>
-        </w:tc>
-        <w:tc>
-          <w:tcPr>
-            <w:tcW w:w="3397" w:type="dxa"/>
-            <w:vAlign w:val="center"/>
-          </w:tcPr>
-          <w:p>
-            <w:pPr>
-              <w:outlineLvl w:val="0"/>
-              <w:rPr>
-                <w:rFonts w:ascii="Arial Narrow" w:hAnsi="Arial Narrow" w:cs="Calibri"/>
-                <w:b/>
-                <w:color w:val="000000"/>
-              </w:rPr>
-            </w:pPr>
-          </w:p>
-        </w:tc>
-        <w:tc>
-          <w:tcPr>
-            <w:tcW w:w="3407" w:type="dxa"/>
-            <w:gridSpan w:val="3"/>
-            <w:vAlign w:val="center"/>
-          </w:tcPr>
-          <w:p>
-            <w:pPr>
-              <w:outlineLvl w:val="0"/>
-              <w:rPr>
-                <w:rFonts w:ascii="Arial Narrow" w:hAnsi="Arial Narrow" w:cs="Calibri"/>
-                <w:b/>
-                <w:color w:val="000000"/>
-              </w:rPr>
-            </w:pPr>
-          </w:p>
-        </w:tc>
-        <w:tc>
-          <w:tcPr>
-            <w:tcW w:w="3151" w:type="dxa"/>
-            <w:vAlign w:val="center"/>
-          </w:tcPr>
-          <w:p>
-            <w:pPr>
-              <w:outlineLvl w:val="0"/>
-              <w:rPr>
-                <w:rFonts w:ascii="Arial Narrow" w:hAnsi="Arial Narrow" w:cs="Calibri"/>
-                <w:b/>
-                <w:bCs/>
-                <w:color w:val="000000"/>
-              </w:rPr>
-            </w:pPr>
-          </w:p>
-        </w:tc>
-      </w:tr>
-      <w:tr>
-        <w:trPr>
-          <w:trHeight w:val="434"/>
-        </w:trPr>
-        <w:tc>
-          <w:tcPr>
-            <w:tcW w:w="3511" w:type="dxa"/>
-            <w:gridSpan w:val="2"/>
-            <w:vAlign w:val="center"/>
-          </w:tcPr>
-          <w:p>
-            <w:pPr>
-              <w:outlineLvl w:val="0"/>
-              <w:rPr>
-                <w:rFonts w:ascii="Arial Narrow" w:hAnsi="Arial Narrow" w:cs="Calibri"/>
-                <w:color w:val="000000"/>
-              </w:rPr>
-            </w:pPr>
-          </w:p>
-        </w:tc>
-        <w:tc>
-          <w:tcPr>
-            <w:tcW w:w="3397" w:type="dxa"/>
-            <w:vAlign w:val="center"/>
-          </w:tcPr>
-          <w:p>
-            <w:pPr>
-              <w:outlineLvl w:val="0"/>
-              <w:rPr>
-                <w:rFonts w:ascii="Arial Narrow" w:hAnsi="Arial Narrow" w:cs="Calibri"/>
-                <w:b/>
-                <w:color w:val="000000"/>
-              </w:rPr>
-            </w:pPr>
-          </w:p>
-        </w:tc>
-        <w:tc>
-          <w:tcPr>
-            <w:tcW w:w="3407" w:type="dxa"/>
-            <w:gridSpan w:val="3"/>
-            <w:vAlign w:val="center"/>
-          </w:tcPr>
-          <w:p>
-            <w:pPr>
-              <w:outlineLvl w:val="0"/>
-              <w:rPr>
-                <w:rFonts w:ascii="Arial Narrow" w:hAnsi="Arial Narrow" w:cs="Calibri"/>
-                <w:b/>
-                <w:color w:val="000000"/>
-              </w:rPr>
-            </w:pPr>
-          </w:p>
-        </w:tc>
-        <w:tc>
-          <w:tcPr>
-            <w:tcW w:w="3151" w:type="dxa"/>
-            <w:vAlign w:val="center"/>
-          </w:tcPr>
-          <w:p>
-            <w:pPr>
-              <w:outlineLvl w:val="0"/>
-              <w:rPr>
-                <w:rFonts w:ascii="Arial Narrow" w:hAnsi="Arial Narrow" w:cs="Calibri"/>
-                <w:b/>
-                <w:bCs/>
-                <w:color w:val="000000"/>
-              </w:rPr>
-            </w:pPr>
-          </w:p>
-        </w:tc>
-      </w:tr>
-    </w:tbl>
-    <w:p>
-      <w:pPr>
-        <w:spacing w:after="160" w:line="259" w:lineRule="auto"/>
-        <w:outlineLvl w:val="0"/>
-        <w:rPr>
-          <w:rFonts w:cstheme="minorHAnsi"/>
-          <w:bCs/>
-          <w:iCs/>
-        </w:rPr>
-      </w:pPr>
-      <w:r>
-        <w:rPr>
-          <w:rFonts w:cstheme="minorHAnsi"/>
-          <w:bCs/>
-          <w:iCs/>
-        </w:rPr>
-        <w:br w:type="page"/>
-      </w:r>
-    </w:p>
-    <w:tbl>
-      <w:tblPr>
-        <w:tblW w:w="13466" w:type="dxa"/>
-        <w:tblInd w:w="137" w:type="dxa"/>
-        <w:tblBorders>
-          <w:top w:val="thinThickSmallGap" w:sz="18" w:space="0" w:color="002060"/>
-          <w:left w:val="thinThickSmallGap" w:sz="18" w:space="0" w:color="002060"/>
-          <w:bottom w:val="thinThickSmallGap" w:sz="18" w:space="0" w:color="002060"/>
-          <w:right w:val="thinThickSmallGap" w:sz="18" w:space="0" w:color="002060"/>
-          <w:insideH w:val="thinThickSmallGap" w:sz="18" w:space="0" w:color="002060"/>
-          <w:insideV w:val="thinThickSmallGap" w:sz="18" w:space="0" w:color="002060"/>
-        </w:tblBorders>
+        <w:tblLayout w:type="fixed"/>
         <w:tblCellMar>
           <w:left w:w="70" w:type="dxa"/>
           <w:right w:w="70" w:type="dxa"/>
@@ -952,11 +24,10 @@
       <w:tblGrid>
         <w:gridCol w:w="1380"/>
         <w:gridCol w:w="1706"/>
-        <w:gridCol w:w="2976"/>
-        <w:gridCol w:w="2364"/>
-        <w:gridCol w:w="1253"/>
-        <w:gridCol w:w="1051"/>
-        <w:gridCol w:w="2736"/>
+        <w:gridCol w:w="3685"/>
+        <w:gridCol w:w="2693"/>
+        <w:gridCol w:w="567"/>
+        <w:gridCol w:w="3435"/>
       </w:tblGrid>
       <w:tr>
         <w:trPr>
@@ -986,14 +57,13 @@
                 <w:bCs/>
                 <w:color w:val="000000"/>
               </w:rPr>
-              <w:lastRenderedPageBreak/>
               <w:t>GRADO DE ESCOLARIDAD:</w:t>
             </w:r>
           </w:p>
         </w:tc>
         <w:tc>
           <w:tcPr>
-            <w:tcW w:w="5340" w:type="dxa"/>
+            <w:tcW w:w="6378" w:type="dxa"/>
             <w:gridSpan w:val="2"/>
             <w:vAlign w:val="center"/>
           </w:tcPr>
@@ -1021,7 +91,7 @@
         </w:tc>
         <w:tc>
           <w:tcPr>
-            <w:tcW w:w="1253" w:type="dxa"/>
+            <w:tcW w:w="567" w:type="dxa"/>
             <w:vAlign w:val="center"/>
           </w:tcPr>
           <w:p>
@@ -1035,21 +105,11 @@
                 <w:color w:val="000000"/>
               </w:rPr>
             </w:pPr>
-            <w:r>
-              <w:rPr>
-                <w:rFonts w:ascii="Arial Narrow" w:hAnsi="Arial Narrow" w:cs="Calibri"/>
-                <w:b/>
-                <w:bCs/>
-                <w:color w:val="000000"/>
-              </w:rPr>
-              <w:t>PARALELOS</w:t>
-            </w:r>
-          </w:p>
-        </w:tc>
-        <w:tc>
-          <w:tcPr>
-            <w:tcW w:w="3787" w:type="dxa"/>
-            <w:gridSpan w:val="2"/>
+          </w:p>
+        </w:tc>
+        <w:tc>
+          <w:tcPr>
+            <w:tcW w:w="3435" w:type="dxa"/>
             <w:vAlign w:val="center"/>
           </w:tcPr>
           <w:p>
@@ -1063,6 +123,15 @@
                 <w:color w:val="000000"/>
               </w:rPr>
             </w:pPr>
+            <w:r>
+              <w:rPr>
+                <w:rFonts w:ascii="Arial Narrow" w:hAnsi="Arial Narrow" w:cs="Calibri"/>
+                <w:b/>
+                <w:bCs/>
+                <w:color w:val="000000"/>
+              </w:rPr>
+              <w:t xml:space="preserve">Paralelo: </w:t>
+            </w:r>
             <w:r>
               <w:rPr>
                 <w:rFonts w:ascii="Arial Narrow" w:hAnsi="Arial Narrow" w:cs="Calibri"/>
@@ -1137,7 +206,7 @@
         </w:tc>
         <w:tc>
           <w:tcPr>
-            <w:tcW w:w="2976" w:type="dxa"/>
+            <w:tcW w:w="3685" w:type="dxa"/>
             <w:vAlign w:val="center"/>
             <w:hideMark/>
           </w:tcPr>
@@ -1165,7 +234,7 @@
         </w:tc>
         <w:tc>
           <w:tcPr>
-            <w:tcW w:w="2364" w:type="dxa"/>
+            <w:tcW w:w="2693" w:type="dxa"/>
             <w:vAlign w:val="center"/>
             <w:hideMark/>
           </w:tcPr>
@@ -1193,8 +262,7 @@
         </w:tc>
         <w:tc>
           <w:tcPr>
-            <w:tcW w:w="2304" w:type="dxa"/>
-            <w:gridSpan w:val="2"/>
+            <w:tcW w:w="567" w:type="dxa"/>
             <w:vAlign w:val="center"/>
             <w:hideMark/>
           </w:tcPr>
@@ -1216,13 +284,13 @@
                 <w:bCs/>
                 <w:color w:val="000000"/>
               </w:rPr>
-              <w:t>Períodos</w:t>
-            </w:r>
-          </w:p>
-        </w:tc>
-        <w:tc>
-          <w:tcPr>
-            <w:tcW w:w="2736" w:type="dxa"/>
+              <w:t>Período</w:t>
+            </w:r>
+          </w:p>
+        </w:tc>
+        <w:tc>
+          <w:tcPr>
+            <w:tcW w:w="3435" w:type="dxa"/>
             <w:vAlign w:val="center"/>
             <w:hideMark/>
           </w:tcPr>
@@ -1300,7 +368,7 @@
         </w:tc>
         <w:tc>
           <w:tcPr>
-            <w:tcW w:w="2976" w:type="dxa"/>
+            <w:tcW w:w="3685" w:type="dxa"/>
             <w:vAlign w:val="center"/>
           </w:tcPr>
           <w:p>
@@ -1319,43 +387,78 @@
                 <w:bCs/>
                 <w:color w:val="000000"/>
               </w:rPr>
-              <w:t xml:space="preserve">Diagnostico </w:t>
-            </w:r>
-          </w:p>
-        </w:tc>
-        <w:tc>
-          <w:tcPr>
-            <w:tcW w:w="2364" w:type="dxa"/>
-            <w:vAlign w:val="center"/>
-          </w:tcPr>
-          <w:p>
-            <w:pPr>
-              <w:outlineLvl w:val="0"/>
-              <w:rPr>
-                <w:rFonts w:ascii="Arial Narrow" w:hAnsi="Arial Narrow" w:cs="Calibri"/>
-                <w:color w:val="000000"/>
-              </w:rPr>
-            </w:pPr>
-            <w:r>
-              <w:rPr>
-                <w:rFonts w:ascii="Arial Narrow" w:hAnsi="Arial Narrow" w:cs="Calibri"/>
-                <w:color w:val="000000"/>
-              </w:rPr>
-              <w:t>Tex</w:t>
-            </w:r>
-            <w:r>
-              <w:rPr>
-                <w:rFonts w:ascii="Arial Narrow" w:hAnsi="Arial Narrow" w:cs="Calibri"/>
-                <w:color w:val="000000"/>
-              </w:rPr>
-              <w:t>to de tecnología general 1,2 y 3.</w:t>
-            </w:r>
-          </w:p>
-        </w:tc>
-        <w:tc>
-          <w:tcPr>
-            <w:tcW w:w="2304" w:type="dxa"/>
-            <w:gridSpan w:val="2"/>
+              <w:t>Reflexionamos acerca la norma ISO 45001</w:t>
+            </w:r>
+          </w:p>
+          <w:p>
+            <w:pPr>
+              <w:jc w:val="both"/>
+              <w:outlineLvl w:val="0"/>
+              <w:rPr>
+                <w:rFonts w:ascii="Arial Narrow" w:hAnsi="Arial Narrow" w:cs="Calibri"/>
+                <w:bCs/>
+                <w:color w:val="000000"/>
+              </w:rPr>
+            </w:pPr>
+            <w:r>
+              <w:rPr>
+                <w:rFonts w:ascii="Arial Narrow" w:hAnsi="Arial Narrow" w:cs="Calibri"/>
+                <w:bCs/>
+                <w:color w:val="000000"/>
+              </w:rPr>
+              <w:t>Identificamos sus elementos clave.</w:t>
+            </w:r>
+            <w:r>
+              <w:rPr>
+                <w:rFonts w:ascii="Arial Narrow" w:hAnsi="Arial Narrow" w:cs="Calibri"/>
+                <w:bCs/>
+                <w:color w:val="000000"/>
+              </w:rPr>
+              <w:t xml:space="preserve"> </w:t>
+            </w:r>
+          </w:p>
+        </w:tc>
+        <w:tc>
+          <w:tcPr>
+            <w:tcW w:w="2693" w:type="dxa"/>
+            <w:vAlign w:val="center"/>
+          </w:tcPr>
+          <w:p>
+            <w:pPr>
+              <w:outlineLvl w:val="0"/>
+              <w:rPr>
+                <w:rFonts w:ascii="Arial Narrow" w:hAnsi="Arial Narrow" w:cs="Calibri"/>
+                <w:color w:val="000000"/>
+              </w:rPr>
+            </w:pPr>
+            <w:r>
+              <w:rPr>
+                <w:rFonts w:ascii="Arial Narrow" w:hAnsi="Arial Narrow" w:cs="Calibri"/>
+                <w:color w:val="000000"/>
+              </w:rPr>
+              <w:t>ISO 45001 implementación, de</w:t>
+            </w:r>
+          </w:p>
+          <w:p>
+            <w:pPr>
+              <w:outlineLvl w:val="0"/>
+              <w:rPr>
+                <w:rFonts w:ascii="Arial Narrow" w:hAnsi="Arial Narrow" w:cs="Calibri"/>
+                <w:color w:val="000000"/>
+              </w:rPr>
+            </w:pPr>
+            <w:r>
+              <w:rPr>
+                <w:rFonts w:ascii="Arial Narrow" w:hAnsi="Arial Narrow" w:cs="Calibri"/>
+                <w:color w:val="000000"/>
+              </w:rPr>
+              <w:t>Mehrdad Soltanifar</w:t>
+            </w:r>
+          </w:p>
+        </w:tc>
+        <w:tc>
+          <w:tcPr>
+            <w:tcW w:w="567" w:type="dxa"/>
             <w:vAlign w:val="center"/>
           </w:tcPr>
           <w:p>
@@ -1378,7 +481,7 @@
         </w:tc>
         <w:tc>
           <w:tcPr>
-            <w:tcW w:w="2736" w:type="dxa"/>
+            <w:tcW w:w="3435" w:type="dxa"/>
             <w:vMerge w:val="restart"/>
             <w:vAlign w:val="center"/>
           </w:tcPr>
@@ -1387,8 +490,6 @@
               <w:outlineLvl w:val="0"/>
               <w:rPr>
                 <w:rFonts w:ascii="Arial Narrow" w:hAnsi="Arial Narrow" w:cs="Calibri"/>
-                <w:b/>
-                <w:bCs/>
                 <w:color w:val="000000"/>
               </w:rPr>
             </w:pPr>
@@ -1401,37 +502,52 @@
               </w:rPr>
               <w:t>SER:</w:t>
             </w:r>
-          </w:p>
-          <w:p>
-            <w:pPr>
-              <w:outlineLvl w:val="0"/>
-              <w:rPr>
-                <w:rFonts w:ascii="Arial Narrow" w:hAnsi="Arial Narrow" w:cs="Calibri"/>
-                <w:b/>
-                <w:bCs/>
-                <w:color w:val="000000"/>
-              </w:rPr>
-            </w:pPr>
-            <w:r>
-              <w:rPr>
-                <w:rFonts w:ascii="Arial Narrow" w:hAnsi="Arial Narrow" w:cs="Calibri"/>
-                <w:b/>
-                <w:bCs/>
-                <w:color w:val="000000"/>
-              </w:rPr>
-              <w:t>Reconoce la importancia de la prevención de riesgos.</w:t>
-            </w:r>
-          </w:p>
-          <w:p>
-            <w:pPr>
-              <w:outlineLvl w:val="0"/>
-              <w:rPr>
-                <w:rFonts w:ascii="Arial Narrow" w:hAnsi="Arial Narrow" w:cs="Calibri"/>
-                <w:b/>
-                <w:bCs/>
-                <w:color w:val="000000"/>
-              </w:rPr>
-            </w:pPr>
+            <w:r>
+              <w:rPr>
+                <w:rFonts w:ascii="Arial Narrow" w:hAnsi="Arial Narrow" w:cs="Calibri"/>
+                <w:color w:val="000000"/>
+              </w:rPr>
+              <w:t xml:space="preserve"> Participación</w:t>
+            </w:r>
+            <w:r>
+              <w:rPr>
+                <w:rFonts w:ascii="Arial Narrow" w:hAnsi="Arial Narrow" w:cs="Calibri"/>
+                <w:color w:val="000000"/>
+              </w:rPr>
+              <w:t xml:space="preserve"> activa, voluntaria y</w:t>
+            </w:r>
+          </w:p>
+          <w:p>
+            <w:pPr>
+              <w:outlineLvl w:val="0"/>
+              <w:rPr>
+                <w:rFonts w:ascii="Arial Narrow" w:hAnsi="Arial Narrow" w:cs="Calibri"/>
+                <w:color w:val="000000"/>
+              </w:rPr>
+            </w:pPr>
+            <w:r>
+              <w:rPr>
+                <w:rFonts w:ascii="Arial Narrow" w:hAnsi="Arial Narrow" w:cs="Calibri"/>
+                <w:color w:val="000000"/>
+              </w:rPr>
+              <w:t>respetuosa en las diferentes actividades</w:t>
+            </w:r>
+          </w:p>
+          <w:p>
+            <w:pPr>
+              <w:outlineLvl w:val="0"/>
+              <w:rPr>
+                <w:rFonts w:ascii="Arial Narrow" w:hAnsi="Arial Narrow" w:cs="Calibri"/>
+                <w:color w:val="000000"/>
+              </w:rPr>
+            </w:pPr>
+            <w:r>
+              <w:rPr>
+                <w:rFonts w:ascii="Arial Narrow" w:hAnsi="Arial Narrow" w:cs="Calibri"/>
+                <w:color w:val="000000"/>
+              </w:rPr>
+              <w:t>colectivas</w:t>
+            </w:r>
           </w:p>
           <w:p>
             <w:pPr>
@@ -1452,45 +568,56 @@
               </w:rPr>
               <w:t>SABER:</w:t>
             </w:r>
-          </w:p>
-          <w:p>
-            <w:pPr>
-              <w:outlineLvl w:val="0"/>
-              <w:rPr>
-                <w:rFonts w:ascii="Arial Narrow" w:hAnsi="Arial Narrow" w:cs="Calibri"/>
-                <w:b/>
-                <w:bCs/>
-                <w:color w:val="000000"/>
-              </w:rPr>
-            </w:pPr>
-            <w:r>
-              <w:rPr>
-                <w:rFonts w:ascii="Arial Narrow" w:hAnsi="Arial Narrow" w:cs="Calibri"/>
-                <w:b/>
-                <w:bCs/>
-                <w:color w:val="000000"/>
-              </w:rPr>
-              <w:t xml:space="preserve">Analiza los principales riesgos laborales de un </w:t>
-            </w:r>
-            <w:proofErr w:type="spellStart"/>
-            <w:r>
-              <w:rPr>
-                <w:rFonts w:ascii="Arial Narrow" w:hAnsi="Arial Narrow" w:cs="Calibri"/>
-                <w:b/>
-                <w:bCs/>
-                <w:color w:val="000000"/>
-              </w:rPr>
-              <w:t>informatico</w:t>
-            </w:r>
-            <w:proofErr w:type="spellEnd"/>
-            <w:r>
-              <w:rPr>
-                <w:rFonts w:ascii="Arial Narrow" w:hAnsi="Arial Narrow" w:cs="Calibri"/>
-                <w:b/>
-                <w:bCs/>
-                <w:color w:val="000000"/>
-              </w:rPr>
-              <w:t>.</w:t>
+            <w:r>
+              <w:rPr>
+                <w:rFonts w:ascii="Arial Narrow" w:hAnsi="Arial Narrow" w:cs="Calibri"/>
+                <w:color w:val="000000"/>
+              </w:rPr>
+              <w:t xml:space="preserve"> Identifica</w:t>
+            </w:r>
+            <w:r>
+              <w:rPr>
+                <w:rFonts w:ascii="Arial Narrow" w:hAnsi="Arial Narrow" w:cs="Calibri"/>
+                <w:color w:val="000000"/>
+              </w:rPr>
+              <w:t xml:space="preserve"> </w:t>
+            </w:r>
+            <w:r>
+              <w:rPr>
+                <w:rFonts w:ascii="Arial Narrow" w:hAnsi="Arial Narrow" w:cs="Calibri"/>
+                <w:color w:val="000000"/>
+              </w:rPr>
+              <w:t xml:space="preserve">los elementos clave y </w:t>
+            </w:r>
+            <w:r>
+              <w:rPr>
+                <w:rFonts w:ascii="Arial Narrow" w:hAnsi="Arial Narrow" w:cs="Calibri"/>
+                <w:color w:val="000000"/>
+              </w:rPr>
+              <w:t>las empresas que</w:t>
+            </w:r>
+            <w:r>
+              <w:rPr>
+                <w:rFonts w:ascii="Arial Narrow" w:hAnsi="Arial Narrow" w:cs="Calibri"/>
+                <w:color w:val="000000"/>
+              </w:rPr>
+              <w:t xml:space="preserve"> </w:t>
+            </w:r>
+            <w:r>
+              <w:rPr>
+                <w:rFonts w:ascii="Arial Narrow" w:hAnsi="Arial Narrow" w:cs="Calibri"/>
+                <w:color w:val="000000"/>
+              </w:rPr>
+              <w:t>cumplen la norma ISO 45001/14001.</w:t>
+            </w:r>
+            <w:r>
+              <w:rPr>
+                <w:rFonts w:ascii="Arial Narrow" w:hAnsi="Arial Narrow" w:cs="Calibri"/>
+                <w:b/>
+                <w:bCs/>
+                <w:color w:val="000000"/>
+              </w:rPr>
+              <w:t xml:space="preserve"> </w:t>
             </w:r>
           </w:p>
           <w:p>
@@ -1529,6 +656,24 @@
                 <w:color w:val="000000"/>
               </w:rPr>
               <w:t>Realiza un cuestionario del tema.</w:t>
+            </w:r>
+          </w:p>
+          <w:p>
+            <w:pPr>
+              <w:outlineLvl w:val="0"/>
+              <w:rPr>
+                <w:rFonts w:ascii="Arial Narrow" w:hAnsi="Arial Narrow" w:cs="Calibri"/>
+                <w:bCs/>
+                <w:color w:val="000000"/>
+              </w:rPr>
+            </w:pPr>
+            <w:r>
+              <w:rPr>
+                <w:rFonts w:ascii="Arial Narrow" w:hAnsi="Arial Narrow" w:cs="Calibri"/>
+                <w:bCs/>
+                <w:color w:val="000000"/>
+              </w:rPr>
+              <w:t>Mapa conceptual proceso certificación.</w:t>
             </w:r>
           </w:p>
         </w:tc>
@@ -1584,7 +729,7 @@
         </w:tc>
         <w:tc>
           <w:tcPr>
-            <w:tcW w:w="2976" w:type="dxa"/>
+            <w:tcW w:w="3685" w:type="dxa"/>
             <w:vAlign w:val="center"/>
           </w:tcPr>
           <w:p>
@@ -1603,52 +748,88 @@
                 <w:bCs/>
                 <w:color w:val="000000"/>
               </w:rPr>
-              <w:t>Primeros auxilios</w:t>
-            </w:r>
-          </w:p>
-        </w:tc>
-        <w:tc>
-          <w:tcPr>
-            <w:tcW w:w="2364" w:type="dxa"/>
-            <w:vAlign w:val="center"/>
-          </w:tcPr>
-          <w:p>
-            <w:pPr>
-              <w:outlineLvl w:val="0"/>
-              <w:rPr>
-                <w:rFonts w:ascii="Arial Narrow" w:hAnsi="Arial Narrow" w:cs="Calibri"/>
-                <w:color w:val="000000"/>
-              </w:rPr>
-            </w:pPr>
-            <w:r>
-              <w:rPr>
-                <w:rFonts w:ascii="Arial Narrow" w:hAnsi="Arial Narrow" w:cs="Calibri"/>
-                <w:color w:val="000000"/>
-              </w:rPr>
-              <w:t xml:space="preserve">Primeros auxilios </w:t>
+              <w:t>Averiguamos como aplicar la norma a un data center.</w:t>
+            </w:r>
+          </w:p>
+          <w:p>
+            <w:pPr>
+              <w:jc w:val="both"/>
+              <w:outlineLvl w:val="0"/>
+              <w:rPr>
+                <w:rFonts w:ascii="Arial Narrow" w:hAnsi="Arial Narrow" w:cs="Calibri"/>
+                <w:bCs/>
+                <w:color w:val="000000"/>
+              </w:rPr>
+            </w:pPr>
+            <w:r>
+              <w:rPr>
+                <w:rFonts w:ascii="Arial Narrow" w:hAnsi="Arial Narrow" w:cs="Calibri"/>
+                <w:bCs/>
+                <w:color w:val="000000"/>
+              </w:rPr>
+              <w:t xml:space="preserve">Buscamos noticias sobre la nube de </w:t>
             </w:r>
             <w:proofErr w:type="spellStart"/>
             <w:r>
               <w:rPr>
                 <w:rFonts w:ascii="Arial Narrow" w:hAnsi="Arial Narrow" w:cs="Calibri"/>
-                <w:color w:val="000000"/>
-              </w:rPr>
-              <w:t>Asepeyo</w:t>
+                <w:bCs/>
+                <w:color w:val="000000"/>
+              </w:rPr>
+              <w:t>entel</w:t>
             </w:r>
             <w:proofErr w:type="spellEnd"/>
             <w:r>
               <w:rPr>
                 <w:rFonts w:ascii="Arial Narrow" w:hAnsi="Arial Narrow" w:cs="Calibri"/>
-                <w:color w:val="000000"/>
-              </w:rPr>
-              <w:t>.</w:t>
-            </w:r>
-          </w:p>
-        </w:tc>
-        <w:tc>
-          <w:tcPr>
-            <w:tcW w:w="2304" w:type="dxa"/>
-            <w:gridSpan w:val="2"/>
+                <w:bCs/>
+                <w:color w:val="000000"/>
+              </w:rPr>
+              <w:t xml:space="preserve"> en IBNORCA.</w:t>
+            </w:r>
+          </w:p>
+        </w:tc>
+        <w:tc>
+          <w:tcPr>
+            <w:tcW w:w="2693" w:type="dxa"/>
+            <w:vAlign w:val="center"/>
+          </w:tcPr>
+          <w:p>
+            <w:pPr>
+              <w:outlineLvl w:val="0"/>
+              <w:rPr>
+                <w:rFonts w:ascii="Arial Narrow" w:hAnsi="Arial Narrow" w:cs="Calibri"/>
+                <w:color w:val="000000"/>
+              </w:rPr>
+            </w:pPr>
+            <w:r>
+              <w:rPr>
+                <w:rFonts w:ascii="Arial Narrow" w:hAnsi="Arial Narrow" w:cs="Calibri"/>
+                <w:color w:val="000000"/>
+              </w:rPr>
+              <w:t>IA Claude.ai</w:t>
+            </w:r>
+          </w:p>
+          <w:p>
+            <w:pPr>
+              <w:outlineLvl w:val="0"/>
+              <w:rPr>
+                <w:rFonts w:ascii="Arial Narrow" w:hAnsi="Arial Narrow" w:cs="Calibri"/>
+                <w:color w:val="000000"/>
+              </w:rPr>
+            </w:pPr>
+            <w:r>
+              <w:rPr>
+                <w:rFonts w:ascii="Arial Narrow" w:hAnsi="Arial Narrow" w:cs="Calibri"/>
+                <w:color w:val="000000"/>
+              </w:rPr>
+              <w:t>Pagina IBNORCA</w:t>
+            </w:r>
+          </w:p>
+        </w:tc>
+        <w:tc>
+          <w:tcPr>
+            <w:tcW w:w="567" w:type="dxa"/>
             <w:vAlign w:val="center"/>
           </w:tcPr>
           <w:p>
@@ -1671,7 +852,7 @@
         </w:tc>
         <w:tc>
           <w:tcPr>
-            <w:tcW w:w="2736" w:type="dxa"/>
+            <w:tcW w:w="3435" w:type="dxa"/>
             <w:vMerge/>
             <w:vAlign w:val="center"/>
           </w:tcPr>
@@ -1739,7 +920,7 @@
         </w:tc>
         <w:tc>
           <w:tcPr>
-            <w:tcW w:w="2976" w:type="dxa"/>
+            <w:tcW w:w="3685" w:type="dxa"/>
             <w:vAlign w:val="center"/>
           </w:tcPr>
           <w:p>
@@ -1758,36 +939,110 @@
                 <w:bCs/>
                 <w:color w:val="000000"/>
               </w:rPr>
-              <w:t>Sistemas de Gestión ambiental.</w:t>
-            </w:r>
-          </w:p>
-        </w:tc>
-        <w:tc>
-          <w:tcPr>
-            <w:tcW w:w="2364" w:type="dxa"/>
-            <w:vAlign w:val="center"/>
-          </w:tcPr>
-          <w:p>
-            <w:pPr>
-              <w:outlineLvl w:val="0"/>
-              <w:rPr>
-                <w:rFonts w:ascii="Arial Narrow" w:hAnsi="Arial Narrow" w:cs="Calibri"/>
-                <w:color w:val="000000"/>
-              </w:rPr>
-            </w:pPr>
-            <w:r>
-              <w:rPr>
-                <w:rFonts w:ascii="Arial Narrow" w:hAnsi="Arial Narrow" w:cs="Calibri"/>
-                <w:color w:val="000000"/>
-              </w:rPr>
-              <w:t>ISO 14001 paso a paso de Naeem Sadiq</w:t>
-            </w:r>
-          </w:p>
-        </w:tc>
-        <w:tc>
-          <w:tcPr>
-            <w:tcW w:w="2304" w:type="dxa"/>
-            <w:gridSpan w:val="2"/>
+              <w:t xml:space="preserve">Identificamos los riesgos labores en un </w:t>
+            </w:r>
+            <w:r>
+              <w:rPr>
+                <w:rFonts w:ascii="Arial Narrow" w:hAnsi="Arial Narrow" w:cs="Calibri"/>
+                <w:bCs/>
+                <w:color w:val="000000"/>
+              </w:rPr>
+              <w:t>data center</w:t>
+            </w:r>
+            <w:r>
+              <w:rPr>
+                <w:rFonts w:ascii="Arial Narrow" w:hAnsi="Arial Narrow" w:cs="Calibri"/>
+                <w:bCs/>
+                <w:color w:val="000000"/>
+              </w:rPr>
+              <w:t>.</w:t>
+            </w:r>
+          </w:p>
+          <w:p>
+            <w:pPr>
+              <w:jc w:val="both"/>
+              <w:outlineLvl w:val="0"/>
+              <w:rPr>
+                <w:rFonts w:ascii="Arial Narrow" w:hAnsi="Arial Narrow" w:cs="Calibri"/>
+                <w:bCs/>
+                <w:color w:val="000000"/>
+              </w:rPr>
+            </w:pPr>
+            <w:r>
+              <w:rPr>
+                <w:rFonts w:ascii="Arial Narrow" w:hAnsi="Arial Narrow" w:cs="Calibri"/>
+                <w:bCs/>
+                <w:color w:val="000000"/>
+              </w:rPr>
+              <w:t xml:space="preserve">Elaboramos y </w:t>
+            </w:r>
+            <w:r>
+              <w:rPr>
+                <w:rFonts w:ascii="Arial Narrow" w:hAnsi="Arial Narrow" w:cs="Calibri"/>
+                <w:bCs/>
+                <w:color w:val="000000"/>
+              </w:rPr>
+              <w:t>respondemos</w:t>
+            </w:r>
+            <w:r>
+              <w:rPr>
+                <w:rFonts w:ascii="Arial Narrow" w:hAnsi="Arial Narrow" w:cs="Calibri"/>
+                <w:bCs/>
+                <w:color w:val="000000"/>
+              </w:rPr>
+              <w:t xml:space="preserve"> cuestionario</w:t>
+            </w:r>
+            <w:r>
+              <w:rPr>
+                <w:rFonts w:ascii="Arial Narrow" w:hAnsi="Arial Narrow" w:cs="Calibri"/>
+                <w:bCs/>
+                <w:color w:val="000000"/>
+              </w:rPr>
+              <w:t>.</w:t>
+            </w:r>
+          </w:p>
+        </w:tc>
+        <w:tc>
+          <w:tcPr>
+            <w:tcW w:w="2693" w:type="dxa"/>
+            <w:vAlign w:val="center"/>
+          </w:tcPr>
+          <w:p>
+            <w:pPr>
+              <w:outlineLvl w:val="0"/>
+              <w:rPr>
+                <w:rFonts w:ascii="Arial Narrow" w:hAnsi="Arial Narrow" w:cs="Calibri"/>
+                <w:color w:val="000000"/>
+              </w:rPr>
+            </w:pPr>
+            <w:r>
+              <w:rPr>
+                <w:rFonts w:ascii="Arial Narrow" w:hAnsi="Arial Narrow" w:cs="Calibri"/>
+                <w:color w:val="000000"/>
+              </w:rPr>
+              <w:t>IA Claude.ai</w:t>
+            </w:r>
+          </w:p>
+          <w:p>
+            <w:pPr>
+              <w:outlineLvl w:val="0"/>
+              <w:rPr>
+                <w:rFonts w:ascii="Arial Narrow" w:hAnsi="Arial Narrow" w:cs="Calibri"/>
+                <w:color w:val="000000"/>
+              </w:rPr>
+            </w:pPr>
+            <w:r>
+              <w:rPr>
+                <w:rFonts w:ascii="Arial Narrow" w:hAnsi="Arial Narrow" w:cs="Calibri"/>
+                <w:color w:val="000000"/>
+              </w:rPr>
+              <w:t>Cuestionario del tema.</w:t>
+            </w:r>
+          </w:p>
+        </w:tc>
+        <w:tc>
+          <w:tcPr>
+            <w:tcW w:w="567" w:type="dxa"/>
             <w:vAlign w:val="center"/>
           </w:tcPr>
           <w:p>
@@ -1810,7 +1065,7 @@
         </w:tc>
         <w:tc>
           <w:tcPr>
-            <w:tcW w:w="2736" w:type="dxa"/>
+            <w:tcW w:w="3435" w:type="dxa"/>
             <w:vMerge/>
             <w:vAlign w:val="center"/>
           </w:tcPr>
@@ -1878,7 +1133,7 @@
         </w:tc>
         <w:tc>
           <w:tcPr>
-            <w:tcW w:w="2976" w:type="dxa"/>
+            <w:tcW w:w="3685" w:type="dxa"/>
             <w:vAlign w:val="center"/>
           </w:tcPr>
           <w:p>
@@ -1891,27 +1146,130 @@
                 <w:color w:val="000000"/>
               </w:rPr>
             </w:pPr>
-          </w:p>
-        </w:tc>
-        <w:tc>
-          <w:tcPr>
-            <w:tcW w:w="2364" w:type="dxa"/>
-            <w:vAlign w:val="center"/>
-          </w:tcPr>
-          <w:p>
-            <w:pPr>
-              <w:outlineLvl w:val="0"/>
-              <w:rPr>
-                <w:rFonts w:ascii="Arial Narrow" w:hAnsi="Arial Narrow" w:cs="Calibri"/>
-                <w:color w:val="000000"/>
-              </w:rPr>
-            </w:pPr>
-          </w:p>
-        </w:tc>
-        <w:tc>
-          <w:tcPr>
-            <w:tcW w:w="2304" w:type="dxa"/>
-            <w:gridSpan w:val="2"/>
+            <w:r>
+              <w:rPr>
+                <w:rFonts w:ascii="Arial Narrow" w:hAnsi="Arial Narrow" w:cs="Calibri"/>
+                <w:bCs/>
+                <w:color w:val="000000"/>
+              </w:rPr>
+              <w:t>Reflexionamos acerca los Sistemas de Gestión</w:t>
+            </w:r>
+            <w:r>
+              <w:rPr>
+                <w:rFonts w:ascii="Arial Narrow" w:hAnsi="Arial Narrow" w:cs="Calibri"/>
+                <w:bCs/>
+                <w:color w:val="000000"/>
+              </w:rPr>
+              <w:t xml:space="preserve"> </w:t>
+            </w:r>
+            <w:r>
+              <w:rPr>
+                <w:rFonts w:ascii="Arial Narrow" w:hAnsi="Arial Narrow" w:cs="Calibri"/>
+                <w:bCs/>
+                <w:color w:val="000000"/>
+              </w:rPr>
+              <w:t>ambiental.</w:t>
+            </w:r>
+          </w:p>
+          <w:p>
+            <w:pPr>
+              <w:jc w:val="both"/>
+              <w:outlineLvl w:val="0"/>
+              <w:rPr>
+                <w:rFonts w:ascii="Arial Narrow" w:hAnsi="Arial Narrow" w:cs="Calibri"/>
+                <w:bCs/>
+                <w:color w:val="000000"/>
+              </w:rPr>
+            </w:pPr>
+            <w:r>
+              <w:rPr>
+                <w:rFonts w:ascii="Arial Narrow" w:hAnsi="Arial Narrow" w:cs="Calibri"/>
+                <w:bCs/>
+                <w:color w:val="000000"/>
+              </w:rPr>
+              <w:t>Averiguamos empresas que cumplen la norma.</w:t>
+            </w:r>
+          </w:p>
+          <w:p>
+            <w:pPr>
+              <w:jc w:val="both"/>
+              <w:outlineLvl w:val="0"/>
+              <w:rPr>
+                <w:rFonts w:ascii="Arial Narrow" w:hAnsi="Arial Narrow" w:cs="Calibri"/>
+                <w:bCs/>
+                <w:color w:val="000000"/>
+              </w:rPr>
+            </w:pPr>
+            <w:r>
+              <w:rPr>
+                <w:rFonts w:ascii="Arial Narrow" w:hAnsi="Arial Narrow" w:cs="Calibri"/>
+                <w:bCs/>
+                <w:color w:val="000000"/>
+              </w:rPr>
+              <w:t>Averiguamos el proceso de certificación de</w:t>
+            </w:r>
+          </w:p>
+          <w:p>
+            <w:pPr>
+              <w:jc w:val="both"/>
+              <w:outlineLvl w:val="0"/>
+              <w:rPr>
+                <w:rFonts w:ascii="Arial Narrow" w:hAnsi="Arial Narrow" w:cs="Calibri"/>
+                <w:bCs/>
+                <w:color w:val="000000"/>
+              </w:rPr>
+            </w:pPr>
+            <w:r>
+              <w:rPr>
+                <w:rFonts w:ascii="Arial Narrow" w:hAnsi="Arial Narrow" w:cs="Calibri"/>
+                <w:bCs/>
+                <w:color w:val="000000"/>
+              </w:rPr>
+              <w:t>normas en IBNORCA</w:t>
+            </w:r>
+          </w:p>
+        </w:tc>
+        <w:tc>
+          <w:tcPr>
+            <w:tcW w:w="2693" w:type="dxa"/>
+            <w:vAlign w:val="center"/>
+          </w:tcPr>
+          <w:p>
+            <w:pPr>
+              <w:outlineLvl w:val="0"/>
+              <w:rPr>
+                <w:rFonts w:ascii="Arial Narrow" w:hAnsi="Arial Narrow" w:cs="Calibri"/>
+                <w:color w:val="000000"/>
+              </w:rPr>
+            </w:pPr>
+            <w:r>
+              <w:rPr>
+                <w:rFonts w:ascii="Arial Narrow" w:hAnsi="Arial Narrow" w:cs="Calibri"/>
+                <w:color w:val="000000"/>
+              </w:rPr>
+              <w:t>ISO 14001 paso a paso de Naeem Sadiq</w:t>
+            </w:r>
+          </w:p>
+          <w:p>
+            <w:pPr>
+              <w:outlineLvl w:val="0"/>
+              <w:rPr>
+                <w:rFonts w:ascii="Arial Narrow" w:hAnsi="Arial Narrow" w:cs="Calibri"/>
+                <w:color w:val="000000"/>
+              </w:rPr>
+            </w:pPr>
+            <w:r>
+              <w:rPr>
+                <w:rFonts w:ascii="Arial Narrow" w:hAnsi="Arial Narrow" w:cs="Calibri"/>
+                <w:color w:val="000000"/>
+              </w:rPr>
+              <w:t>Pagina IBNORCA</w:t>
+            </w:r>
+          </w:p>
+        </w:tc>
+        <w:tc>
+          <w:tcPr>
+            <w:tcW w:w="567" w:type="dxa"/>
             <w:vAlign w:val="center"/>
           </w:tcPr>
           <w:p>
@@ -1927,7 +1285,7 @@
         </w:tc>
         <w:tc>
           <w:tcPr>
-            <w:tcW w:w="2736" w:type="dxa"/>
+            <w:tcW w:w="3435" w:type="dxa"/>
             <w:vMerge/>
             <w:vAlign w:val="center"/>
             <w:hideMark/>
@@ -1967,8 +1325,8 @@
         </w:tc>
         <w:tc>
           <w:tcPr>
-            <w:tcW w:w="9350" w:type="dxa"/>
-            <w:gridSpan w:val="5"/>
+            <w:tcW w:w="8651" w:type="dxa"/>
+            <w:gridSpan w:val="4"/>
             <w:vAlign w:val="center"/>
           </w:tcPr>
           <w:p>
@@ -1992,7 +1350,7 @@
         </w:tc>
         <w:tc>
           <w:tcPr>
-            <w:tcW w:w="2736" w:type="dxa"/>
+            <w:tcW w:w="3435" w:type="dxa"/>
             <w:vMerge/>
             <w:vAlign w:val="center"/>
           </w:tcPr>
@@ -2082,6 +1440,7 @@
                 <w:b/>
                 <w:szCs w:val="16"/>
               </w:rPr>
+              <w:lastRenderedPageBreak/>
               <w:t>CONTENIDO</w:t>
             </w:r>
           </w:p>
@@ -2333,7 +1692,6 @@
           <w:sz w:val="32"/>
           <w:szCs w:val="28"/>
         </w:rPr>
-        <w:lastRenderedPageBreak/>
         <w:tab/>
       </w:r>
     </w:p>

--- a/PDC_2026.docx
+++ b/PDC_2026.docx
@@ -125,17 +125,15 @@
                 <w:color w:val="000000"/>
               </w:rPr>
             </w:pPr>
-            <w:proofErr w:type="spellStart"/>
-            <w:r>
-              <w:rPr>
-                <w:rFonts w:ascii="Arial Narrow" w:hAnsi="Arial Narrow" w:cs="Calibri"/>
-                <w:b/>
-                <w:bCs/>
-                <w:color w:val="000000"/>
-              </w:rPr>
-              <w:t>Paraelelos</w:t>
-            </w:r>
-            <w:proofErr w:type="spellEnd"/>
+            <w:r>
+              <w:rPr>
+                <w:rFonts w:ascii="Arial Narrow" w:hAnsi="Arial Narrow" w:cs="Calibri"/>
+                <w:b/>
+                <w:bCs/>
+                <w:color w:val="000000"/>
+              </w:rPr>
+              <w:t>Paralelos</w:t>
+            </w:r>
             <w:r>
               <w:rPr>
                 <w:rFonts w:ascii="Arial Narrow" w:hAnsi="Arial Narrow" w:cs="Calibri"/>
@@ -197,6 +195,7 @@
           </w:tcPr>
           <w:p>
             <w:pPr>
+              <w:spacing w:after="0"/>
               <w:jc w:val="center"/>
               <w:outlineLvl w:val="0"/>
               <w:rPr>
@@ -214,6 +213,28 @@
                 <w:color w:val="000000"/>
               </w:rPr>
               <w:t>Contenidos</w:t>
+            </w:r>
+          </w:p>
+          <w:p>
+            <w:pPr>
+              <w:spacing w:after="0"/>
+              <w:jc w:val="center"/>
+              <w:outlineLvl w:val="0"/>
+              <w:rPr>
+                <w:rFonts w:ascii="Arial Narrow" w:hAnsi="Arial Narrow" w:cs="Calibri"/>
+                <w:b/>
+                <w:bCs/>
+                <w:color w:val="000000"/>
+              </w:rPr>
+            </w:pPr>
+            <w:r>
+              <w:rPr>
+                <w:rFonts w:ascii="Arial Narrow" w:hAnsi="Arial Narrow" w:cs="Calibri"/>
+                <w:b/>
+                <w:bCs/>
+                <w:color w:val="000000"/>
+              </w:rPr>
+              <w:t>semana</w:t>
             </w:r>
           </w:p>
         </w:tc>
@@ -350,6 +371,13 @@
                 <w:color w:val="000000"/>
               </w:rPr>
             </w:pPr>
+            <w:r>
+              <w:rPr>
+                <w:rFonts w:ascii="Arial Narrow" w:hAnsi="Arial Narrow" w:cs="Calibri"/>
+                <w:color w:val="000000"/>
+              </w:rPr>
+              <w:t>Reconoce las magnitudes y medidas eléctricas básicas</w:t>
+            </w:r>
           </w:p>
         </w:tc>
         <w:tc>
@@ -376,7 +404,17 @@
                 <w:i/>
                 <w:color w:val="000000"/>
               </w:rPr>
-              <w:t>Semana 1</w:t>
+              <w:t>1</w:t>
+            </w:r>
+            <w:r>
+              <w:rPr>
+                <w:rFonts w:ascii="Arial Narrow" w:hAnsi="Arial Narrow" w:cs="Calibri"/>
+                <w:b/>
+                <w:bCs/>
+                <w:i/>
+                <w:color w:val="000000"/>
+              </w:rPr>
+              <w:t>Introduccion</w:t>
             </w:r>
           </w:p>
         </w:tc>
@@ -401,7 +439,7 @@
                 <w:bCs/>
                 <w:color w:val="000000"/>
               </w:rPr>
-              <w:t>Reflexionamos acerca la norma ISO 45001</w:t>
+              <w:t>La electricidad como fenómeno presente en la naturaleza y seres humanos.</w:t>
             </w:r>
           </w:p>
           <w:p>
@@ -420,7 +458,61 @@
                 <w:bCs/>
                 <w:color w:val="000000"/>
               </w:rPr>
-              <w:t>Identificamos sus elementos clave.</w:t>
+              <w:t>Electroestática</w:t>
+            </w:r>
+          </w:p>
+          <w:p>
+            <w:pPr>
+              <w:jc w:val="both"/>
+              <w:outlineLvl w:val="0"/>
+              <w:rPr>
+                <w:rFonts w:ascii="Arial Narrow" w:hAnsi="Arial Narrow" w:cs="Calibri"/>
+                <w:bCs/>
+                <w:color w:val="000000"/>
+              </w:rPr>
+            </w:pPr>
+            <w:r>
+              <w:rPr>
+                <w:rFonts w:ascii="Arial Narrow" w:hAnsi="Arial Narrow" w:cs="Calibri"/>
+                <w:bCs/>
+                <w:color w:val="000000"/>
+              </w:rPr>
+              <w:t xml:space="preserve">Peligros de la </w:t>
+            </w:r>
+            <w:r>
+              <w:rPr>
+                <w:rFonts w:ascii="Arial Narrow" w:hAnsi="Arial Narrow" w:cs="Calibri"/>
+                <w:bCs/>
+                <w:color w:val="000000"/>
+              </w:rPr>
+              <w:t>corriente eléctrica</w:t>
+            </w:r>
+            <w:r>
+              <w:rPr>
+                <w:rFonts w:ascii="Arial Narrow" w:hAnsi="Arial Narrow" w:cs="Calibri"/>
+                <w:bCs/>
+                <w:color w:val="000000"/>
+              </w:rPr>
+              <w:t>.</w:t>
+            </w:r>
+          </w:p>
+          <w:p>
+            <w:pPr>
+              <w:jc w:val="both"/>
+              <w:outlineLvl w:val="0"/>
+              <w:rPr>
+                <w:rFonts w:ascii="Arial Narrow" w:hAnsi="Arial Narrow" w:cs="Calibri"/>
+                <w:bCs/>
+                <w:color w:val="000000"/>
+              </w:rPr>
+            </w:pPr>
+            <w:r>
+              <w:rPr>
+                <w:rFonts w:ascii="Arial Narrow" w:hAnsi="Arial Narrow" w:cs="Calibri"/>
+                <w:bCs/>
+                <w:color w:val="000000"/>
+              </w:rPr>
+              <w:t>Materiales conductores, aislantes y semiconductores.</w:t>
             </w:r>
           </w:p>
         </w:tc>
@@ -442,35 +534,7 @@
                 <w:rFonts w:ascii="Arial Narrow" w:hAnsi="Arial Narrow" w:cs="Calibri"/>
                 <w:color w:val="000000"/>
               </w:rPr>
-              <w:t>I</w:t>
-            </w:r>
-            <w:r>
-              <w:rPr>
-                <w:rFonts w:ascii="Arial Narrow" w:hAnsi="Arial Narrow" w:cs="Calibri"/>
-                <w:color w:val="000000"/>
-              </w:rPr>
-              <w:t>SO</w:t>
-            </w:r>
-            <w:r>
-              <w:rPr>
-                <w:rFonts w:ascii="Arial Narrow" w:hAnsi="Arial Narrow" w:cs="Calibri"/>
-                <w:color w:val="000000"/>
-              </w:rPr>
-              <w:t xml:space="preserve"> 45001 </w:t>
-            </w:r>
-            <w:r>
-              <w:rPr>
-                <w:rFonts w:ascii="Arial Narrow" w:hAnsi="Arial Narrow" w:cs="Calibri"/>
-                <w:color w:val="000000"/>
-              </w:rPr>
-              <w:t>implementación</w:t>
-            </w:r>
-            <w:r>
-              <w:rPr>
-                <w:rFonts w:ascii="Arial Narrow" w:hAnsi="Arial Narrow" w:cs="Calibri"/>
-                <w:color w:val="000000"/>
-              </w:rPr>
-              <w:t>, de Mehrdad Soltanifar</w:t>
+              <w:t>Texto: Electrónica básica para no ingenieros, Física Química 3ro y 6to ESO.</w:t>
             </w:r>
           </w:p>
         </w:tc>
@@ -551,7 +615,14 @@
                 <w:rFonts w:ascii="Arial Narrow" w:hAnsi="Arial Narrow" w:cs="Calibri"/>
                 <w:color w:val="000000"/>
               </w:rPr>
-              <w:t xml:space="preserve"> Identifica las empresas que cumplen la norma ISO 45001/14001</w:t>
+              <w:t xml:space="preserve"> Identifica</w:t>
+            </w:r>
+            <w:r>
+              <w:rPr>
+                <w:rFonts w:ascii="Arial Narrow" w:hAnsi="Arial Narrow" w:cs="Calibri"/>
+                <w:color w:val="000000"/>
+              </w:rPr>
+              <w:t xml:space="preserve"> los elementos presentes en el fenómeno de la corriente eléctrica</w:t>
             </w:r>
             <w:r>
               <w:rPr>
@@ -593,7 +664,14 @@
                 <w:rFonts w:ascii="Arial Narrow" w:hAnsi="Arial Narrow" w:cs="Calibri"/>
                 <w:color w:val="000000"/>
               </w:rPr>
-              <w:t xml:space="preserve"> Elabora un cuestionario de la norma ISO 45001/14001</w:t>
+              <w:t xml:space="preserve"> Elabora u</w:t>
+            </w:r>
+            <w:r>
+              <w:rPr>
+                <w:rFonts w:ascii="Arial Narrow" w:hAnsi="Arial Narrow" w:cs="Calibri"/>
+                <w:color w:val="000000"/>
+              </w:rPr>
+              <w:t>n cuestionario y ejercicios de carga, voltaje, corriente eléctrica (ley Ohm)</w:t>
             </w:r>
             <w:r>
               <w:rPr>
@@ -613,14 +691,6 @@
                 <w:color w:val="000000"/>
               </w:rPr>
             </w:pPr>
-            <w:r>
-              <w:rPr>
-                <w:rFonts w:ascii="Arial Narrow" w:hAnsi="Arial Narrow" w:cs="Calibri"/>
-                <w:bCs/>
-                <w:color w:val="000000"/>
-              </w:rPr>
-              <w:t>Compila información de empresas del rubro eléctrico que cumplen la norma ISO 45001/14001.</w:t>
-            </w:r>
           </w:p>
         </w:tc>
       </w:tr>
@@ -669,7 +739,27 @@
                 <w:i/>
                 <w:color w:val="000000"/>
               </w:rPr>
-              <w:t>Semana 2</w:t>
+              <w:t>2</w:t>
+            </w:r>
+            <w:r>
+              <w:rPr>
+                <w:rFonts w:ascii="Arial Narrow" w:hAnsi="Arial Narrow" w:cs="Calibri"/>
+                <w:b/>
+                <w:bCs/>
+                <w:i/>
+                <w:color w:val="000000"/>
+              </w:rPr>
+              <w:t xml:space="preserve">Cargas </w:t>
+            </w:r>
+            <w:r>
+              <w:rPr>
+                <w:rFonts w:ascii="Arial Narrow" w:hAnsi="Arial Narrow" w:cs="Calibri"/>
+                <w:b/>
+                <w:bCs/>
+                <w:i/>
+                <w:color w:val="000000"/>
+              </w:rPr>
+              <w:t>eléctricas</w:t>
             </w:r>
           </w:p>
         </w:tc>
@@ -694,7 +784,23 @@
                 <w:bCs/>
                 <w:color w:val="000000"/>
               </w:rPr>
-              <w:t>Identificamos empresas que cumplen la ISO 45001.</w:t>
+              <w:t>Campo eléctrico (</w:t>
+            </w:r>
+            <w:r>
+              <w:rPr>
+                <w:rFonts w:ascii="Arial Narrow" w:hAnsi="Arial Narrow" w:cs="Calibri"/>
+                <w:bCs/>
+                <w:color w:val="000000"/>
+              </w:rPr>
+              <w:t>Ley de Coulomb</w:t>
+            </w:r>
+            <w:r>
+              <w:rPr>
+                <w:rFonts w:ascii="Arial Narrow" w:hAnsi="Arial Narrow" w:cs="Calibri"/>
+                <w:bCs/>
+                <w:color w:val="000000"/>
+              </w:rPr>
+              <w:t>)</w:t>
             </w:r>
           </w:p>
           <w:p>
@@ -713,49 +819,42 @@
                 <w:bCs/>
                 <w:color w:val="000000"/>
               </w:rPr>
-              <w:t xml:space="preserve">Elaboramos </w:t>
-            </w:r>
-            <w:r>
-              <w:rPr>
-                <w:rFonts w:ascii="Arial Narrow" w:hAnsi="Arial Narrow" w:cs="Calibri"/>
-                <w:bCs/>
-                <w:color w:val="000000"/>
-              </w:rPr>
-              <w:t xml:space="preserve">cláusulas de </w:t>
-            </w:r>
-            <w:r>
-              <w:rPr>
-                <w:rFonts w:ascii="Arial Narrow" w:hAnsi="Arial Narrow" w:cs="Calibri"/>
-                <w:bCs/>
-                <w:color w:val="000000"/>
-              </w:rPr>
-              <w:t>cómo</w:t>
-            </w:r>
-            <w:r>
-              <w:rPr>
-                <w:rFonts w:ascii="Arial Narrow" w:hAnsi="Arial Narrow" w:cs="Calibri"/>
-                <w:bCs/>
-                <w:color w:val="000000"/>
-              </w:rPr>
-              <w:t xml:space="preserve"> aplicar la norma a la empresa </w:t>
-            </w:r>
-            <w:proofErr w:type="spellStart"/>
-            <w:r>
-              <w:rPr>
-                <w:rFonts w:ascii="Arial Narrow" w:hAnsi="Arial Narrow" w:cs="Calibri"/>
-                <w:bCs/>
-                <w:color w:val="000000"/>
-              </w:rPr>
-              <w:t>ElectroGreen</w:t>
-            </w:r>
-            <w:proofErr w:type="spellEnd"/>
-            <w:r>
-              <w:rPr>
-                <w:rFonts w:ascii="Arial Narrow" w:hAnsi="Arial Narrow" w:cs="Calibri"/>
-                <w:bCs/>
-                <w:color w:val="000000"/>
-              </w:rPr>
-              <w:t xml:space="preserve"> S.A.</w:t>
+              <w:t xml:space="preserve">Que es </w:t>
+            </w:r>
+            <w:r>
+              <w:rPr>
+                <w:rFonts w:ascii="Arial Narrow" w:hAnsi="Arial Narrow" w:cs="Calibri"/>
+                <w:bCs/>
+                <w:color w:val="000000"/>
+              </w:rPr>
+              <w:t>un circuito</w:t>
+            </w:r>
+            <w:r>
+              <w:rPr>
+                <w:rFonts w:ascii="Arial Narrow" w:hAnsi="Arial Narrow" w:cs="Calibri"/>
+                <w:bCs/>
+                <w:color w:val="000000"/>
+              </w:rPr>
+              <w:t xml:space="preserve"> eléctrico.</w:t>
+            </w:r>
+          </w:p>
+          <w:p>
+            <w:pPr>
+              <w:jc w:val="both"/>
+              <w:outlineLvl w:val="0"/>
+              <w:rPr>
+                <w:rFonts w:ascii="Arial Narrow" w:hAnsi="Arial Narrow" w:cs="Calibri"/>
+                <w:bCs/>
+                <w:color w:val="000000"/>
+              </w:rPr>
+            </w:pPr>
+            <w:r>
+              <w:rPr>
+                <w:rFonts w:ascii="Arial Narrow" w:hAnsi="Arial Narrow" w:cs="Calibri"/>
+                <w:bCs/>
+                <w:color w:val="000000"/>
+              </w:rPr>
+              <w:t>Ejemplos y problemas.</w:t>
             </w:r>
           </w:p>
         </w:tc>
@@ -777,17 +876,8 @@
                 <w:rFonts w:ascii="Arial Narrow" w:hAnsi="Arial Narrow" w:cs="Calibri"/>
                 <w:color w:val="000000"/>
               </w:rPr>
-              <w:t>Pagina Ibnorca.</w:t>
-            </w:r>
-          </w:p>
-          <w:p>
-            <w:pPr>
-              <w:outlineLvl w:val="0"/>
-              <w:rPr>
-                <w:rFonts w:ascii="Arial Narrow" w:hAnsi="Arial Narrow" w:cs="Calibri"/>
-                <w:color w:val="000000"/>
-              </w:rPr>
-            </w:pPr>
+              <w:t>Texto: Electrónica básica para no ingenieros, Física Química 3ro y 6to ESO.</w:t>
+            </w:r>
             <w:r>
               <w:rPr>
                 <w:rFonts w:ascii="Arial Narrow" w:hAnsi="Arial Narrow" w:cs="Calibri"/>
@@ -885,7 +975,17 @@
                 <w:i/>
                 <w:color w:val="000000"/>
               </w:rPr>
-              <w:t>Semana 3</w:t>
+              <w:t>3</w:t>
+            </w:r>
+            <w:r>
+              <w:rPr>
+                <w:rFonts w:ascii="Arial Narrow" w:hAnsi="Arial Narrow" w:cs="Calibri"/>
+                <w:b/>
+                <w:bCs/>
+                <w:i/>
+                <w:color w:val="000000"/>
+              </w:rPr>
+              <w:t xml:space="preserve">Voltaje </w:t>
             </w:r>
           </w:p>
         </w:tc>
@@ -910,31 +1010,7 @@
                 <w:bCs/>
                 <w:color w:val="000000"/>
               </w:rPr>
-              <w:t xml:space="preserve">Elaboramos una guía de </w:t>
-            </w:r>
-            <w:r>
-              <w:rPr>
-                <w:rFonts w:ascii="Arial Narrow" w:hAnsi="Arial Narrow" w:cs="Calibri"/>
-                <w:bCs/>
-                <w:color w:val="000000"/>
-              </w:rPr>
-              <w:t xml:space="preserve">aplicar la norma ISO 45001 a un taller </w:t>
-            </w:r>
-            <w:r>
-              <w:rPr>
-                <w:rFonts w:ascii="Arial Narrow" w:hAnsi="Arial Narrow" w:cs="Calibri"/>
-                <w:bCs/>
-                <w:color w:val="000000"/>
-              </w:rPr>
-              <w:t>eléctrico</w:t>
-            </w:r>
-            <w:r>
-              <w:rPr>
-                <w:rFonts w:ascii="Arial Narrow" w:hAnsi="Arial Narrow" w:cs="Calibri"/>
-                <w:bCs/>
-                <w:color w:val="000000"/>
-              </w:rPr>
-              <w:t>.</w:t>
+              <w:t>Voltaje</w:t>
             </w:r>
           </w:p>
           <w:p>
@@ -953,23 +1029,7 @@
                 <w:bCs/>
                 <w:color w:val="000000"/>
               </w:rPr>
-              <w:t xml:space="preserve">Identificamos los riesgos labores en un taller </w:t>
-            </w:r>
-            <w:r>
-              <w:rPr>
-                <w:rFonts w:ascii="Arial Narrow" w:hAnsi="Arial Narrow" w:cs="Calibri"/>
-                <w:bCs/>
-                <w:color w:val="000000"/>
-              </w:rPr>
-              <w:t>eléctrico</w:t>
-            </w:r>
-            <w:r>
-              <w:rPr>
-                <w:rFonts w:ascii="Arial Narrow" w:hAnsi="Arial Narrow" w:cs="Calibri"/>
-                <w:bCs/>
-                <w:color w:val="000000"/>
-              </w:rPr>
-              <w:t>.</w:t>
+              <w:t>Asociación voltaje serie y paralelo (PR)</w:t>
             </w:r>
           </w:p>
           <w:p>
@@ -988,7 +1048,7 @@
                 <w:bCs/>
                 <w:color w:val="000000"/>
               </w:rPr>
-              <w:t>Respondemos un cuestionario</w:t>
+              <w:t>Tensión</w:t>
             </w:r>
           </w:p>
         </w:tc>
@@ -1010,7 +1070,7 @@
                 <w:rFonts w:ascii="Arial Narrow" w:hAnsi="Arial Narrow" w:cs="Calibri"/>
                 <w:color w:val="000000"/>
               </w:rPr>
-              <w:t>IA Clauede.ai</w:t>
+              <w:t>Texto: Electrónica básica para no ingenieros, Física Química 3ro y 6to ESO.</w:t>
             </w:r>
           </w:p>
         </w:tc>
@@ -1102,7 +1162,27 @@
                 <w:i/>
                 <w:color w:val="000000"/>
               </w:rPr>
-              <w:t>Semana 4</w:t>
+              <w:t>4</w:t>
+            </w:r>
+            <w:r>
+              <w:rPr>
+                <w:rFonts w:ascii="Arial Narrow" w:hAnsi="Arial Narrow" w:cs="Calibri"/>
+                <w:b/>
+                <w:bCs/>
+                <w:i/>
+                <w:color w:val="000000"/>
+              </w:rPr>
+              <w:t>Intensidad</w:t>
+            </w:r>
+            <w:r>
+              <w:rPr>
+                <w:rFonts w:ascii="Arial Narrow" w:hAnsi="Arial Narrow" w:cs="Calibri"/>
+                <w:b/>
+                <w:bCs/>
+                <w:i/>
+                <w:color w:val="000000"/>
+              </w:rPr>
+              <w:t xml:space="preserve"> de corriente</w:t>
             </w:r>
           </w:p>
         </w:tc>
@@ -1127,7 +1207,7 @@
                 <w:bCs/>
                 <w:color w:val="000000"/>
               </w:rPr>
-              <w:t>Reflexionamos acerca los Sistemas de Gestión ambiental.</w:t>
+              <w:t>Corriente eléctrica</w:t>
             </w:r>
           </w:p>
           <w:p>
@@ -1146,7 +1226,7 @@
                 <w:bCs/>
                 <w:color w:val="000000"/>
               </w:rPr>
-              <w:t>Averiguamos empresas que cumplen la norma.</w:t>
+              <w:t>Voltaje eficaz.</w:t>
             </w:r>
           </w:p>
           <w:p>
@@ -1165,7 +1245,47 @@
                 <w:bCs/>
                 <w:color w:val="000000"/>
               </w:rPr>
-              <w:t>Averiguamos el proceso de certificación de normas en IBNORCA.</w:t>
+              <w:t xml:space="preserve">Elementos del </w:t>
+            </w:r>
+            <w:r>
+              <w:rPr>
+                <w:rFonts w:ascii="Arial Narrow" w:hAnsi="Arial Narrow" w:cs="Calibri"/>
+                <w:bCs/>
+                <w:color w:val="000000"/>
+              </w:rPr>
+              <w:t>circuito y</w:t>
+            </w:r>
+            <w:r>
+              <w:rPr>
+                <w:rFonts w:ascii="Arial Narrow" w:hAnsi="Arial Narrow" w:cs="Calibri"/>
+                <w:bCs/>
+                <w:color w:val="000000"/>
+              </w:rPr>
+              <w:t xml:space="preserve"> </w:t>
+            </w:r>
+            <w:r>
+              <w:rPr>
+                <w:rFonts w:ascii="Arial Narrow" w:hAnsi="Arial Narrow" w:cs="Calibri"/>
+                <w:bCs/>
+                <w:color w:val="000000"/>
+              </w:rPr>
+              <w:t>ejercicios (</w:t>
+            </w:r>
+            <w:r>
+              <w:rPr>
+                <w:rFonts w:ascii="Arial Narrow" w:hAnsi="Arial Narrow" w:cs="Calibri"/>
+                <w:bCs/>
+                <w:color w:val="000000"/>
+              </w:rPr>
+              <w:t>Ley de Ohm</w:t>
+            </w:r>
+            <w:r>
+              <w:rPr>
+                <w:rFonts w:ascii="Arial Narrow" w:hAnsi="Arial Narrow" w:cs="Calibri"/>
+                <w:bCs/>
+                <w:color w:val="000000"/>
+              </w:rPr>
+              <w:t>)</w:t>
             </w:r>
           </w:p>
         </w:tc>
@@ -1187,23 +1307,7 @@
                 <w:rFonts w:ascii="Arial Narrow" w:hAnsi="Arial Narrow" w:cs="Calibri"/>
                 <w:color w:val="000000"/>
               </w:rPr>
-              <w:t>ISO 14001 paso a paso de Naeem Sadiq.</w:t>
-            </w:r>
-          </w:p>
-          <w:p>
-            <w:pPr>
-              <w:outlineLvl w:val="0"/>
-              <w:rPr>
-                <w:rFonts w:ascii="Arial Narrow" w:hAnsi="Arial Narrow" w:cs="Calibri"/>
-                <w:color w:val="000000"/>
-              </w:rPr>
-            </w:pPr>
-            <w:r>
-              <w:rPr>
-                <w:rFonts w:ascii="Arial Narrow" w:hAnsi="Arial Narrow" w:cs="Calibri"/>
-                <w:color w:val="000000"/>
-              </w:rPr>
-              <w:t>Pagina Ibnorca.</w:t>
+              <w:t>Texto: Electrónica básica para no ingenieros, Física Química 3ro y 6to ESO.</w:t>
             </w:r>
           </w:p>
         </w:tc>

--- a/PDC_2026.docx
+++ b/PDC_2026.docx
@@ -336,6 +336,13 @@
                 <w:color w:val="000000"/>
               </w:rPr>
             </w:pPr>
+            <w:r>
+              <w:rPr>
+                <w:rFonts w:ascii="Arial Narrow" w:hAnsi="Arial Narrow" w:cs="Calibri"/>
+                <w:color w:val="000000"/>
+              </w:rPr>
+              <w:t>Capa información en HW</w:t>
+            </w:r>
           </w:p>
         </w:tc>
         <w:tc>
@@ -387,34 +394,7 @@
                 <w:bCs/>
                 <w:color w:val="000000"/>
               </w:rPr>
-              <w:t>Reflexionamos acerca la norma ISO 45001</w:t>
-            </w:r>
-          </w:p>
-          <w:p>
-            <w:pPr>
-              <w:jc w:val="both"/>
-              <w:outlineLvl w:val="0"/>
-              <w:rPr>
-                <w:rFonts w:ascii="Arial Narrow" w:hAnsi="Arial Narrow" w:cs="Calibri"/>
-                <w:bCs/>
-                <w:color w:val="000000"/>
-              </w:rPr>
-            </w:pPr>
-            <w:r>
-              <w:rPr>
-                <w:rFonts w:ascii="Arial Narrow" w:hAnsi="Arial Narrow" w:cs="Calibri"/>
-                <w:bCs/>
-                <w:color w:val="000000"/>
-              </w:rPr>
-              <w:t>Identificamos sus elementos clave.</w:t>
-            </w:r>
-            <w:r>
-              <w:rPr>
-                <w:rFonts w:ascii="Arial Narrow" w:hAnsi="Arial Narrow" w:cs="Calibri"/>
-                <w:bCs/>
-                <w:color w:val="000000"/>
-              </w:rPr>
-              <w:t xml:space="preserve"> </w:t>
+              <w:t>distinguir entre las diferentes categorías de números.</w:t>
             </w:r>
           </w:p>
         </w:tc>
@@ -436,23 +416,37 @@
                 <w:rFonts w:ascii="Arial Narrow" w:hAnsi="Arial Narrow" w:cs="Calibri"/>
                 <w:color w:val="000000"/>
               </w:rPr>
-              <w:t>ISO 45001 implementación, de</w:t>
-            </w:r>
-          </w:p>
-          <w:p>
-            <w:pPr>
-              <w:outlineLvl w:val="0"/>
-              <w:rPr>
-                <w:rFonts w:ascii="Arial Narrow" w:hAnsi="Arial Narrow" w:cs="Calibri"/>
-                <w:color w:val="000000"/>
-              </w:rPr>
-            </w:pPr>
-            <w:r>
-              <w:rPr>
-                <w:rFonts w:ascii="Arial Narrow" w:hAnsi="Arial Narrow" w:cs="Calibri"/>
-                <w:color w:val="000000"/>
-              </w:rPr>
-              <w:t>Mehrdad Soltanifar</w:t>
+              <w:t xml:space="preserve">La informática al descubierto, </w:t>
+            </w:r>
+            <w:r>
+              <w:rPr>
+                <w:rFonts w:ascii="Arial Narrow" w:hAnsi="Arial Narrow" w:cs="Calibri"/>
+                <w:color w:val="000000"/>
+              </w:rPr>
+              <w:t>Dale Nell</w:t>
+            </w:r>
+            <w:r>
+              <w:rPr>
+                <w:rFonts w:ascii="Arial Narrow" w:hAnsi="Arial Narrow" w:cs="Calibri"/>
+                <w:color w:val="000000"/>
+              </w:rPr>
+              <w:t xml:space="preserve">, </w:t>
+            </w:r>
+            <w:proofErr w:type="spellStart"/>
+            <w:r>
+              <w:rPr>
+                <w:rFonts w:ascii="Arial Narrow" w:hAnsi="Arial Narrow" w:cs="Calibri"/>
+                <w:color w:val="000000"/>
+              </w:rPr>
+              <w:t>Jhon</w:t>
+            </w:r>
+            <w:proofErr w:type="spellEnd"/>
+            <w:r>
+              <w:rPr>
+                <w:rFonts w:ascii="Arial Narrow" w:hAnsi="Arial Narrow" w:cs="Calibri"/>
+                <w:color w:val="000000"/>
+              </w:rPr>
+              <w:t xml:space="preserve"> Lewis. </w:t>
             </w:r>
           </w:p>
         </w:tc>
@@ -573,13 +567,6 @@
                 <w:rFonts w:ascii="Arial Narrow" w:hAnsi="Arial Narrow" w:cs="Calibri"/>
                 <w:color w:val="000000"/>
               </w:rPr>
-              <w:t xml:space="preserve"> Identifica</w:t>
-            </w:r>
-            <w:r>
-              <w:rPr>
-                <w:rFonts w:ascii="Arial Narrow" w:hAnsi="Arial Narrow" w:cs="Calibri"/>
-                <w:color w:val="000000"/>
-              </w:rPr>
               <w:t xml:space="preserve"> </w:t>
             </w:r>
             <w:r>
@@ -587,14 +574,21 @@
                 <w:rFonts w:ascii="Arial Narrow" w:hAnsi="Arial Narrow" w:cs="Calibri"/>
                 <w:color w:val="000000"/>
               </w:rPr>
-              <w:t xml:space="preserve">los elementos clave y </w:t>
-            </w:r>
-            <w:r>
-              <w:rPr>
-                <w:rFonts w:ascii="Arial Narrow" w:hAnsi="Arial Narrow" w:cs="Calibri"/>
-                <w:color w:val="000000"/>
-              </w:rPr>
-              <w:t>las empresas que</w:t>
+              <w:t xml:space="preserve">Identifica </w:t>
+            </w:r>
+            <w:r>
+              <w:rPr>
+                <w:rFonts w:ascii="Arial Narrow" w:hAnsi="Arial Narrow" w:cs="Calibri"/>
+                <w:color w:val="000000"/>
+              </w:rPr>
+              <w:t xml:space="preserve">la </w:t>
+            </w:r>
+            <w:r>
+              <w:rPr>
+                <w:rFonts w:ascii="Arial Narrow" w:hAnsi="Arial Narrow" w:cs="Calibri"/>
+                <w:color w:val="000000"/>
+              </w:rPr>
+              <w:t>forma</w:t>
             </w:r>
             <w:r>
               <w:rPr>
@@ -608,17 +602,22 @@
                 <w:rFonts w:ascii="Arial Narrow" w:hAnsi="Arial Narrow" w:cs="Calibri"/>
                 <w:color w:val="000000"/>
               </w:rPr>
-              <w:t>cumplen la norma ISO 45001/14001.</w:t>
-            </w:r>
-            <w:r>
-              <w:rPr>
-                <w:rFonts w:ascii="Arial Narrow" w:hAnsi="Arial Narrow" w:cs="Calibri"/>
-                <w:b/>
-                <w:bCs/>
+              <w:t>en que el hardware informático</w:t>
+            </w:r>
+            <w:r>
+              <w:rPr>
+                <w:rFonts w:ascii="Arial Narrow" w:hAnsi="Arial Narrow" w:cs="Calibri"/>
                 <w:color w:val="000000"/>
               </w:rPr>
               <w:t xml:space="preserve"> </w:t>
             </w:r>
+            <w:r>
+              <w:rPr>
+                <w:rFonts w:ascii="Arial Narrow" w:hAnsi="Arial Narrow" w:cs="Calibri"/>
+                <w:color w:val="000000"/>
+              </w:rPr>
+              <w:t>representa y gestiona la información.</w:t>
+            </w:r>
           </w:p>
           <w:p>
             <w:pPr>
@@ -667,14 +666,6 @@
                 <w:color w:val="000000"/>
               </w:rPr>
             </w:pPr>
-            <w:r>
-              <w:rPr>
-                <w:rFonts w:ascii="Arial Narrow" w:hAnsi="Arial Narrow" w:cs="Calibri"/>
-                <w:bCs/>
-                <w:color w:val="000000"/>
-              </w:rPr>
-              <w:t>Mapa conceptual proceso certificación.</w:t>
-            </w:r>
           </w:p>
         </w:tc>
       </w:tr>
@@ -748,82 +739,59 @@
                 <w:bCs/>
                 <w:color w:val="000000"/>
               </w:rPr>
-              <w:t>Averiguamos como aplicar la norma a un data center.</w:t>
-            </w:r>
-          </w:p>
-          <w:p>
-            <w:pPr>
-              <w:jc w:val="both"/>
-              <w:outlineLvl w:val="0"/>
-              <w:rPr>
-                <w:rFonts w:ascii="Arial Narrow" w:hAnsi="Arial Narrow" w:cs="Calibri"/>
-                <w:bCs/>
-                <w:color w:val="000000"/>
-              </w:rPr>
-            </w:pPr>
-            <w:r>
-              <w:rPr>
-                <w:rFonts w:ascii="Arial Narrow" w:hAnsi="Arial Narrow" w:cs="Calibri"/>
-                <w:bCs/>
-                <w:color w:val="000000"/>
-              </w:rPr>
-              <w:t xml:space="preserve">Buscamos noticias sobre la nube de </w:t>
+              <w:t>describir la notación posicional.</w:t>
+            </w:r>
+          </w:p>
+        </w:tc>
+        <w:tc>
+          <w:tcPr>
+            <w:tcW w:w="2693" w:type="dxa"/>
+            <w:vAlign w:val="center"/>
+          </w:tcPr>
+          <w:p>
+            <w:pPr>
+              <w:outlineLvl w:val="0"/>
+              <w:rPr>
+                <w:rFonts w:ascii="Arial Narrow" w:hAnsi="Arial Narrow" w:cs="Calibri"/>
+                <w:color w:val="000000"/>
+              </w:rPr>
+            </w:pPr>
+            <w:r>
+              <w:rPr>
+                <w:rFonts w:ascii="Arial Narrow" w:hAnsi="Arial Narrow" w:cs="Calibri"/>
+                <w:color w:val="000000"/>
+              </w:rPr>
+              <w:t xml:space="preserve">La informática al descubierto, </w:t>
+            </w:r>
+            <w:r>
+              <w:rPr>
+                <w:rFonts w:ascii="Arial Narrow" w:hAnsi="Arial Narrow" w:cs="Calibri"/>
+                <w:color w:val="000000"/>
+              </w:rPr>
+              <w:t>Dale Nell</w:t>
+            </w:r>
+            <w:r>
+              <w:rPr>
+                <w:rFonts w:ascii="Arial Narrow" w:hAnsi="Arial Narrow" w:cs="Calibri"/>
+                <w:color w:val="000000"/>
+              </w:rPr>
+              <w:t xml:space="preserve">, </w:t>
             </w:r>
             <w:proofErr w:type="spellStart"/>
             <w:r>
               <w:rPr>
                 <w:rFonts w:ascii="Arial Narrow" w:hAnsi="Arial Narrow" w:cs="Calibri"/>
-                <w:bCs/>
-                <w:color w:val="000000"/>
-              </w:rPr>
-              <w:t>entel</w:t>
+                <w:color w:val="000000"/>
+              </w:rPr>
+              <w:t>Jhon</w:t>
             </w:r>
             <w:proofErr w:type="spellEnd"/>
             <w:r>
               <w:rPr>
                 <w:rFonts w:ascii="Arial Narrow" w:hAnsi="Arial Narrow" w:cs="Calibri"/>
-                <w:bCs/>
-                <w:color w:val="000000"/>
-              </w:rPr>
-              <w:t xml:space="preserve"> en IBNORCA.</w:t>
-            </w:r>
-          </w:p>
-        </w:tc>
-        <w:tc>
-          <w:tcPr>
-            <w:tcW w:w="2693" w:type="dxa"/>
-            <w:vAlign w:val="center"/>
-          </w:tcPr>
-          <w:p>
-            <w:pPr>
-              <w:outlineLvl w:val="0"/>
-              <w:rPr>
-                <w:rFonts w:ascii="Arial Narrow" w:hAnsi="Arial Narrow" w:cs="Calibri"/>
-                <w:color w:val="000000"/>
-              </w:rPr>
-            </w:pPr>
-            <w:r>
-              <w:rPr>
-                <w:rFonts w:ascii="Arial Narrow" w:hAnsi="Arial Narrow" w:cs="Calibri"/>
-                <w:color w:val="000000"/>
-              </w:rPr>
-              <w:t>IA Claude.ai</w:t>
-            </w:r>
-          </w:p>
-          <w:p>
-            <w:pPr>
-              <w:outlineLvl w:val="0"/>
-              <w:rPr>
-                <w:rFonts w:ascii="Arial Narrow" w:hAnsi="Arial Narrow" w:cs="Calibri"/>
-                <w:color w:val="000000"/>
-              </w:rPr>
-            </w:pPr>
-            <w:r>
-              <w:rPr>
-                <w:rFonts w:ascii="Arial Narrow" w:hAnsi="Arial Narrow" w:cs="Calibri"/>
-                <w:color w:val="000000"/>
-              </w:rPr>
-              <w:t>Pagina IBNORCA</w:t>
+                <w:color w:val="000000"/>
+              </w:rPr>
+              <w:t xml:space="preserve"> Lewis.</w:t>
             </w:r>
           </w:p>
         </w:tc>
@@ -939,23 +907,7 @@
                 <w:bCs/>
                 <w:color w:val="000000"/>
               </w:rPr>
-              <w:t xml:space="preserve">Identificamos los riesgos labores en un </w:t>
-            </w:r>
-            <w:r>
-              <w:rPr>
-                <w:rFonts w:ascii="Arial Narrow" w:hAnsi="Arial Narrow" w:cs="Calibri"/>
-                <w:bCs/>
-                <w:color w:val="000000"/>
-              </w:rPr>
-              <w:t>data center</w:t>
-            </w:r>
-            <w:r>
-              <w:rPr>
-                <w:rFonts w:ascii="Arial Narrow" w:hAnsi="Arial Narrow" w:cs="Calibri"/>
-                <w:bCs/>
-                <w:color w:val="000000"/>
-              </w:rPr>
-              <w:t>.</w:t>
+              <w:t>convertir números en otras bases a la base 10.</w:t>
             </w:r>
           </w:p>
           <w:p>
@@ -974,31 +926,7 @@
                 <w:bCs/>
                 <w:color w:val="000000"/>
               </w:rPr>
-              <w:t xml:space="preserve">Elaboramos y </w:t>
-            </w:r>
-            <w:r>
-              <w:rPr>
-                <w:rFonts w:ascii="Arial Narrow" w:hAnsi="Arial Narrow" w:cs="Calibri"/>
-                <w:bCs/>
-                <w:color w:val="000000"/>
-              </w:rPr>
-              <w:t>respondemos</w:t>
-            </w:r>
-            <w:r>
-              <w:rPr>
-                <w:rFonts w:ascii="Arial Narrow" w:hAnsi="Arial Narrow" w:cs="Calibri"/>
-                <w:bCs/>
-                <w:color w:val="000000"/>
-              </w:rPr>
-              <w:t xml:space="preserve"> cuestionario</w:t>
-            </w:r>
-            <w:r>
-              <w:rPr>
-                <w:rFonts w:ascii="Arial Narrow" w:hAnsi="Arial Narrow" w:cs="Calibri"/>
-                <w:bCs/>
-                <w:color w:val="000000"/>
-              </w:rPr>
-              <w:t>.</w:t>
+              <w:t>convertir números en base 10 a números en otras bases.</w:t>
             </w:r>
           </w:p>
         </w:tc>
@@ -1020,23 +948,37 @@
                 <w:rFonts w:ascii="Arial Narrow" w:hAnsi="Arial Narrow" w:cs="Calibri"/>
                 <w:color w:val="000000"/>
               </w:rPr>
-              <w:t>IA Claude.ai</w:t>
-            </w:r>
-          </w:p>
-          <w:p>
-            <w:pPr>
-              <w:outlineLvl w:val="0"/>
-              <w:rPr>
-                <w:rFonts w:ascii="Arial Narrow" w:hAnsi="Arial Narrow" w:cs="Calibri"/>
-                <w:color w:val="000000"/>
-              </w:rPr>
-            </w:pPr>
-            <w:r>
-              <w:rPr>
-                <w:rFonts w:ascii="Arial Narrow" w:hAnsi="Arial Narrow" w:cs="Calibri"/>
-                <w:color w:val="000000"/>
-              </w:rPr>
-              <w:t>Cuestionario del tema.</w:t>
+              <w:t xml:space="preserve">La informática al descubierto, </w:t>
+            </w:r>
+            <w:r>
+              <w:rPr>
+                <w:rFonts w:ascii="Arial Narrow" w:hAnsi="Arial Narrow" w:cs="Calibri"/>
+                <w:color w:val="000000"/>
+              </w:rPr>
+              <w:t>Dale Nell</w:t>
+            </w:r>
+            <w:r>
+              <w:rPr>
+                <w:rFonts w:ascii="Arial Narrow" w:hAnsi="Arial Narrow" w:cs="Calibri"/>
+                <w:color w:val="000000"/>
+              </w:rPr>
+              <w:t xml:space="preserve">, </w:t>
+            </w:r>
+            <w:proofErr w:type="spellStart"/>
+            <w:r>
+              <w:rPr>
+                <w:rFonts w:ascii="Arial Narrow" w:hAnsi="Arial Narrow" w:cs="Calibri"/>
+                <w:color w:val="000000"/>
+              </w:rPr>
+              <w:t>Jhon</w:t>
+            </w:r>
+            <w:proofErr w:type="spellEnd"/>
+            <w:r>
+              <w:rPr>
+                <w:rFonts w:ascii="Arial Narrow" w:hAnsi="Arial Narrow" w:cs="Calibri"/>
+                <w:color w:val="000000"/>
+              </w:rPr>
+              <w:t xml:space="preserve"> Lewis.</w:t>
             </w:r>
           </w:p>
         </w:tc>
@@ -1152,23 +1094,7 @@
                 <w:bCs/>
                 <w:color w:val="000000"/>
               </w:rPr>
-              <w:t>Reflexionamos acerca los Sistemas de Gestión</w:t>
-            </w:r>
-            <w:r>
-              <w:rPr>
-                <w:rFonts w:ascii="Arial Narrow" w:hAnsi="Arial Narrow" w:cs="Calibri"/>
-                <w:bCs/>
-                <w:color w:val="000000"/>
-              </w:rPr>
-              <w:t xml:space="preserve"> </w:t>
-            </w:r>
-            <w:r>
-              <w:rPr>
-                <w:rFonts w:ascii="Arial Narrow" w:hAnsi="Arial Narrow" w:cs="Calibri"/>
-                <w:bCs/>
-                <w:color w:val="000000"/>
-              </w:rPr>
-              <w:t>ambiental.</w:t>
+              <w:t>describir la relación entre las bases 2, 8 y 16.</w:t>
             </w:r>
           </w:p>
           <w:p>
@@ -1187,45 +1113,7 @@
                 <w:bCs/>
                 <w:color w:val="000000"/>
               </w:rPr>
-              <w:t>Averiguamos empresas que cumplen la norma.</w:t>
-            </w:r>
-          </w:p>
-          <w:p>
-            <w:pPr>
-              <w:jc w:val="both"/>
-              <w:outlineLvl w:val="0"/>
-              <w:rPr>
-                <w:rFonts w:ascii="Arial Narrow" w:hAnsi="Arial Narrow" w:cs="Calibri"/>
-                <w:bCs/>
-                <w:color w:val="000000"/>
-              </w:rPr>
-            </w:pPr>
-            <w:r>
-              <w:rPr>
-                <w:rFonts w:ascii="Arial Narrow" w:hAnsi="Arial Narrow" w:cs="Calibri"/>
-                <w:bCs/>
-                <w:color w:val="000000"/>
-              </w:rPr>
-              <w:t>Averiguamos el proceso de certificación de</w:t>
-            </w:r>
-          </w:p>
-          <w:p>
-            <w:pPr>
-              <w:jc w:val="both"/>
-              <w:outlineLvl w:val="0"/>
-              <w:rPr>
-                <w:rFonts w:ascii="Arial Narrow" w:hAnsi="Arial Narrow" w:cs="Calibri"/>
-                <w:bCs/>
-                <w:color w:val="000000"/>
-              </w:rPr>
-            </w:pPr>
-            <w:r>
-              <w:rPr>
-                <w:rFonts w:ascii="Arial Narrow" w:hAnsi="Arial Narrow" w:cs="Calibri"/>
-                <w:bCs/>
-                <w:color w:val="000000"/>
-              </w:rPr>
-              <w:t>normas en IBNORCA</w:t>
+              <w:t>explicar la importancia que tienen para la informática las bases que son potencias de 2.</w:t>
             </w:r>
           </w:p>
         </w:tc>
@@ -1247,23 +1135,37 @@
                 <w:rFonts w:ascii="Arial Narrow" w:hAnsi="Arial Narrow" w:cs="Calibri"/>
                 <w:color w:val="000000"/>
               </w:rPr>
-              <w:t>ISO 14001 paso a paso de Naeem Sadiq</w:t>
-            </w:r>
-          </w:p>
-          <w:p>
-            <w:pPr>
-              <w:outlineLvl w:val="0"/>
-              <w:rPr>
-                <w:rFonts w:ascii="Arial Narrow" w:hAnsi="Arial Narrow" w:cs="Calibri"/>
-                <w:color w:val="000000"/>
-              </w:rPr>
-            </w:pPr>
-            <w:r>
-              <w:rPr>
-                <w:rFonts w:ascii="Arial Narrow" w:hAnsi="Arial Narrow" w:cs="Calibri"/>
-                <w:color w:val="000000"/>
-              </w:rPr>
-              <w:t>Pagina IBNORCA</w:t>
+              <w:t xml:space="preserve">La informática al descubierto, </w:t>
+            </w:r>
+            <w:r>
+              <w:rPr>
+                <w:rFonts w:ascii="Arial Narrow" w:hAnsi="Arial Narrow" w:cs="Calibri"/>
+                <w:color w:val="000000"/>
+              </w:rPr>
+              <w:t>Dale Nell</w:t>
+            </w:r>
+            <w:r>
+              <w:rPr>
+                <w:rFonts w:ascii="Arial Narrow" w:hAnsi="Arial Narrow" w:cs="Calibri"/>
+                <w:color w:val="000000"/>
+              </w:rPr>
+              <w:t xml:space="preserve">, </w:t>
+            </w:r>
+            <w:proofErr w:type="spellStart"/>
+            <w:r>
+              <w:rPr>
+                <w:rFonts w:ascii="Arial Narrow" w:hAnsi="Arial Narrow" w:cs="Calibri"/>
+                <w:color w:val="000000"/>
+              </w:rPr>
+              <w:t>Jhon</w:t>
+            </w:r>
+            <w:proofErr w:type="spellEnd"/>
+            <w:r>
+              <w:rPr>
+                <w:rFonts w:ascii="Arial Narrow" w:hAnsi="Arial Narrow" w:cs="Calibri"/>
+                <w:color w:val="000000"/>
+              </w:rPr>
+              <w:t xml:space="preserve"> Lewis.</w:t>
             </w:r>
           </w:p>
         </w:tc>
@@ -1440,7 +1342,6 @@
                 <w:b/>
                 <w:szCs w:val="16"/>
               </w:rPr>
-              <w:lastRenderedPageBreak/>
               <w:t>CONTENIDO</w:t>
             </w:r>
           </w:p>
@@ -2036,152 +1937,6 @@
         <w:shd w:val="clear" w:color="auto" w:fill="FFFFFF"/>
       </w:rPr>
     </w:pPr>
-    <w:r>
-      <w:rPr>
-        <w:rFonts w:ascii="Arial Black" w:hAnsi="Arial Black" w:cs="Arial"/>
-        <w:b/>
-        <w:bCs/>
-        <w:noProof/>
-        <w:color w:val="000000" w:themeColor="text1"/>
-        <w:sz w:val="28"/>
-        <w:szCs w:val="28"/>
-      </w:rPr>
-      <w:drawing>
-        <wp:anchor distT="0" distB="0" distL="114300" distR="114300" simplePos="0" relativeHeight="251661312" behindDoc="0" locked="0" layoutInCell="1" allowOverlap="1" wp14:anchorId="12B7FB76" wp14:editId="2DCAFB01">
-          <wp:simplePos x="0" y="0"/>
-          <wp:positionH relativeFrom="page">
-            <wp:posOffset>6210300</wp:posOffset>
-          </wp:positionH>
-          <wp:positionV relativeFrom="paragraph">
-            <wp:posOffset>-412115</wp:posOffset>
-          </wp:positionV>
-          <wp:extent cx="2700020" cy="906780"/>
-          <wp:effectExtent l="0" t="0" r="5080" b="7620"/>
-          <wp:wrapSquare wrapText="bothSides"/>
-          <wp:docPr id="1424241502" name="Imagen 3"/>
-          <wp:cNvGraphicFramePr>
-            <a:graphicFrameLocks xmlns:a="http://schemas.openxmlformats.org/drawingml/2006/main" noChangeAspect="1"/>
-          </wp:cNvGraphicFramePr>
-          <a:graphic xmlns:a="http://schemas.openxmlformats.org/drawingml/2006/main">
-            <a:graphicData uri="http://schemas.openxmlformats.org/drawingml/2006/picture">
-              <pic:pic xmlns:pic="http://schemas.openxmlformats.org/drawingml/2006/picture">
-                <pic:nvPicPr>
-                  <pic:cNvPr id="0" name="Picture 1"/>
-                  <pic:cNvPicPr>
-                    <a:picLocks noChangeAspect="1" noChangeArrowheads="1"/>
-                  </pic:cNvPicPr>
-                </pic:nvPicPr>
-                <pic:blipFill>
-                  <a:blip r:embed="rId1">
-                    <a:extLst>
-                      <a:ext uri="{28A0092B-C50C-407E-A947-70E740481C1C}">
-                        <a14:useLocalDpi xmlns:a14="http://schemas.microsoft.com/office/drawing/2010/main" val="0"/>
-                      </a:ext>
-                    </a:extLst>
-                  </a:blip>
-                  <a:srcRect/>
-                  <a:stretch>
-                    <a:fillRect/>
-                  </a:stretch>
-                </pic:blipFill>
-                <pic:spPr bwMode="auto">
-                  <a:xfrm>
-                    <a:off x="0" y="0"/>
-                    <a:ext cx="2700020" cy="906780"/>
-                  </a:xfrm>
-                  <a:prstGeom prst="rect">
-                    <a:avLst/>
-                  </a:prstGeom>
-                  <a:noFill/>
-                </pic:spPr>
-              </pic:pic>
-            </a:graphicData>
-          </a:graphic>
-          <wp14:sizeRelH relativeFrom="page">
-            <wp14:pctWidth>0</wp14:pctWidth>
-          </wp14:sizeRelH>
-          <wp14:sizeRelV relativeFrom="page">
-            <wp14:pctHeight>0</wp14:pctHeight>
-          </wp14:sizeRelV>
-        </wp:anchor>
-      </w:drawing>
-    </w:r>
-    <w:r>
-      <w:rPr>
-        <w:rFonts w:ascii="Arial Black" w:hAnsi="Arial Black" w:cs="Arial"/>
-        <w:b/>
-        <w:bCs/>
-        <w:noProof/>
-        <w:color w:val="000000" w:themeColor="text1"/>
-        <w:sz w:val="28"/>
-        <w:szCs w:val="28"/>
-      </w:rPr>
-      <w:drawing>
-        <wp:anchor distT="0" distB="0" distL="114300" distR="114300" simplePos="0" relativeHeight="251668480" behindDoc="0" locked="0" layoutInCell="1" allowOverlap="1" wp14:anchorId="10F8D3A4" wp14:editId="56441850">
-          <wp:simplePos x="0" y="0"/>
-          <wp:positionH relativeFrom="page">
-            <wp:posOffset>556260</wp:posOffset>
-          </wp:positionH>
-          <wp:positionV relativeFrom="paragraph">
-            <wp:posOffset>-404495</wp:posOffset>
-          </wp:positionV>
-          <wp:extent cx="4130040" cy="937260"/>
-          <wp:effectExtent l="0" t="0" r="3810" b="0"/>
-          <wp:wrapSquare wrapText="bothSides"/>
-          <wp:docPr id="1411800380" name="Imagen 1"/>
-          <wp:cNvGraphicFramePr>
-            <a:graphicFrameLocks xmlns:a="http://schemas.openxmlformats.org/drawingml/2006/main" noChangeAspect="1"/>
-          </wp:cNvGraphicFramePr>
-          <a:graphic xmlns:a="http://schemas.openxmlformats.org/drawingml/2006/main">
-            <a:graphicData uri="http://schemas.openxmlformats.org/drawingml/2006/picture">
-              <pic:pic xmlns:pic="http://schemas.openxmlformats.org/drawingml/2006/picture">
-                <pic:nvPicPr>
-                  <pic:cNvPr id="0" name="Picture 1"/>
-                  <pic:cNvPicPr>
-                    <a:picLocks noChangeAspect="1" noChangeArrowheads="1"/>
-                  </pic:cNvPicPr>
-                </pic:nvPicPr>
-                <pic:blipFill rotWithShape="1">
-                  <a:blip r:embed="rId2">
-                    <a:extLst>
-                      <a:ext uri="{28A0092B-C50C-407E-A947-70E740481C1C}">
-                        <a14:useLocalDpi xmlns:a14="http://schemas.microsoft.com/office/drawing/2010/main" val="0"/>
-                      </a:ext>
-                    </a:extLst>
-                  </a:blip>
-                  <a:srcRect l="4657" t="23966" r="54632" b="10985"/>
-                  <a:stretch/>
-                </pic:blipFill>
-                <pic:spPr bwMode="auto">
-                  <a:xfrm>
-                    <a:off x="0" y="0"/>
-                    <a:ext cx="4130040" cy="937260"/>
-                  </a:xfrm>
-                  <a:prstGeom prst="rect">
-                    <a:avLst/>
-                  </a:prstGeom>
-                  <a:noFill/>
-                  <a:ln>
-                    <a:noFill/>
-                  </a:ln>
-                  <a:extLst>
-                    <a:ext uri="{53640926-AAD7-44D8-BBD7-CCE9431645EC}">
-                      <a14:shadowObscured xmlns:a14="http://schemas.microsoft.com/office/drawing/2010/main"/>
-                    </a:ext>
-                  </a:extLst>
-                </pic:spPr>
-              </pic:pic>
-            </a:graphicData>
-          </a:graphic>
-          <wp14:sizeRelH relativeFrom="page">
-            <wp14:pctWidth>0</wp14:pctWidth>
-          </wp14:sizeRelH>
-          <wp14:sizeRelV relativeFrom="page">
-            <wp14:pctHeight>0</wp14:pctHeight>
-          </wp14:sizeRelV>
-        </wp:anchor>
-      </w:drawing>
-    </w:r>
     <w:r>
       <w:rPr>
         <w:rStyle w:val="Textoennegrita"/>
@@ -2963,7 +2718,6 @@
   <w:style w:type="character" w:default="1" w:styleId="Fuentedeprrafopredeter">
     <w:name w:val="Default Paragraph Font"/>
     <w:uiPriority w:val="1"/>
-    <w:semiHidden/>
     <w:unhideWhenUsed/>
   </w:style>
   <w:style w:type="table" w:default="1" w:styleId="Tablanormal">

--- a/PDC_2026.docx
+++ b/PDC_2026.docx
@@ -23,8 +23,8 @@
       </w:tblPr>
       <w:tblGrid>
         <w:gridCol w:w="1380"/>
-        <w:gridCol w:w="1706"/>
-        <w:gridCol w:w="3685"/>
+        <w:gridCol w:w="713"/>
+        <w:gridCol w:w="4678"/>
         <w:gridCol w:w="2693"/>
         <w:gridCol w:w="567"/>
         <w:gridCol w:w="3435"/>
@@ -35,7 +35,7 @@
         </w:trPr>
         <w:tc>
           <w:tcPr>
-            <w:tcW w:w="3086" w:type="dxa"/>
+            <w:tcW w:w="2093" w:type="dxa"/>
             <w:gridSpan w:val="2"/>
             <w:vAlign w:val="center"/>
           </w:tcPr>
@@ -63,7 +63,7 @@
         </w:tc>
         <w:tc>
           <w:tcPr>
-            <w:tcW w:w="6378" w:type="dxa"/>
+            <w:tcW w:w="7371" w:type="dxa"/>
             <w:gridSpan w:val="2"/>
             <w:vAlign w:val="center"/>
           </w:tcPr>
@@ -86,6 +86,15 @@
                 <w:color w:val="000000"/>
               </w:rPr>
               <w:t>4</w:t>
+            </w:r>
+            <w:r>
+              <w:rPr>
+                <w:rFonts w:ascii="Arial Narrow" w:hAnsi="Arial Narrow" w:cs="Calibri"/>
+                <w:b/>
+                <w:bCs/>
+                <w:color w:val="000000"/>
+              </w:rPr>
+              <w:t>to</w:t>
             </w:r>
           </w:p>
         </w:tc>
@@ -178,12 +187,13 @@
         </w:tc>
         <w:tc>
           <w:tcPr>
-            <w:tcW w:w="1706" w:type="dxa"/>
+            <w:tcW w:w="713" w:type="dxa"/>
             <w:vAlign w:val="center"/>
             <w:hideMark/>
           </w:tcPr>
           <w:p>
             <w:pPr>
+              <w:spacing w:after="0" w:line="240" w:lineRule="auto"/>
               <w:jc w:val="center"/>
               <w:outlineLvl w:val="0"/>
               <w:rPr>
@@ -200,13 +210,13 @@
                 <w:bCs/>
                 <w:color w:val="000000"/>
               </w:rPr>
-              <w:t>Contenidos</w:t>
-            </w:r>
-          </w:p>
-        </w:tc>
-        <w:tc>
-          <w:tcPr>
-            <w:tcW w:w="3685" w:type="dxa"/>
+              <w:t>(semana)</w:t>
+            </w:r>
+          </w:p>
+        </w:tc>
+        <w:tc>
+          <w:tcPr>
+            <w:tcW w:w="4678" w:type="dxa"/>
             <w:vAlign w:val="center"/>
             <w:hideMark/>
           </w:tcPr>
@@ -344,14 +354,58 @@
               <w:t>Capa información en HW</w:t>
             </w:r>
           </w:p>
-        </w:tc>
-        <w:tc>
-          <w:tcPr>
-            <w:tcW w:w="1706" w:type="dxa"/>
-            <w:vAlign w:val="center"/>
-          </w:tcPr>
-          <w:p>
-            <w:pPr>
+          <w:p>
+            <w:pPr>
+              <w:jc w:val="center"/>
+              <w:outlineLvl w:val="0"/>
+              <w:rPr>
+                <w:rFonts w:ascii="Arial Narrow" w:hAnsi="Arial Narrow" w:cs="Calibri"/>
+                <w:color w:val="000000"/>
+              </w:rPr>
+            </w:pPr>
+            <w:r>
+              <w:rPr>
+                <w:rFonts w:ascii="Arial Narrow" w:hAnsi="Arial Narrow" w:cs="Calibri"/>
+                <w:color w:val="000000"/>
+              </w:rPr>
+              <w:t xml:space="preserve">Representación de </w:t>
+            </w:r>
+          </w:p>
+          <w:p>
+            <w:pPr>
+              <w:jc w:val="center"/>
+              <w:outlineLvl w:val="0"/>
+              <w:rPr>
+                <w:rFonts w:ascii="Arial Narrow" w:hAnsi="Arial Narrow" w:cs="Calibri"/>
+                <w:color w:val="000000"/>
+              </w:rPr>
+            </w:pPr>
+            <w:r>
+              <w:rPr>
+                <w:rFonts w:ascii="Arial Narrow" w:hAnsi="Arial Narrow" w:cs="Calibri"/>
+                <w:color w:val="000000"/>
+              </w:rPr>
+              <w:t xml:space="preserve">datos.  </w:t>
+            </w:r>
+          </w:p>
+          <w:p>
+            <w:pPr>
+              <w:outlineLvl w:val="0"/>
+              <w:rPr>
+                <w:rFonts w:ascii="Arial Narrow" w:hAnsi="Arial Narrow" w:cs="Calibri"/>
+                <w:color w:val="000000"/>
+              </w:rPr>
+            </w:pPr>
+          </w:p>
+        </w:tc>
+        <w:tc>
+          <w:tcPr>
+            <w:tcW w:w="713" w:type="dxa"/>
+            <w:vAlign w:val="center"/>
+          </w:tcPr>
+          <w:p>
+            <w:pPr>
+              <w:jc w:val="center"/>
               <w:outlineLvl w:val="0"/>
               <w:rPr>
                 <w:rFonts w:ascii="Arial Narrow" w:hAnsi="Arial Narrow" w:cs="Calibri"/>
@@ -369,13 +423,13 @@
                 <w:i/>
                 <w:color w:val="000000"/>
               </w:rPr>
-              <w:t>Semana 1</w:t>
-            </w:r>
-          </w:p>
-        </w:tc>
-        <w:tc>
-          <w:tcPr>
-            <w:tcW w:w="3685" w:type="dxa"/>
+              <w:t>1</w:t>
+            </w:r>
+          </w:p>
+        </w:tc>
+        <w:tc>
+          <w:tcPr>
+            <w:tcW w:w="4678" w:type="dxa"/>
             <w:vAlign w:val="center"/>
           </w:tcPr>
           <w:p>
@@ -394,7 +448,26 @@
                 <w:bCs/>
                 <w:color w:val="000000"/>
               </w:rPr>
-              <w:t>distinguir entre las diferentes categorías de números.</w:t>
+              <w:t>Caracterizamos datos y computadoras.</w:t>
+            </w:r>
+          </w:p>
+          <w:p>
+            <w:pPr>
+              <w:jc w:val="both"/>
+              <w:outlineLvl w:val="0"/>
+              <w:rPr>
+                <w:rFonts w:ascii="Arial Narrow" w:hAnsi="Arial Narrow" w:cs="Calibri"/>
+                <w:bCs/>
+                <w:color w:val="000000"/>
+              </w:rPr>
+            </w:pPr>
+            <w:r>
+              <w:rPr>
+                <w:rFonts w:ascii="Arial Narrow" w:hAnsi="Arial Narrow" w:cs="Calibri"/>
+                <w:bCs/>
+                <w:color w:val="000000"/>
+              </w:rPr>
+              <w:t>Representamos datos numéricos en el computador.</w:t>
             </w:r>
           </w:p>
         </w:tc>
@@ -469,7 +542,7 @@
                 <w:rFonts w:ascii="Arial Narrow" w:hAnsi="Arial Narrow" w:cs="Calibri"/>
                 <w:color w:val="000000"/>
               </w:rPr>
-              <w:t>3</w:t>
+              <w:t>8</w:t>
             </w:r>
           </w:p>
         </w:tc>
@@ -602,7 +675,14 @@
                 <w:rFonts w:ascii="Arial Narrow" w:hAnsi="Arial Narrow" w:cs="Calibri"/>
                 <w:color w:val="000000"/>
               </w:rPr>
-              <w:t>en que el hardware informático</w:t>
+              <w:t xml:space="preserve">en que el </w:t>
+            </w:r>
+            <w:r>
+              <w:rPr>
+                <w:rFonts w:ascii="Arial Narrow" w:hAnsi="Arial Narrow" w:cs="Calibri"/>
+                <w:color w:val="000000"/>
+              </w:rPr>
+              <w:t>computador</w:t>
             </w:r>
             <w:r>
               <w:rPr>
@@ -616,7 +696,21 @@
                 <w:rFonts w:ascii="Arial Narrow" w:hAnsi="Arial Narrow" w:cs="Calibri"/>
                 <w:color w:val="000000"/>
               </w:rPr>
-              <w:t>representa y gestiona la información.</w:t>
+              <w:t>representa la información</w:t>
+            </w:r>
+            <w:r>
+              <w:rPr>
+                <w:rFonts w:ascii="Arial Narrow" w:hAnsi="Arial Narrow" w:cs="Calibri"/>
+                <w:color w:val="000000"/>
+              </w:rPr>
+              <w:t xml:space="preserve"> de texto, audio, gráficos y video</w:t>
+            </w:r>
+            <w:r>
+              <w:rPr>
+                <w:rFonts w:ascii="Arial Narrow" w:hAnsi="Arial Narrow" w:cs="Calibri"/>
+                <w:color w:val="000000"/>
+              </w:rPr>
+              <w:t>.</w:t>
             </w:r>
           </w:p>
           <w:p>
@@ -692,11 +786,12 @@
         </w:tc>
         <w:tc>
           <w:tcPr>
-            <w:tcW w:w="1706" w:type="dxa"/>
-            <w:vAlign w:val="center"/>
-          </w:tcPr>
-          <w:p>
-            <w:pPr>
+            <w:tcW w:w="713" w:type="dxa"/>
+            <w:vAlign w:val="center"/>
+          </w:tcPr>
+          <w:p>
+            <w:pPr>
+              <w:jc w:val="center"/>
               <w:outlineLvl w:val="0"/>
               <w:rPr>
                 <w:rFonts w:ascii="Arial Narrow" w:hAnsi="Arial Narrow" w:cs="Calibri"/>
@@ -714,13 +809,13 @@
                 <w:i/>
                 <w:color w:val="000000"/>
               </w:rPr>
-              <w:t>Semana 2</w:t>
-            </w:r>
-          </w:p>
-        </w:tc>
-        <w:tc>
-          <w:tcPr>
-            <w:tcW w:w="3685" w:type="dxa"/>
+              <w:t>2</w:t>
+            </w:r>
+          </w:p>
+        </w:tc>
+        <w:tc>
+          <w:tcPr>
+            <w:tcW w:w="4678" w:type="dxa"/>
             <w:vAlign w:val="center"/>
           </w:tcPr>
           <w:p>
@@ -739,7 +834,26 @@
                 <w:bCs/>
                 <w:color w:val="000000"/>
               </w:rPr>
-              <w:t>describir la notación posicional.</w:t>
+              <w:t>Representamos texto.</w:t>
+            </w:r>
+          </w:p>
+          <w:p>
+            <w:pPr>
+              <w:jc w:val="both"/>
+              <w:outlineLvl w:val="0"/>
+              <w:rPr>
+                <w:rFonts w:ascii="Arial Narrow" w:hAnsi="Arial Narrow" w:cs="Calibri"/>
+                <w:bCs/>
+                <w:color w:val="000000"/>
+              </w:rPr>
+            </w:pPr>
+            <w:r>
+              <w:rPr>
+                <w:rFonts w:ascii="Arial Narrow" w:hAnsi="Arial Narrow" w:cs="Calibri"/>
+                <w:bCs/>
+                <w:color w:val="000000"/>
+              </w:rPr>
+              <w:t>Identificamos tipo de datos de audio.</w:t>
             </w:r>
           </w:p>
         </w:tc>
@@ -860,11 +974,12 @@
         </w:tc>
         <w:tc>
           <w:tcPr>
-            <w:tcW w:w="1706" w:type="dxa"/>
-            <w:vAlign w:val="center"/>
-          </w:tcPr>
-          <w:p>
-            <w:pPr>
+            <w:tcW w:w="713" w:type="dxa"/>
+            <w:vAlign w:val="center"/>
+          </w:tcPr>
+          <w:p>
+            <w:pPr>
+              <w:jc w:val="center"/>
               <w:outlineLvl w:val="0"/>
               <w:rPr>
                 <w:rFonts w:ascii="Arial Narrow" w:hAnsi="Arial Narrow" w:cs="Calibri"/>
@@ -882,13 +997,13 @@
                 <w:i/>
                 <w:color w:val="000000"/>
               </w:rPr>
-              <w:t>Semana 3</w:t>
-            </w:r>
-          </w:p>
-        </w:tc>
-        <w:tc>
-          <w:tcPr>
-            <w:tcW w:w="3685" w:type="dxa"/>
+              <w:t>3</w:t>
+            </w:r>
+          </w:p>
+        </w:tc>
+        <w:tc>
+          <w:tcPr>
+            <w:tcW w:w="4678" w:type="dxa"/>
             <w:vAlign w:val="center"/>
           </w:tcPr>
           <w:p>
@@ -907,26 +1022,7 @@
                 <w:bCs/>
                 <w:color w:val="000000"/>
               </w:rPr>
-              <w:t>convertir números en otras bases a la base 10.</w:t>
-            </w:r>
-          </w:p>
-          <w:p>
-            <w:pPr>
-              <w:jc w:val="both"/>
-              <w:outlineLvl w:val="0"/>
-              <w:rPr>
-                <w:rFonts w:ascii="Arial Narrow" w:hAnsi="Arial Narrow" w:cs="Calibri"/>
-                <w:bCs/>
-                <w:color w:val="000000"/>
-              </w:rPr>
-            </w:pPr>
-            <w:r>
-              <w:rPr>
-                <w:rFonts w:ascii="Arial Narrow" w:hAnsi="Arial Narrow" w:cs="Calibri"/>
-                <w:bCs/>
-                <w:color w:val="000000"/>
-              </w:rPr>
-              <w:t>convertir números en base 10 a números en otras bases.</w:t>
+              <w:t>Representamos imágenes y gráficos en el computador.</w:t>
             </w:r>
           </w:p>
         </w:tc>
@@ -1047,11 +1143,12 @@
         </w:tc>
         <w:tc>
           <w:tcPr>
-            <w:tcW w:w="1706" w:type="dxa"/>
-            <w:vAlign w:val="center"/>
-          </w:tcPr>
-          <w:p>
-            <w:pPr>
+            <w:tcW w:w="713" w:type="dxa"/>
+            <w:vAlign w:val="center"/>
+          </w:tcPr>
+          <w:p>
+            <w:pPr>
+              <w:jc w:val="center"/>
               <w:outlineLvl w:val="0"/>
               <w:rPr>
                 <w:rFonts w:ascii="Arial Narrow" w:hAnsi="Arial Narrow" w:cs="Calibri"/>
@@ -1069,13 +1166,13 @@
                 <w:i/>
                 <w:color w:val="000000"/>
               </w:rPr>
-              <w:t>Semana 4</w:t>
-            </w:r>
-          </w:p>
-        </w:tc>
-        <w:tc>
-          <w:tcPr>
-            <w:tcW w:w="3685" w:type="dxa"/>
+              <w:t>4</w:t>
+            </w:r>
+          </w:p>
+        </w:tc>
+        <w:tc>
+          <w:tcPr>
+            <w:tcW w:w="4678" w:type="dxa"/>
             <w:vAlign w:val="center"/>
           </w:tcPr>
           <w:p>
@@ -1094,7 +1191,7 @@
                 <w:bCs/>
                 <w:color w:val="000000"/>
               </w:rPr>
-              <w:t>describir la relación entre las bases 2, 8 y 16.</w:t>
+              <w:t>Representación de video.</w:t>
             </w:r>
           </w:p>
           <w:p>
@@ -1113,7 +1210,7 @@
                 <w:bCs/>
                 <w:color w:val="000000"/>
               </w:rPr>
-              <w:t>explicar la importancia que tienen para la informática las bases que son potencias de 2.</w:t>
+              <w:t>Resolución cuestionario del tema.</w:t>
             </w:r>
           </w:p>
         </w:tc>
@@ -1183,6 +1280,13 @@
                 <w:color w:val="000000"/>
               </w:rPr>
             </w:pPr>
+            <w:r>
+              <w:rPr>
+                <w:rFonts w:ascii="Arial Narrow" w:hAnsi="Arial Narrow" w:cs="Calibri"/>
+                <w:color w:val="000000"/>
+              </w:rPr>
+              <w:t>16</w:t>
+            </w:r>
           </w:p>
         </w:tc>
         <w:tc>
@@ -2718,6 +2822,7 @@
   <w:style w:type="character" w:default="1" w:styleId="Fuentedeprrafopredeter">
     <w:name w:val="Default Paragraph Font"/>
     <w:uiPriority w:val="1"/>
+    <w:semiHidden/>
     <w:unhideWhenUsed/>
   </w:style>
   <w:style w:type="table" w:default="1" w:styleId="Tablanormal">

--- a/PDC_2026.docx
+++ b/PDC_2026.docx
@@ -86,7 +86,7 @@
                 <w:bCs/>
                 <w:color w:val="000000"/>
               </w:rPr>
-              <w:t>4</w:t>
+              <w:t>5</w:t>
             </w:r>
           </w:p>
         </w:tc>
@@ -414,7 +414,7 @@
                 <w:i/>
                 <w:color w:val="000000"/>
               </w:rPr>
-              <w:t>Introduccion</w:t>
+              <w:t>Empalmes</w:t>
             </w:r>
           </w:p>
         </w:tc>
@@ -439,7 +439,23 @@
                 <w:bCs/>
                 <w:color w:val="000000"/>
               </w:rPr>
-              <w:t>La electricidad como fenómeno presente en la naturaleza y seres humanos.</w:t>
+              <w:t xml:space="preserve">Empalmes, herramientas del electricista, instrumentos de medida de </w:t>
+            </w:r>
+            <w:r>
+              <w:rPr>
+                <w:rFonts w:ascii="Arial Narrow" w:hAnsi="Arial Narrow" w:cs="Calibri"/>
+                <w:bCs/>
+                <w:color w:val="000000"/>
+              </w:rPr>
+              <w:t>magnitudes</w:t>
+            </w:r>
+            <w:r>
+              <w:rPr>
+                <w:rFonts w:ascii="Arial Narrow" w:hAnsi="Arial Narrow" w:cs="Calibri"/>
+                <w:bCs/>
+                <w:color w:val="000000"/>
+              </w:rPr>
+              <w:t>.</w:t>
             </w:r>
           </w:p>
           <w:p>
@@ -458,61 +474,7 @@
                 <w:bCs/>
                 <w:color w:val="000000"/>
               </w:rPr>
-              <w:t>Electroestática</w:t>
-            </w:r>
-          </w:p>
-          <w:p>
-            <w:pPr>
-              <w:jc w:val="both"/>
-              <w:outlineLvl w:val="0"/>
-              <w:rPr>
-                <w:rFonts w:ascii="Arial Narrow" w:hAnsi="Arial Narrow" w:cs="Calibri"/>
-                <w:bCs/>
-                <w:color w:val="000000"/>
-              </w:rPr>
-            </w:pPr>
-            <w:r>
-              <w:rPr>
-                <w:rFonts w:ascii="Arial Narrow" w:hAnsi="Arial Narrow" w:cs="Calibri"/>
-                <w:bCs/>
-                <w:color w:val="000000"/>
-              </w:rPr>
-              <w:t xml:space="preserve">Peligros de la </w:t>
-            </w:r>
-            <w:r>
-              <w:rPr>
-                <w:rFonts w:ascii="Arial Narrow" w:hAnsi="Arial Narrow" w:cs="Calibri"/>
-                <w:bCs/>
-                <w:color w:val="000000"/>
-              </w:rPr>
-              <w:t>corriente eléctrica</w:t>
-            </w:r>
-            <w:r>
-              <w:rPr>
-                <w:rFonts w:ascii="Arial Narrow" w:hAnsi="Arial Narrow" w:cs="Calibri"/>
-                <w:bCs/>
-                <w:color w:val="000000"/>
-              </w:rPr>
-              <w:t>.</w:t>
-            </w:r>
-          </w:p>
-          <w:p>
-            <w:pPr>
-              <w:jc w:val="both"/>
-              <w:outlineLvl w:val="0"/>
-              <w:rPr>
-                <w:rFonts w:ascii="Arial Narrow" w:hAnsi="Arial Narrow" w:cs="Calibri"/>
-                <w:bCs/>
-                <w:color w:val="000000"/>
-              </w:rPr>
-            </w:pPr>
-            <w:r>
-              <w:rPr>
-                <w:rFonts w:ascii="Arial Narrow" w:hAnsi="Arial Narrow" w:cs="Calibri"/>
-                <w:bCs/>
-                <w:color w:val="000000"/>
-              </w:rPr>
-              <w:t>Materiales conductores, aislantes y semiconductores.</w:t>
+              <w:t>Empalme sencillo, western</w:t>
             </w:r>
           </w:p>
         </w:tc>
@@ -615,21 +577,14 @@
                 <w:rFonts w:ascii="Arial Narrow" w:hAnsi="Arial Narrow" w:cs="Calibri"/>
                 <w:color w:val="000000"/>
               </w:rPr>
-              <w:t xml:space="preserve"> Identifica</w:t>
-            </w:r>
-            <w:r>
-              <w:rPr>
-                <w:rFonts w:ascii="Arial Narrow" w:hAnsi="Arial Narrow" w:cs="Calibri"/>
-                <w:color w:val="000000"/>
-              </w:rPr>
-              <w:t xml:space="preserve"> los elementos presentes en el fenómeno de la corriente eléctrica</w:t>
-            </w:r>
-            <w:r>
-              <w:rPr>
-                <w:rFonts w:ascii="Arial Narrow" w:hAnsi="Arial Narrow" w:cs="Calibri"/>
-                <w:color w:val="000000"/>
-              </w:rPr>
-              <w:t>.</w:t>
+              <w:t xml:space="preserve"> </w:t>
+            </w:r>
+            <w:r>
+              <w:rPr>
+                <w:rFonts w:ascii="Arial Narrow" w:hAnsi="Arial Narrow" w:cs="Calibri"/>
+                <w:color w:val="000000"/>
+              </w:rPr>
+              <w:t>Identifica las herramientas del electricista.</w:t>
             </w:r>
           </w:p>
           <w:p>
@@ -664,33 +619,15 @@
                 <w:rFonts w:ascii="Arial Narrow" w:hAnsi="Arial Narrow" w:cs="Calibri"/>
                 <w:color w:val="000000"/>
               </w:rPr>
-              <w:t xml:space="preserve"> Elabora u</w:t>
-            </w:r>
-            <w:r>
-              <w:rPr>
-                <w:rFonts w:ascii="Arial Narrow" w:hAnsi="Arial Narrow" w:cs="Calibri"/>
-                <w:color w:val="000000"/>
-              </w:rPr>
-              <w:t>n cuestionario y ejercicios de carga, voltaje, corriente eléctrica (ley Ohm)</w:t>
-            </w:r>
-            <w:r>
-              <w:rPr>
-                <w:rFonts w:ascii="Arial Narrow" w:hAnsi="Arial Narrow" w:cs="Calibri"/>
-                <w:bCs/>
-                <w:color w:val="000000"/>
-              </w:rPr>
-              <w:t>.</w:t>
-            </w:r>
-          </w:p>
-          <w:p>
-            <w:pPr>
-              <w:outlineLvl w:val="0"/>
-              <w:rPr>
-                <w:rFonts w:ascii="Arial Narrow" w:hAnsi="Arial Narrow" w:cs="Calibri"/>
-                <w:bCs/>
-                <w:color w:val="000000"/>
-              </w:rPr>
-            </w:pPr>
+              <w:t xml:space="preserve"> Elabora </w:t>
+            </w:r>
+            <w:r>
+              <w:rPr>
+                <w:rFonts w:ascii="Arial Narrow" w:hAnsi="Arial Narrow" w:cs="Calibri"/>
+                <w:color w:val="000000"/>
+              </w:rPr>
+              <w:t>empalmes más utilizados, usando las herramientas pertinentes.</w:t>
+            </w:r>
           </w:p>
         </w:tc>
       </w:tr>
@@ -749,7 +686,7 @@
                 <w:i/>
                 <w:color w:val="000000"/>
               </w:rPr>
-              <w:t xml:space="preserve">Cargas </w:t>
+              <w:t>Empalmes</w:t>
             </w:r>
             <w:r>
               <w:rPr>
@@ -759,7 +696,7 @@
                 <w:i/>
                 <w:color w:val="000000"/>
               </w:rPr>
-              <w:t>eléctricas</w:t>
+              <w:t xml:space="preserve"> </w:t>
             </w:r>
           </w:p>
         </w:tc>
@@ -784,77 +721,7 @@
                 <w:bCs/>
                 <w:color w:val="000000"/>
               </w:rPr>
-              <w:t>Campo eléctrico (</w:t>
-            </w:r>
-            <w:r>
-              <w:rPr>
-                <w:rFonts w:ascii="Arial Narrow" w:hAnsi="Arial Narrow" w:cs="Calibri"/>
-                <w:bCs/>
-                <w:color w:val="000000"/>
-              </w:rPr>
-              <w:t>Ley de Coulomb</w:t>
-            </w:r>
-            <w:r>
-              <w:rPr>
-                <w:rFonts w:ascii="Arial Narrow" w:hAnsi="Arial Narrow" w:cs="Calibri"/>
-                <w:bCs/>
-                <w:color w:val="000000"/>
-              </w:rPr>
-              <w:t>)</w:t>
-            </w:r>
-          </w:p>
-          <w:p>
-            <w:pPr>
-              <w:jc w:val="both"/>
-              <w:outlineLvl w:val="0"/>
-              <w:rPr>
-                <w:rFonts w:ascii="Arial Narrow" w:hAnsi="Arial Narrow" w:cs="Calibri"/>
-                <w:bCs/>
-                <w:color w:val="000000"/>
-              </w:rPr>
-            </w:pPr>
-            <w:r>
-              <w:rPr>
-                <w:rFonts w:ascii="Arial Narrow" w:hAnsi="Arial Narrow" w:cs="Calibri"/>
-                <w:bCs/>
-                <w:color w:val="000000"/>
-              </w:rPr>
-              <w:t xml:space="preserve">Que es </w:t>
-            </w:r>
-            <w:r>
-              <w:rPr>
-                <w:rFonts w:ascii="Arial Narrow" w:hAnsi="Arial Narrow" w:cs="Calibri"/>
-                <w:bCs/>
-                <w:color w:val="000000"/>
-              </w:rPr>
-              <w:t>un circuito</w:t>
-            </w:r>
-            <w:r>
-              <w:rPr>
-                <w:rFonts w:ascii="Arial Narrow" w:hAnsi="Arial Narrow" w:cs="Calibri"/>
-                <w:bCs/>
-                <w:color w:val="000000"/>
-              </w:rPr>
-              <w:t xml:space="preserve"> eléctrico.</w:t>
-            </w:r>
-          </w:p>
-          <w:p>
-            <w:pPr>
-              <w:jc w:val="both"/>
-              <w:outlineLvl w:val="0"/>
-              <w:rPr>
-                <w:rFonts w:ascii="Arial Narrow" w:hAnsi="Arial Narrow" w:cs="Calibri"/>
-                <w:bCs/>
-                <w:color w:val="000000"/>
-              </w:rPr>
-            </w:pPr>
-            <w:r>
-              <w:rPr>
-                <w:rFonts w:ascii="Arial Narrow" w:hAnsi="Arial Narrow" w:cs="Calibri"/>
-                <w:bCs/>
-                <w:color w:val="000000"/>
-              </w:rPr>
-              <w:t>Ejemplos y problemas.</w:t>
+              <w:t>Empalme T, cola de rata, anudado</w:t>
             </w:r>
           </w:p>
         </w:tc>
@@ -985,7 +852,7 @@
                 <w:i/>
                 <w:color w:val="000000"/>
               </w:rPr>
-              <w:t xml:space="preserve">Voltaje </w:t>
+              <w:t>Herramientas</w:t>
             </w:r>
           </w:p>
         </w:tc>
@@ -1010,45 +877,7 @@
                 <w:bCs/>
                 <w:color w:val="000000"/>
               </w:rPr>
-              <w:t>Voltaje</w:t>
-            </w:r>
-          </w:p>
-          <w:p>
-            <w:pPr>
-              <w:jc w:val="both"/>
-              <w:outlineLvl w:val="0"/>
-              <w:rPr>
-                <w:rFonts w:ascii="Arial Narrow" w:hAnsi="Arial Narrow" w:cs="Calibri"/>
-                <w:bCs/>
-                <w:color w:val="000000"/>
-              </w:rPr>
-            </w:pPr>
-            <w:r>
-              <w:rPr>
-                <w:rFonts w:ascii="Arial Narrow" w:hAnsi="Arial Narrow" w:cs="Calibri"/>
-                <w:bCs/>
-                <w:color w:val="000000"/>
-              </w:rPr>
-              <w:t>Asociación voltaje serie y paralelo (PR)</w:t>
-            </w:r>
-          </w:p>
-          <w:p>
-            <w:pPr>
-              <w:jc w:val="both"/>
-              <w:outlineLvl w:val="0"/>
-              <w:rPr>
-                <w:rFonts w:ascii="Arial Narrow" w:hAnsi="Arial Narrow" w:cs="Calibri"/>
-                <w:bCs/>
-                <w:color w:val="000000"/>
-              </w:rPr>
-            </w:pPr>
-            <w:r>
-              <w:rPr>
-                <w:rFonts w:ascii="Arial Narrow" w:hAnsi="Arial Narrow" w:cs="Calibri"/>
-                <w:bCs/>
-                <w:color w:val="000000"/>
-              </w:rPr>
-              <w:t>Tensión</w:t>
+              <w:t>Focos, socket, interruptores.</w:t>
             </w:r>
           </w:p>
         </w:tc>
@@ -1162,7 +991,7 @@
                 <w:i/>
                 <w:color w:val="000000"/>
               </w:rPr>
-              <w:t>4</w:t>
+              <w:t>4.</w:t>
             </w:r>
             <w:r>
               <w:rPr>
@@ -1172,17 +1001,7 @@
                 <w:i/>
                 <w:color w:val="000000"/>
               </w:rPr>
-              <w:t>Intensidad</w:t>
-            </w:r>
-            <w:r>
-              <w:rPr>
-                <w:rFonts w:ascii="Arial Narrow" w:hAnsi="Arial Narrow" w:cs="Calibri"/>
-                <w:b/>
-                <w:bCs/>
-                <w:i/>
-                <w:color w:val="000000"/>
-              </w:rPr>
-              <w:t xml:space="preserve"> de corriente</w:t>
+              <w:t>Herramientas</w:t>
             </w:r>
           </w:p>
         </w:tc>
@@ -1207,85 +1026,7 @@
                 <w:bCs/>
                 <w:color w:val="000000"/>
               </w:rPr>
-              <w:t>Corriente eléctrica</w:t>
-            </w:r>
-          </w:p>
-          <w:p>
-            <w:pPr>
-              <w:jc w:val="both"/>
-              <w:outlineLvl w:val="0"/>
-              <w:rPr>
-                <w:rFonts w:ascii="Arial Narrow" w:hAnsi="Arial Narrow" w:cs="Calibri"/>
-                <w:bCs/>
-                <w:color w:val="000000"/>
-              </w:rPr>
-            </w:pPr>
-            <w:r>
-              <w:rPr>
-                <w:rFonts w:ascii="Arial Narrow" w:hAnsi="Arial Narrow" w:cs="Calibri"/>
-                <w:bCs/>
-                <w:color w:val="000000"/>
-              </w:rPr>
-              <w:t>Voltaje eficaz.</w:t>
-            </w:r>
-          </w:p>
-          <w:p>
-            <w:pPr>
-              <w:jc w:val="both"/>
-              <w:outlineLvl w:val="0"/>
-              <w:rPr>
-                <w:rFonts w:ascii="Arial Narrow" w:hAnsi="Arial Narrow" w:cs="Calibri"/>
-                <w:bCs/>
-                <w:color w:val="000000"/>
-              </w:rPr>
-            </w:pPr>
-            <w:r>
-              <w:rPr>
-                <w:rFonts w:ascii="Arial Narrow" w:hAnsi="Arial Narrow" w:cs="Calibri"/>
-                <w:bCs/>
-                <w:color w:val="000000"/>
-              </w:rPr>
-              <w:t xml:space="preserve">Elementos del </w:t>
-            </w:r>
-            <w:r>
-              <w:rPr>
-                <w:rFonts w:ascii="Arial Narrow" w:hAnsi="Arial Narrow" w:cs="Calibri"/>
-                <w:bCs/>
-                <w:color w:val="000000"/>
-              </w:rPr>
-              <w:t>circuito y</w:t>
-            </w:r>
-            <w:r>
-              <w:rPr>
-                <w:rFonts w:ascii="Arial Narrow" w:hAnsi="Arial Narrow" w:cs="Calibri"/>
-                <w:bCs/>
-                <w:color w:val="000000"/>
-              </w:rPr>
-              <w:t xml:space="preserve"> </w:t>
-            </w:r>
-            <w:r>
-              <w:rPr>
-                <w:rFonts w:ascii="Arial Narrow" w:hAnsi="Arial Narrow" w:cs="Calibri"/>
-                <w:bCs/>
-                <w:color w:val="000000"/>
-              </w:rPr>
-              <w:t>ejercicios (</w:t>
-            </w:r>
-            <w:r>
-              <w:rPr>
-                <w:rFonts w:ascii="Arial Narrow" w:hAnsi="Arial Narrow" w:cs="Calibri"/>
-                <w:bCs/>
-                <w:color w:val="000000"/>
-              </w:rPr>
-              <w:t>Ley de Ohm</w:t>
-            </w:r>
-            <w:r>
-              <w:rPr>
-                <w:rFonts w:ascii="Arial Narrow" w:hAnsi="Arial Narrow" w:cs="Calibri"/>
-                <w:bCs/>
-                <w:color w:val="000000"/>
-              </w:rPr>
-              <w:t>)</w:t>
+              <w:t>Timbres, tomacorrientes, térmicos.</w:t>
             </w:r>
           </w:p>
         </w:tc>
@@ -1326,6 +1067,13 @@
                 <w:color w:val="000000"/>
               </w:rPr>
             </w:pPr>
+            <w:r>
+              <w:rPr>
+                <w:rFonts w:ascii="Arial Narrow" w:hAnsi="Arial Narrow" w:cs="Calibri"/>
+                <w:color w:val="000000"/>
+              </w:rPr>
+              <w:t>8</w:t>
+            </w:r>
           </w:p>
         </w:tc>
         <w:tc>
@@ -1475,7 +1223,6 @@
               </w:rPr>
             </w:pPr>
             <w:r>
-              <w:lastRenderedPageBreak/>
               <w:br w:type="page"/>
             </w:r>
             <w:r>
@@ -1697,6 +1444,7 @@
                 <w:bCs/>
                 <w:szCs w:val="16"/>
               </w:rPr>
+              <w:lastRenderedPageBreak/>
               <w:t>.</w:t>
             </w:r>
           </w:p>
@@ -1721,6 +1469,7 @@
                 <w:bCs/>
                 <w:szCs w:val="16"/>
               </w:rPr>
+              <w:lastRenderedPageBreak/>
               <w:t>Evaluación diferenciada para detectar el peligro que conlleva el uso de la electricidad en el taller eléctrico.</w:t>
             </w:r>
           </w:p>
@@ -2023,7 +1772,6 @@
           <w:b/>
           <w:color w:val="000000"/>
         </w:rPr>
-        <w:lastRenderedPageBreak/>
         <w:t>Adaptaciones curriculares:</w:t>
       </w:r>
     </w:p>

--- a/PDC_2026.docx
+++ b/PDC_2026.docx
@@ -86,7 +86,7 @@
                 <w:bCs/>
                 <w:color w:val="000000"/>
               </w:rPr>
-              <w:t>5</w:t>
+              <w:t>6</w:t>
             </w:r>
           </w:p>
         </w:tc>
@@ -376,7 +376,42 @@
                 <w:rFonts w:ascii="Arial Narrow" w:hAnsi="Arial Narrow" w:cs="Calibri"/>
                 <w:color w:val="000000"/>
               </w:rPr>
-              <w:t>Reconoce las magnitudes y medidas eléctricas básicas</w:t>
+              <w:t xml:space="preserve">Reconoce </w:t>
+            </w:r>
+            <w:r>
+              <w:rPr>
+                <w:rFonts w:ascii="Arial Narrow" w:hAnsi="Arial Narrow" w:cs="Calibri"/>
+                <w:color w:val="000000"/>
+              </w:rPr>
+              <w:t>instrumentos de</w:t>
+            </w:r>
+            <w:r>
+              <w:rPr>
+                <w:rFonts w:ascii="Arial Narrow" w:hAnsi="Arial Narrow" w:cs="Calibri"/>
+                <w:color w:val="000000"/>
+              </w:rPr>
+              <w:t xml:space="preserve"> medida</w:t>
+            </w:r>
+            <w:r>
+              <w:rPr>
+                <w:rFonts w:ascii="Arial Narrow" w:hAnsi="Arial Narrow" w:cs="Calibri"/>
+                <w:color w:val="000000"/>
+              </w:rPr>
+              <w:t xml:space="preserve"> de magnitudes</w:t>
+            </w:r>
+            <w:r>
+              <w:rPr>
+                <w:rFonts w:ascii="Arial Narrow" w:hAnsi="Arial Narrow" w:cs="Calibri"/>
+                <w:color w:val="000000"/>
+              </w:rPr>
+              <w:t xml:space="preserve"> eléctrica</w:t>
+            </w:r>
+            <w:r>
+              <w:rPr>
+                <w:rFonts w:ascii="Arial Narrow" w:hAnsi="Arial Narrow" w:cs="Calibri"/>
+                <w:color w:val="000000"/>
+              </w:rPr>
+              <w:t>s</w:t>
             </w:r>
           </w:p>
         </w:tc>
@@ -414,7 +449,7 @@
                 <w:i/>
                 <w:color w:val="000000"/>
               </w:rPr>
-              <w:t>Empalmes</w:t>
+              <w:t>Medidas</w:t>
             </w:r>
           </w:p>
         </w:tc>
@@ -439,42 +474,7 @@
                 <w:bCs/>
                 <w:color w:val="000000"/>
               </w:rPr>
-              <w:t xml:space="preserve">Empalmes, herramientas del electricista, instrumentos de medida de </w:t>
-            </w:r>
-            <w:r>
-              <w:rPr>
-                <w:rFonts w:ascii="Arial Narrow" w:hAnsi="Arial Narrow" w:cs="Calibri"/>
-                <w:bCs/>
-                <w:color w:val="000000"/>
-              </w:rPr>
-              <w:t>magnitudes</w:t>
-            </w:r>
-            <w:r>
-              <w:rPr>
-                <w:rFonts w:ascii="Arial Narrow" w:hAnsi="Arial Narrow" w:cs="Calibri"/>
-                <w:bCs/>
-                <w:color w:val="000000"/>
-              </w:rPr>
-              <w:t>.</w:t>
-            </w:r>
-          </w:p>
-          <w:p>
-            <w:pPr>
-              <w:jc w:val="both"/>
-              <w:outlineLvl w:val="0"/>
-              <w:rPr>
-                <w:rFonts w:ascii="Arial Narrow" w:hAnsi="Arial Narrow" w:cs="Calibri"/>
-                <w:bCs/>
-                <w:color w:val="000000"/>
-              </w:rPr>
-            </w:pPr>
-            <w:r>
-              <w:rPr>
-                <w:rFonts w:ascii="Arial Narrow" w:hAnsi="Arial Narrow" w:cs="Calibri"/>
-                <w:bCs/>
-                <w:color w:val="000000"/>
-              </w:rPr>
-              <w:t>Empalme sencillo, western</w:t>
+              <w:t>Reconoce los equipos de medición de magnitudes eléctricas</w:t>
             </w:r>
           </w:p>
         </w:tc>
@@ -584,7 +584,21 @@
                 <w:rFonts w:ascii="Arial Narrow" w:hAnsi="Arial Narrow" w:cs="Calibri"/>
                 <w:color w:val="000000"/>
               </w:rPr>
-              <w:t>Identifica las herramientas del electricista.</w:t>
+              <w:t>Identifica l</w:t>
+            </w:r>
+            <w:r>
+              <w:rPr>
+                <w:rFonts w:ascii="Arial Narrow" w:hAnsi="Arial Narrow" w:cs="Calibri"/>
+                <w:color w:val="000000"/>
+              </w:rPr>
+              <w:t>os instrumentos de medición de magnitudes eléctricas</w:t>
+            </w:r>
+            <w:r>
+              <w:rPr>
+                <w:rFonts w:ascii="Arial Narrow" w:hAnsi="Arial Narrow" w:cs="Calibri"/>
+                <w:color w:val="000000"/>
+              </w:rPr>
+              <w:t>.</w:t>
             </w:r>
           </w:p>
           <w:p>
@@ -626,7 +640,14 @@
                 <w:rFonts w:ascii="Arial Narrow" w:hAnsi="Arial Narrow" w:cs="Calibri"/>
                 <w:color w:val="000000"/>
               </w:rPr>
-              <w:t>empalmes más utilizados, usando las herramientas pertinentes.</w:t>
+              <w:t>un circuito eléctrico en serie y paralelo</w:t>
+            </w:r>
+            <w:r>
+              <w:rPr>
+                <w:rFonts w:ascii="Arial Narrow" w:hAnsi="Arial Narrow" w:cs="Calibri"/>
+                <w:color w:val="000000"/>
+              </w:rPr>
+              <w:t>.</w:t>
             </w:r>
           </w:p>
         </w:tc>
@@ -686,17 +707,7 @@
                 <w:i/>
                 <w:color w:val="000000"/>
               </w:rPr>
-              <w:t>Empalmes</w:t>
-            </w:r>
-            <w:r>
-              <w:rPr>
-                <w:rFonts w:ascii="Arial Narrow" w:hAnsi="Arial Narrow" w:cs="Calibri"/>
-                <w:b/>
-                <w:bCs/>
-                <w:i/>
-                <w:color w:val="000000"/>
-              </w:rPr>
-              <w:t xml:space="preserve"> </w:t>
+              <w:t>Medidas</w:t>
             </w:r>
           </w:p>
         </w:tc>
@@ -721,7 +732,23 @@
                 <w:bCs/>
                 <w:color w:val="000000"/>
               </w:rPr>
-              <w:t>Empalme T, cola de rata, anudado</w:t>
+              <w:t xml:space="preserve">Realiza medición de magnitudes eléctricas, </w:t>
+            </w:r>
+            <w:r>
+              <w:rPr>
+                <w:rFonts w:ascii="Arial Narrow" w:hAnsi="Arial Narrow" w:cs="Calibri"/>
+                <w:bCs/>
+                <w:color w:val="000000"/>
+              </w:rPr>
+              <w:t>de voltaje, corriente, resistencia</w:t>
+            </w:r>
+            <w:r>
+              <w:rPr>
+                <w:rFonts w:ascii="Arial Narrow" w:hAnsi="Arial Narrow" w:cs="Calibri"/>
+                <w:bCs/>
+                <w:color w:val="000000"/>
+              </w:rPr>
+              <w:t>.</w:t>
             </w:r>
           </w:p>
         </w:tc>
@@ -852,7 +879,7 @@
                 <w:i/>
                 <w:color w:val="000000"/>
               </w:rPr>
-              <w:t>Herramientas</w:t>
+              <w:t>Medidas</w:t>
             </w:r>
           </w:p>
         </w:tc>
@@ -877,7 +904,7 @@
                 <w:bCs/>
                 <w:color w:val="000000"/>
               </w:rPr>
-              <w:t>Focos, socket, interruptores.</w:t>
+              <w:t>Realiza medición de magnitudes eléctricas, en circuito en serie y paralelo.</w:t>
             </w:r>
           </w:p>
         </w:tc>
@@ -1001,7 +1028,7 @@
                 <w:i/>
                 <w:color w:val="000000"/>
               </w:rPr>
-              <w:t>Herramientas</w:t>
+              <w:t>Medidas</w:t>
             </w:r>
           </w:p>
         </w:tc>
@@ -1026,7 +1053,15 @@
                 <w:bCs/>
                 <w:color w:val="000000"/>
               </w:rPr>
-              <w:t>Timbres, tomacorrientes, térmicos.</w:t>
+              <w:t xml:space="preserve">Realiza medición de magnitudes eléctricas, en circuito en </w:t>
+            </w:r>
+            <w:r>
+              <w:rPr>
+                <w:rFonts w:ascii="Arial Narrow" w:hAnsi="Arial Narrow" w:cs="Calibri"/>
+                <w:bCs/>
+                <w:color w:val="000000"/>
+              </w:rPr>
+              <w:t>paralelo.</w:t>
             </w:r>
           </w:p>
         </w:tc>
@@ -1444,7 +1479,6 @@
                 <w:bCs/>
                 <w:szCs w:val="16"/>
               </w:rPr>
-              <w:lastRenderedPageBreak/>
               <w:t>.</w:t>
             </w:r>
           </w:p>
@@ -1469,7 +1503,6 @@
                 <w:bCs/>
                 <w:szCs w:val="16"/>
               </w:rPr>
-              <w:lastRenderedPageBreak/>
               <w:t>Evaluación diferenciada para detectar el peligro que conlleva el uso de la electricidad en el taller eléctrico.</w:t>
             </w:r>
           </w:p>
